--- a/flow/20230914_vu_template/drafts/2024-08-u/29-ЧТ-усікновення_голови_Йоана.docx
+++ b/flow/20230914_vu_template/drafts/2024-08-u/29-ЧТ-усікновення_голови_Йоана.docx
@@ -9845,30 +9845,19 @@
       </w:pPr>
       <w:r>
         <w:rPr>
-          <w:rFonts w:ascii="Times New Roman" w:hAnsi="Times New Roman" w:cs="Times New Roman"/>
-          <w:i/>
-          <w:color w:val="FF0000"/>
-          <w:sz w:val="24"/>
-          <w:szCs w:val="24"/>
+          <w:rFonts w:ascii="Times New Roman" w:hAnsi="Times New Roman"/>
+          <w:i/>
+          <w:color w:val="FF4400"/>
+          <w:sz w:val="24"/>
         </w:rPr>
         <w:t>Священик:</w:t>
       </w:r>
       <w:r>
         <w:rPr>
-          <w:rFonts w:ascii="Times New Roman" w:hAnsi="Times New Roman" w:cs="Times New Roman"/>
-          <w:color w:val="FF0000"/>
-          <w:sz w:val="24"/>
-          <w:szCs w:val="24"/>
-        </w:rPr>
-        <w:t xml:space="preserve"> </w:t>
-      </w:r>
-      <w:r>
-        <w:rPr>
-          <w:rFonts w:ascii="Times New Roman" w:hAnsi="Times New Roman" w:cs="Times New Roman"/>
-          <w:sz w:val="24"/>
-          <w:szCs w:val="24"/>
-        </w:rPr>
-        <w:t>Мир всім.</w:t>
+          <w:rFonts w:ascii="Times New Roman" w:hAnsi="Times New Roman"/>
+          <w:sz w:val="24"/>
+        </w:rPr>
+        <w:t xml:space="preserve"> Мир всім.</w:t>
       </w:r>
     </w:p>
     <w:p>
@@ -12538,16 +12527,43 @@
       </w:pPr>
       <w:r>
         <w:rPr>
-          <w:rFonts w:ascii="Times New Roman" w:hAnsi="Times New Roman" w:cs="Times New Roman"/>
-          <w:i/>
-          <w:color w:val="FF0000"/>
-          <w:sz w:val="24"/>
-          <w:szCs w:val="24"/>
+          <w:rFonts w:ascii="Times New Roman" w:hAnsi="Times New Roman"/>
+          <w:i/>
+          <w:color w:val="FF4400"/>
+          <w:sz w:val="24"/>
         </w:rPr>
         <w:t>Священик:</w:t>
       </w:r>
       <w:r>
         <w:rPr>
+          <w:rFonts w:ascii="Times New Roman" w:hAnsi="Times New Roman"/>
+          <w:sz w:val="24"/>
+        </w:rPr>
+        <w:t xml:space="preserve"> Бо Ти – Бог милости, ласк і людинолюбности, і Тобі славу віддаємо, Отцю, і Сину, і Святому Духові, нині, і повсякчас, і на віки віків.</w:t>
+      </w:r>
+    </w:p>
+    <w:p>
+      <w:pPr>
+        <w:spacing w:after="120"/>
+        <w:jc w:val="both"/>
+        <w:rPr>
+          <w:rFonts w:ascii="Times New Roman" w:hAnsi="Times New Roman" w:cs="Times New Roman"/>
+          <w:sz w:val="24"/>
+          <w:szCs w:val="24"/>
+        </w:rPr>
+      </w:pPr>
+      <w:r>
+        <w:rPr>
+          <w:rFonts w:ascii="Times New Roman" w:hAnsi="Times New Roman" w:cs="Times New Roman"/>
+          <w:i/>
+          <w:color w:val="FF0000"/>
+          <w:sz w:val="24"/>
+          <w:szCs w:val="24"/>
+        </w:rPr>
+        <w:t>Вірні:</w:t>
+      </w:r>
+      <w:r>
+        <w:rPr>
           <w:rFonts w:ascii="Times New Roman" w:hAnsi="Times New Roman" w:cs="Times New Roman"/>
           <w:color w:val="FF0000"/>
           <w:sz w:val="24"/>
@@ -12558,20 +12574,37 @@
       <w:r>
         <w:rPr>
           <w:rFonts w:ascii="Times New Roman" w:hAnsi="Times New Roman" w:cs="Times New Roman"/>
-          <w:color w:val="000000"/>
-          <w:sz w:val="24"/>
-          <w:szCs w:val="24"/>
-        </w:rPr>
-        <w:t>Бо Ти – Бог милости, ласк і людинолюбности, і Тобі славу віддаємо, Отцю, і Сину, і Святому Духові, нині, і повсякчас, і на в</w:t>
-      </w:r>
-      <w:r>
-        <w:rPr>
-          <w:rFonts w:ascii="Times New Roman" w:hAnsi="Times New Roman" w:cs="Times New Roman"/>
-          <w:color w:val="000000"/>
-          <w:sz w:val="24"/>
-          <w:szCs w:val="24"/>
-        </w:rPr>
-        <w:t>іки віків.</w:t>
+          <w:sz w:val="24"/>
+          <w:szCs w:val="24"/>
+        </w:rPr>
+        <w:t>Амінь.</w:t>
+      </w:r>
+    </w:p>
+    <w:p>
+      <w:pPr>
+        <w:spacing w:after="120"/>
+        <w:jc w:val="both"/>
+        <w:rPr>
+          <w:rFonts w:ascii="Times New Roman" w:hAnsi="Times New Roman" w:cs="Times New Roman"/>
+          <w:sz w:val="24"/>
+          <w:szCs w:val="24"/>
+        </w:rPr>
+      </w:pPr>
+      <w:r>
+        <w:rPr>
+          <w:rFonts w:ascii="Times New Roman" w:hAnsi="Times New Roman"/>
+          <w:i/>
+          <w:color w:val="FF4400"/>
+          <w:sz w:val="24"/>
+        </w:rPr>
+        <w:t>Священик:</w:t>
+      </w:r>
+      <w:r>
+        <w:rPr>
+          <w:rFonts w:ascii="Times New Roman" w:hAnsi="Times New Roman"/>
+          <w:sz w:val="24"/>
+        </w:rPr>
+        <w:t xml:space="preserve"> Мир всім.</w:t>
       </w:r>
     </w:p>
     <w:p>
@@ -12609,208 +12642,123 @@
           <w:sz w:val="24"/>
           <w:szCs w:val="24"/>
         </w:rPr>
-        <w:t>Амінь.</w:t>
-      </w:r>
-    </w:p>
-    <w:p>
-      <w:pPr>
-        <w:spacing w:after="120"/>
-        <w:jc w:val="both"/>
-        <w:rPr>
-          <w:rFonts w:ascii="Times New Roman" w:hAnsi="Times New Roman" w:cs="Times New Roman"/>
-          <w:sz w:val="24"/>
-          <w:szCs w:val="24"/>
-        </w:rPr>
-      </w:pPr>
-      <w:r>
-        <w:rPr>
-          <w:rFonts w:ascii="Times New Roman" w:hAnsi="Times New Roman" w:cs="Times New Roman"/>
-          <w:i/>
-          <w:color w:val="FF0000"/>
-          <w:sz w:val="24"/>
-          <w:szCs w:val="24"/>
+        <w:t>І духові твоєму.</w:t>
+      </w:r>
+    </w:p>
+    <w:p>
+      <w:pPr>
+        <w:spacing w:after="120"/>
+        <w:jc w:val="both"/>
+        <w:rPr>
+          <w:rFonts w:ascii="Times New Roman" w:hAnsi="Times New Roman" w:cs="Times New Roman"/>
+          <w:sz w:val="24"/>
+          <w:szCs w:val="24"/>
+        </w:rPr>
+      </w:pPr>
+      <w:r>
+        <w:rPr>
+          <w:rFonts w:ascii="Times New Roman" w:hAnsi="Times New Roman" w:cs="Times New Roman"/>
+          <w:sz w:val="24"/>
+          <w:szCs w:val="24"/>
+        </w:rPr>
+        <w:t>Голови ваші перед Господом схиліть.</w:t>
+      </w:r>
+    </w:p>
+    <w:p>
+      <w:pPr>
+        <w:spacing w:after="120"/>
+        <w:jc w:val="both"/>
+        <w:rPr>
+          <w:rFonts w:ascii="Times New Roman" w:hAnsi="Times New Roman" w:cs="Times New Roman"/>
+          <w:sz w:val="24"/>
+          <w:szCs w:val="24"/>
+        </w:rPr>
+      </w:pPr>
+      <w:r>
+        <w:rPr>
+          <w:rFonts w:ascii="Times New Roman" w:hAnsi="Times New Roman" w:cs="Times New Roman"/>
+          <w:i/>
+          <w:color w:val="FF0000"/>
+          <w:sz w:val="24"/>
+          <w:szCs w:val="24"/>
+        </w:rPr>
+        <w:t>Вірні:</w:t>
+      </w:r>
+      <w:r>
+        <w:rPr>
+          <w:rFonts w:ascii="Times New Roman" w:hAnsi="Times New Roman" w:cs="Times New Roman"/>
+          <w:color w:val="FF0000"/>
+          <w:sz w:val="24"/>
+          <w:szCs w:val="24"/>
+        </w:rPr>
+        <w:t xml:space="preserve"> </w:t>
+      </w:r>
+      <w:r>
+        <w:rPr>
+          <w:rFonts w:ascii="Times New Roman" w:hAnsi="Times New Roman" w:cs="Times New Roman"/>
+          <w:sz w:val="24"/>
+          <w:szCs w:val="24"/>
+        </w:rPr>
+        <w:t>Тобі, Господи.</w:t>
+      </w:r>
+    </w:p>
+    <w:p>
+      <w:pPr>
+        <w:spacing w:after="120"/>
+        <w:jc w:val="both"/>
+        <w:rPr>
+          <w:rFonts w:ascii="Times New Roman" w:hAnsi="Times New Roman" w:cs="Times New Roman"/>
+          <w:sz w:val="24"/>
+          <w:szCs w:val="24"/>
+        </w:rPr>
+      </w:pPr>
+      <w:r>
+        <w:rPr>
+          <w:rFonts w:ascii="Times New Roman" w:hAnsi="Times New Roman" w:cs="Times New Roman"/>
+          <w:i/>
+          <w:color w:val="FF0000"/>
+          <w:sz w:val="24"/>
+          <w:szCs w:val="24"/>
+        </w:rPr>
+        <w:t>Священик читає молитву:</w:t>
+      </w:r>
+      <w:r>
+        <w:rPr>
+          <w:rFonts w:ascii="Times New Roman" w:hAnsi="Times New Roman" w:cs="Times New Roman"/>
+          <w:sz w:val="24"/>
+          <w:szCs w:val="24"/>
+        </w:rPr>
+        <w:t xml:space="preserve"> Господи, Боже наш, що прихилив небо і зійшов на спасіння людського роду! Зглянься на слуг твоїх і на спадкоємство твоє, бо перед тобою, страшним і людинолюбним Суддею, слуги твої схилили свої голови і зігнули свої шиї, не від людей очікуючи допомоги, але </w:t>
+      </w:r>
+      <w:r>
+        <w:rPr>
+          <w:rFonts w:ascii="Times New Roman" w:hAnsi="Times New Roman" w:cs="Times New Roman"/>
+          <w:sz w:val="24"/>
+          <w:szCs w:val="24"/>
+        </w:rPr>
+        <w:t>на твою надіючись милість і твого очікуючи спасіння; тож оберігай їх повсякчасно, і в цей вечір, і в прийдешню ніч збережи від усякого ворога, і від будь-якого зазіхання диявольського, і від думок марних, і спогадів лукавих.</w:t>
+      </w:r>
+    </w:p>
+    <w:p>
+      <w:pPr>
+        <w:pStyle w:val="a"/>
+        <w:spacing w:after="120"/>
+      </w:pPr>
+      <w:r>
+        <w:rPr>
+          <w:rFonts w:ascii="Times New Roman" w:hAnsi="Times New Roman"/>
+          <w:i/>
+          <w:color w:val="FF4400"/>
+          <w:sz w:val="24"/>
         </w:rPr>
         <w:t>Священик:</w:t>
       </w:r>
       <w:r>
         <w:rPr>
-          <w:rFonts w:ascii="Times New Roman" w:hAnsi="Times New Roman" w:cs="Times New Roman"/>
-          <w:color w:val="FF0000"/>
-          <w:sz w:val="24"/>
-          <w:szCs w:val="24"/>
-        </w:rPr>
-        <w:t xml:space="preserve"> </w:t>
-      </w:r>
-      <w:r>
-        <w:rPr>
-          <w:rFonts w:ascii="Times New Roman" w:hAnsi="Times New Roman" w:cs="Times New Roman"/>
-          <w:sz w:val="24"/>
-          <w:szCs w:val="24"/>
-        </w:rPr>
-        <w:t>Мир всім.</w:t>
-      </w:r>
-    </w:p>
-    <w:p>
-      <w:pPr>
-        <w:spacing w:after="120"/>
-        <w:jc w:val="both"/>
-        <w:rPr>
-          <w:rFonts w:ascii="Times New Roman" w:hAnsi="Times New Roman" w:cs="Times New Roman"/>
-          <w:sz w:val="24"/>
-          <w:szCs w:val="24"/>
-        </w:rPr>
-      </w:pPr>
-      <w:r>
-        <w:rPr>
-          <w:rFonts w:ascii="Times New Roman" w:hAnsi="Times New Roman" w:cs="Times New Roman"/>
-          <w:i/>
-          <w:color w:val="FF0000"/>
-          <w:sz w:val="24"/>
-          <w:szCs w:val="24"/>
-        </w:rPr>
-        <w:t>Вірні:</w:t>
-      </w:r>
-      <w:r>
-        <w:rPr>
-          <w:rFonts w:ascii="Times New Roman" w:hAnsi="Times New Roman" w:cs="Times New Roman"/>
-          <w:color w:val="FF0000"/>
-          <w:sz w:val="24"/>
-          <w:szCs w:val="24"/>
-        </w:rPr>
-        <w:t xml:space="preserve"> </w:t>
-      </w:r>
-      <w:r>
-        <w:rPr>
-          <w:rFonts w:ascii="Times New Roman" w:hAnsi="Times New Roman" w:cs="Times New Roman"/>
-          <w:sz w:val="24"/>
-          <w:szCs w:val="24"/>
-        </w:rPr>
-        <w:t>І духові твоєму.</w:t>
-      </w:r>
-    </w:p>
-    <w:p>
-      <w:pPr>
-        <w:spacing w:after="120"/>
-        <w:jc w:val="both"/>
-        <w:rPr>
-          <w:rFonts w:ascii="Times New Roman" w:hAnsi="Times New Roman" w:cs="Times New Roman"/>
-          <w:sz w:val="24"/>
-          <w:szCs w:val="24"/>
-        </w:rPr>
-      </w:pPr>
-      <w:r>
-        <w:rPr>
-          <w:rFonts w:ascii="Times New Roman" w:hAnsi="Times New Roman" w:cs="Times New Roman"/>
-          <w:sz w:val="24"/>
-          <w:szCs w:val="24"/>
-        </w:rPr>
-        <w:t>Голови ваші перед Господом схиліть.</w:t>
-      </w:r>
-    </w:p>
-    <w:p>
-      <w:pPr>
-        <w:spacing w:after="120"/>
-        <w:jc w:val="both"/>
-        <w:rPr>
-          <w:rFonts w:ascii="Times New Roman" w:hAnsi="Times New Roman" w:cs="Times New Roman"/>
-          <w:sz w:val="24"/>
-          <w:szCs w:val="24"/>
-        </w:rPr>
-      </w:pPr>
-      <w:r>
-        <w:rPr>
-          <w:rFonts w:ascii="Times New Roman" w:hAnsi="Times New Roman" w:cs="Times New Roman"/>
-          <w:i/>
-          <w:color w:val="FF0000"/>
-          <w:sz w:val="24"/>
-          <w:szCs w:val="24"/>
-        </w:rPr>
-        <w:t>Вірні:</w:t>
-      </w:r>
-      <w:r>
-        <w:rPr>
-          <w:rFonts w:ascii="Times New Roman" w:hAnsi="Times New Roman" w:cs="Times New Roman"/>
-          <w:color w:val="FF0000"/>
-          <w:sz w:val="24"/>
-          <w:szCs w:val="24"/>
-        </w:rPr>
-        <w:t xml:space="preserve"> </w:t>
-      </w:r>
-      <w:r>
-        <w:rPr>
-          <w:rFonts w:ascii="Times New Roman" w:hAnsi="Times New Roman" w:cs="Times New Roman"/>
-          <w:sz w:val="24"/>
-          <w:szCs w:val="24"/>
-        </w:rPr>
-        <w:t>Тобі, Господи.</w:t>
-      </w:r>
-    </w:p>
-    <w:p>
-      <w:pPr>
-        <w:spacing w:after="120"/>
-        <w:jc w:val="both"/>
-        <w:rPr>
-          <w:rFonts w:ascii="Times New Roman" w:hAnsi="Times New Roman" w:cs="Times New Roman"/>
-          <w:sz w:val="24"/>
-          <w:szCs w:val="24"/>
-        </w:rPr>
-      </w:pPr>
-      <w:r>
-        <w:rPr>
-          <w:rFonts w:ascii="Times New Roman" w:hAnsi="Times New Roman" w:cs="Times New Roman"/>
-          <w:i/>
-          <w:color w:val="FF0000"/>
-          <w:sz w:val="24"/>
-          <w:szCs w:val="24"/>
-        </w:rPr>
-        <w:t>Священик читає молитву:</w:t>
-      </w:r>
-      <w:r>
-        <w:rPr>
-          <w:rFonts w:ascii="Times New Roman" w:hAnsi="Times New Roman" w:cs="Times New Roman"/>
-          <w:sz w:val="24"/>
-          <w:szCs w:val="24"/>
-        </w:rPr>
-        <w:t xml:space="preserve"> Господи, Боже наш, що прихилив небо і зійшов на спасіння людського роду! Зглянься на слуг твоїх і на спадкоємство твоє, бо перед тобою, страшним і людинолюбним Суддею, слуги твої схилили свої голови і зігнули свої шиї, не від людей очікуючи допомоги, але </w:t>
-      </w:r>
-      <w:r>
-        <w:rPr>
-          <w:rFonts w:ascii="Times New Roman" w:hAnsi="Times New Roman" w:cs="Times New Roman"/>
-          <w:sz w:val="24"/>
-          <w:szCs w:val="24"/>
-        </w:rPr>
-        <w:t>на твою надіючись милість і твого очікуючи спасіння; тож оберігай їх повсякчасно, і в цей вечір, і в прийдешню ніч збережи від усякого ворога, і від будь-якого зазіхання диявольського, і від думок марних, і спогадів лукавих.</w:t>
-      </w:r>
-    </w:p>
-    <w:p>
-      <w:pPr>
-        <w:pStyle w:val="a"/>
-        <w:spacing w:after="120"/>
-      </w:pPr>
-      <w:r>
-        <w:rPr>
-          <w:rFonts w:ascii="Times New Roman" w:hAnsi="Times New Roman"/>
-          <w:i/>
-          <w:color w:val="FF0000"/>
-          <w:sz w:val="24"/>
-        </w:rPr>
-        <w:t>Священик:</w:t>
-      </w:r>
-      <w:r>
-        <w:rPr>
-          <w:rFonts w:ascii="Times New Roman" w:hAnsi="Times New Roman"/>
-          <w:color w:val="FF0000"/>
-          <w:sz w:val="24"/>
-        </w:rPr>
-        <w:t xml:space="preserve"> </w:t>
-      </w:r>
-      <w:r>
-        <w:rPr>
-          <w:rFonts w:ascii="Times New Roman" w:hAnsi="Times New Roman"/>
-          <w:color w:val="000000"/>
-          <w:sz w:val="24"/>
-        </w:rPr>
-        <w:t>Нехай буде влада царства Твого благословенна і дуже прославлена: Отця, і Сина, і Святого Духа, нині і повсякчас, і на віки віків.</w:t>
+          <w:rFonts w:ascii="Times New Roman" w:hAnsi="Times New Roman"/>
+          <w:sz w:val="24"/>
+        </w:rPr>
+        <w:t xml:space="preserve"> Нехай буде влада царства Твого благословенна і дуже прославлена: Отця, і Сина, і Святого Духа, нині і повсякчас, і на віки віків.</w:t>
       </w:r>
     </w:p>
     <w:p>
@@ -13576,29 +13524,19 @@
       </w:pPr>
       <w:r>
         <w:rPr>
-          <w:rFonts w:ascii="Times New Roman" w:hAnsi="Times New Roman" w:cs="Times New Roman"/>
-          <w:i/>
-          <w:color w:val="FF0000"/>
-          <w:sz w:val="24"/>
-          <w:szCs w:val="24"/>
+          <w:rFonts w:ascii="Times New Roman" w:hAnsi="Times New Roman"/>
+          <w:i/>
+          <w:color w:val="FF4400"/>
+          <w:sz w:val="24"/>
         </w:rPr>
         <w:t>Священик:</w:t>
       </w:r>
       <w:r>
         <w:rPr>
-          <w:rFonts w:ascii="Times New Roman" w:hAnsi="Times New Roman" w:cs="Times New Roman"/>
-          <w:sz w:val="24"/>
-          <w:szCs w:val="24"/>
-        </w:rPr>
-        <w:t xml:space="preserve"> Вислухай нас, Боже, Спасителю наш, надіє всіх людей на землі і тих, що далеко на морі та в повітрі; будь, Владико, ласкавий нам у гріхах наших, і помилуй нас. Милостивий бо і людинолюбн</w:t>
-      </w:r>
-      <w:r>
-        <w:rPr>
-          <w:rFonts w:ascii="Times New Roman" w:hAnsi="Times New Roman" w:cs="Times New Roman"/>
-          <w:sz w:val="24"/>
-          <w:szCs w:val="24"/>
-        </w:rPr>
-        <w:t>ий Бог єси, і тобі славу віддаємо: Отцю, і Сину, і Святому Духові, нині і повсякчас, і на віки віків.</w:t>
+          <w:rFonts w:ascii="Times New Roman" w:hAnsi="Times New Roman"/>
+          <w:sz w:val="24"/>
+        </w:rPr>
+        <w:t xml:space="preserve"> Вислухай нас, Боже, Спасителю наш, надіє всіх людей на землі і тих, що далеко на морі та в повітрі; будь, Владико, ласкавий нам у гріхах наших, і помилуй нас. Милостивий бо і людинолюбний Бог єси, і тобі славу віддаємо: Отцю, і Сину, і Святому Духові, нині і повсякчас, і на віки віків.</w:t>
       </w:r>
     </w:p>
     <w:p>
@@ -13642,30 +13580,19 @@
       </w:pPr>
       <w:r>
         <w:rPr>
-          <w:rFonts w:ascii="Times New Roman" w:hAnsi="Times New Roman" w:cs="Times New Roman"/>
-          <w:i/>
-          <w:color w:val="FF0000"/>
-          <w:sz w:val="24"/>
-          <w:szCs w:val="24"/>
+          <w:rFonts w:ascii="Times New Roman" w:hAnsi="Times New Roman"/>
+          <w:i/>
+          <w:color w:val="FF4400"/>
+          <w:sz w:val="24"/>
         </w:rPr>
         <w:t>Священик:</w:t>
       </w:r>
       <w:r>
         <w:rPr>
-          <w:rFonts w:ascii="Times New Roman" w:hAnsi="Times New Roman" w:cs="Times New Roman"/>
-          <w:i/>
-          <w:sz w:val="24"/>
-          <w:szCs w:val="24"/>
-        </w:rPr>
-        <w:t xml:space="preserve"> </w:t>
-      </w:r>
-      <w:r>
-        <w:rPr>
-          <w:rFonts w:ascii="Times New Roman" w:hAnsi="Times New Roman" w:cs="Times New Roman"/>
-          <w:sz w:val="24"/>
-          <w:szCs w:val="24"/>
-        </w:rPr>
-        <w:t>Мир всім.</w:t>
+          <w:rFonts w:ascii="Times New Roman" w:hAnsi="Times New Roman"/>
+          <w:sz w:val="24"/>
+        </w:rPr>
+        <w:t xml:space="preserve"> Мир всім.</w:t>
       </w:r>
     </w:p>
     <w:p>
@@ -13757,73 +13684,35 @@
       </w:pPr>
       <w:r>
         <w:rPr>
-          <w:rFonts w:ascii="Times New Roman" w:hAnsi="Times New Roman" w:cs="Times New Roman"/>
-          <w:i/>
-          <w:color w:val="FF0000"/>
-          <w:sz w:val="24"/>
-          <w:szCs w:val="24"/>
+          <w:rFonts w:ascii="Times New Roman" w:hAnsi="Times New Roman"/>
+          <w:i/>
+          <w:color w:val="FF4400"/>
+          <w:sz w:val="24"/>
         </w:rPr>
         <w:t>Священик:</w:t>
       </w:r>
       <w:r>
         <w:rPr>
-          <w:rFonts w:ascii="Times New Roman" w:hAnsi="Times New Roman" w:cs="Times New Roman"/>
-          <w:sz w:val="24"/>
-          <w:szCs w:val="24"/>
-        </w:rPr>
-        <w:t xml:space="preserve"> Владико многомилостивий, Гос</w:t>
-      </w:r>
-      <w:r>
-        <w:rPr>
-          <w:rFonts w:ascii="Times New Roman" w:hAnsi="Times New Roman" w:cs="Times New Roman"/>
-          <w:sz w:val="24"/>
-          <w:szCs w:val="24"/>
-        </w:rPr>
-        <w:t xml:space="preserve">поди Ісусе Христе, Боже наш! Молитвами пречистої Владичиці нашої Богородиці і Вседіви Марії, чесно́го, сла́вного проро́ка, Предте́чі і Хрести́теля Йоа́на, усікновення чесної голови якого днесь світлу пам’ять творимо, і святого </w:t>
-      </w:r>
-      <w:r>
-        <w:rPr>
-          <w:rFonts w:ascii="Times New Roman" w:hAnsi="Times New Roman" w:cs="Times New Roman"/>
-          <w:i/>
-          <w:sz w:val="24"/>
-          <w:szCs w:val="24"/>
-        </w:rPr>
-        <w:t>(</w:t>
-      </w:r>
-      <w:r>
-        <w:rPr>
-          <w:rFonts w:ascii="Times New Roman" w:hAnsi="Times New Roman" w:cs="Times New Roman"/>
-          <w:i/>
-          <w:color w:val="FF0000"/>
-          <w:sz w:val="24"/>
-          <w:szCs w:val="24"/>
-        </w:rPr>
-        <w:t>ім'я, якого є храм</w:t>
-      </w:r>
-      <w:r>
-        <w:rPr>
-          <w:rFonts w:ascii="Times New Roman" w:hAnsi="Times New Roman" w:cs="Times New Roman"/>
-          <w:i/>
-          <w:sz w:val="24"/>
-          <w:szCs w:val="24"/>
-        </w:rPr>
-        <w:t>),</w:t>
-      </w:r>
-      <w:r>
-        <w:rPr>
-          <w:rFonts w:ascii="Times New Roman" w:eastAsia="Gungsuh" w:hAnsi="Times New Roman" w:cs="Times New Roman"/>
-          <w:sz w:val="24"/>
-          <w:szCs w:val="24"/>
-        </w:rPr>
-        <w:t xml:space="preserve"> і всіх святих, − приємну вчини молитву нашу, даруй нам прощення гріхів наших, покрий нас ласкою своєю, віджени від нас усякого ворога й супротивника. Втихомир наше життя, Господи, помилуй нас і світ твій, і спаси душі наші, як благий і</w:t>
-      </w:r>
-      <w:r>
-        <w:rPr>
-          <w:rFonts w:ascii="Times New Roman" w:eastAsia="Gungsuh" w:hAnsi="Times New Roman" w:cs="Times New Roman"/>
-          <w:sz w:val="24"/>
-          <w:szCs w:val="24"/>
-        </w:rPr>
-        <w:t xml:space="preserve"> людинолюбець.</w:t>
+          <w:rFonts w:ascii="Times New Roman" w:hAnsi="Times New Roman"/>
+          <w:sz w:val="24"/>
+        </w:rPr>
+        <w:t xml:space="preserve"> Владико многомилостивий, Господи Ісусе Христе, Боже наш! Молитвами пречистої Владичиці нашої Богородиці і Вседіви Марії, чесно́го, сла́вного проро́ка, Предте́чі і Хрести́теля Йоа́на, усікновення чесної голови якого днесь світлу пам’ять творимо, і святого (ім'я, </w:t>
+      </w:r>
+      <w:r>
+        <w:rPr>
+          <w:rFonts w:ascii="Times New Roman" w:hAnsi="Times New Roman"/>
+          <w:i/>
+          <w:color w:val="FF4400"/>
+          <w:sz w:val="24"/>
+        </w:rPr>
+        <w:t>якого є храм</w:t>
+      </w:r>
+      <w:r>
+        <w:rPr>
+          <w:rFonts w:ascii="Times New Roman" w:hAnsi="Times New Roman"/>
+          <w:sz w:val="24"/>
+        </w:rPr>
+        <w:t>), і всіх святих, − приємну вчини молитву нашу, даруй нам прощення гріхів наших, покрий нас ласкою своєю, віджени від нас усякого ворога й супротивника. Втихомир наше життя, Господи, помилуй нас і світ твій, і спаси душі наші, як благий і людинолюбець.</w:t>
       </w:r>
     </w:p>
     <w:p>
@@ -14967,38 +14856,19 @@
       </w:pPr>
       <w:r>
         <w:rPr>
-          <w:rFonts w:ascii="Times New Roman" w:hAnsi="Times New Roman" w:cs="Times New Roman"/>
-          <w:i/>
-          <w:color w:val="FF0000"/>
-          <w:sz w:val="24"/>
-          <w:szCs w:val="24"/>
-        </w:rPr>
-        <w:t>Священик</w:t>
-      </w:r>
-      <w:r>
-        <w:rPr>
-          <w:rFonts w:ascii="Times New Roman" w:hAnsi="Times New Roman" w:cs="Times New Roman"/>
-          <w:color w:val="FF0000"/>
-          <w:sz w:val="24"/>
-          <w:szCs w:val="24"/>
-        </w:rPr>
-        <w:t xml:space="preserve">: </w:t>
-      </w:r>
-      <w:r>
-        <w:rPr>
-          <w:rFonts w:ascii="Times New Roman" w:hAnsi="Times New Roman" w:cs="Times New Roman"/>
-          <w:sz w:val="24"/>
-          <w:szCs w:val="24"/>
-        </w:rPr>
-        <w:t>Господи Ісусе Христе, Боже наш, що благословив п'ять хлібів і п'ять тисяч народу нагодував! Сам благослови † і хліби ці †, пшеницю †, вино † і оливу, і умножи їх у цім місті (селі, обителі) і по всім світі твоїм, та й вірних, що споживають їх, освяти. Бо т</w:t>
-      </w:r>
-      <w:r>
-        <w:rPr>
-          <w:rFonts w:ascii="Times New Roman" w:hAnsi="Times New Roman" w:cs="Times New Roman"/>
-          <w:sz w:val="24"/>
-          <w:szCs w:val="24"/>
-        </w:rPr>
-        <w:t>и благословиш і освячуєш усе, Христе Боже наш, і тобі славу віддаємо із споконвічним Отцем твоїм, із всесвятим, ласкавим і животворящим твоїм Духом, нині і повсякчас, і на віки віків.</w:t>
+          <w:rFonts w:ascii="Times New Roman" w:hAnsi="Times New Roman"/>
+          <w:i/>
+          <w:color w:val="FF4400"/>
+          <w:sz w:val="24"/>
+        </w:rPr>
+        <w:t>Священик:</w:t>
+      </w:r>
+      <w:r>
+        <w:rPr>
+          <w:rFonts w:ascii="Times New Roman" w:hAnsi="Times New Roman"/>
+          <w:sz w:val="24"/>
+        </w:rPr>
+        <w:t xml:space="preserve"> Господи Ісусе Христе, Боже наш, що благословив п'ять хлібів і п'ять тисяч народу нагодував! Сам благослови † і хліби ці †, пшеницю †, вино † і оливу, і умножи їх у цім місті (селі, обителі) і по всім світі твоїм, та й вірних, що споживають їх, освяти. Бо ти благословиш і освячуєш усе, Христе Боже наш, і тобі славу віддаємо із споконвічним Отцем твоїм, із всесвятим, ласкавим і животворящим твоїм Духом, нині і повсякчас, і на віки віків.</w:t>
       </w:r>
     </w:p>
     <w:p>
@@ -15322,19 +15192,17 @@
       </w:pPr>
       <w:r>
         <w:rPr>
-          <w:rFonts w:ascii="Times New Roman" w:hAnsi="Times New Roman" w:cs="Times New Roman"/>
-          <w:i/>
-          <w:color w:val="FF0000"/>
-          <w:sz w:val="24"/>
-          <w:szCs w:val="24"/>
+          <w:rFonts w:ascii="Times New Roman" w:hAnsi="Times New Roman"/>
+          <w:i/>
+          <w:color w:val="FF4400"/>
+          <w:sz w:val="24"/>
         </w:rPr>
         <w:t>Священик:</w:t>
       </w:r>
       <w:r>
         <w:rPr>
-          <w:rFonts w:ascii="Times New Roman" w:hAnsi="Times New Roman" w:cs="Times New Roman"/>
-          <w:sz w:val="24"/>
-          <w:szCs w:val="24"/>
+          <w:rFonts w:ascii="Times New Roman" w:hAnsi="Times New Roman"/>
+          <w:sz w:val="24"/>
         </w:rPr>
         <w:t xml:space="preserve"> Благословення Господнє на вас, з його благодаттю і людинолюб'ям, завжди, нині і повсякчас, і на віки віків.</w:t>
       </w:r>
@@ -15488,16 +15356,43 @@
       </w:pPr>
       <w:r>
         <w:rPr>
-          <w:rFonts w:ascii="Times New Roman" w:hAnsi="Times New Roman" w:cs="Times New Roman"/>
-          <w:i/>
-          <w:color w:val="FF0000"/>
-          <w:sz w:val="24"/>
-          <w:szCs w:val="24"/>
+          <w:rFonts w:ascii="Times New Roman" w:hAnsi="Times New Roman"/>
+          <w:i/>
+          <w:color w:val="FF4400"/>
+          <w:sz w:val="24"/>
         </w:rPr>
         <w:t>Священик:</w:t>
       </w:r>
       <w:r>
         <w:rPr>
+          <w:rFonts w:ascii="Times New Roman" w:hAnsi="Times New Roman"/>
+          <w:sz w:val="24"/>
+        </w:rPr>
+        <w:t xml:space="preserve"> Благословенний Христос, Бог наш, завжди, нині і повсякчас, і на віки віків.</w:t>
+      </w:r>
+    </w:p>
+    <w:p>
+      <w:pPr>
+        <w:spacing w:after="120"/>
+        <w:jc w:val="both"/>
+        <w:rPr>
+          <w:rFonts w:ascii="Times New Roman" w:hAnsi="Times New Roman" w:cs="Times New Roman"/>
+          <w:sz w:val="24"/>
+          <w:szCs w:val="24"/>
+        </w:rPr>
+      </w:pPr>
+      <w:r>
+        <w:rPr>
+          <w:rFonts w:ascii="Times New Roman" w:hAnsi="Times New Roman" w:cs="Times New Roman"/>
+          <w:i/>
+          <w:color w:val="FF0000"/>
+          <w:sz w:val="24"/>
+          <w:szCs w:val="24"/>
+        </w:rPr>
+        <w:t>Вірні:</w:t>
+      </w:r>
+      <w:r>
+        <w:rPr>
           <w:rFonts w:ascii="Times New Roman" w:hAnsi="Times New Roman" w:cs="Times New Roman"/>
           <w:color w:val="FF0000"/>
           <w:sz w:val="24"/>
@@ -15511,7 +15406,34 @@
           <w:sz w:val="24"/>
           <w:szCs w:val="24"/>
         </w:rPr>
-        <w:t>Благословенний Христос, Бог наш, завжди, нині і повсякчас, і на віки віків.</w:t>
+        <w:t>Амінь. Утверди, Боже, святу православну віру на віки віків.</w:t>
+      </w:r>
+    </w:p>
+    <w:p>
+      <w:pPr>
+        <w:spacing w:after="120"/>
+        <w:jc w:val="both"/>
+        <w:rPr>
+          <w:rFonts w:ascii="Times New Roman" w:hAnsi="Times New Roman" w:cs="Times New Roman"/>
+          <w:sz w:val="24"/>
+          <w:szCs w:val="24"/>
+        </w:rPr>
+      </w:pPr>
+      <w:r>
+        <w:rPr>
+          <w:rFonts w:ascii="Times New Roman" w:hAnsi="Times New Roman"/>
+          <w:i/>
+          <w:color w:val="FF4400"/>
+          <w:sz w:val="24"/>
+        </w:rPr>
+        <w:t>Священик:</w:t>
+      </w:r>
+      <w:r>
+        <w:rPr>
+          <w:rFonts w:ascii="Times New Roman" w:hAnsi="Times New Roman"/>
+          <w:sz w:val="24"/>
+        </w:rPr>
+        <w:t xml:space="preserve"> Пресвята Богородице, спаси нас.</w:t>
       </w:r>
     </w:p>
     <w:p>
@@ -15537,57 +15459,45 @@
       <w:r>
         <w:rPr>
           <w:rFonts w:ascii="Times New Roman" w:hAnsi="Times New Roman" w:cs="Times New Roman"/>
-          <w:color w:val="FF0000"/>
-          <w:sz w:val="24"/>
-          <w:szCs w:val="24"/>
-        </w:rPr>
-        <w:t xml:space="preserve"> </w:t>
-      </w:r>
-      <w:r>
-        <w:rPr>
-          <w:rFonts w:ascii="Times New Roman" w:hAnsi="Times New Roman" w:cs="Times New Roman"/>
-          <w:sz w:val="24"/>
-          <w:szCs w:val="24"/>
-        </w:rPr>
-        <w:t>Амінь. Утверди, Боже, святу православну віру на віки віків.</w:t>
-      </w:r>
-    </w:p>
-    <w:p>
-      <w:pPr>
-        <w:spacing w:after="120"/>
-        <w:jc w:val="both"/>
-        <w:rPr>
-          <w:rFonts w:ascii="Times New Roman" w:hAnsi="Times New Roman" w:cs="Times New Roman"/>
-          <w:sz w:val="24"/>
-          <w:szCs w:val="24"/>
-        </w:rPr>
-      </w:pPr>
-      <w:r>
-        <w:rPr>
-          <w:rFonts w:ascii="Times New Roman" w:hAnsi="Times New Roman" w:cs="Times New Roman"/>
-          <w:i/>
-          <w:color w:val="FF0000"/>
-          <w:sz w:val="24"/>
-          <w:szCs w:val="24"/>
+          <w:sz w:val="24"/>
+          <w:szCs w:val="24"/>
+        </w:rPr>
+        <w:t xml:space="preserve"> Чеснішу від херувимів і незрівнянно славнішу</w:t>
+      </w:r>
+      <w:r>
+        <w:rPr>
+          <w:rFonts w:ascii="Times New Roman" w:hAnsi="Times New Roman" w:cs="Times New Roman"/>
+          <w:sz w:val="24"/>
+          <w:szCs w:val="24"/>
+        </w:rPr>
+        <w:t xml:space="preserve"> від серафимів, що без зотління Бога Слово породила, сущу Богородицю, тебе величаємо.</w:t>
+      </w:r>
+    </w:p>
+    <w:p>
+      <w:pPr>
+        <w:spacing w:after="120"/>
+        <w:jc w:val="both"/>
+        <w:rPr>
+          <w:rFonts w:ascii="Times New Roman" w:hAnsi="Times New Roman" w:cs="Times New Roman"/>
+          <w:sz w:val="24"/>
+          <w:szCs w:val="24"/>
+        </w:rPr>
+      </w:pPr>
+      <w:r>
+        <w:rPr>
+          <w:rFonts w:ascii="Times New Roman" w:hAnsi="Times New Roman"/>
+          <w:i/>
+          <w:color w:val="FF4400"/>
+          <w:sz w:val="24"/>
         </w:rPr>
         <w:t>Священик:</w:t>
       </w:r>
       <w:r>
         <w:rPr>
-          <w:rFonts w:ascii="Times New Roman" w:hAnsi="Times New Roman" w:cs="Times New Roman"/>
-          <w:color w:val="FF0000"/>
-          <w:sz w:val="24"/>
-          <w:szCs w:val="24"/>
-        </w:rPr>
-        <w:t xml:space="preserve"> </w:t>
-      </w:r>
-      <w:r>
-        <w:rPr>
-          <w:rFonts w:ascii="Times New Roman" w:hAnsi="Times New Roman" w:cs="Times New Roman"/>
-          <w:sz w:val="24"/>
-          <w:szCs w:val="24"/>
-        </w:rPr>
-        <w:t>Пресвята Богородице, спаси нас.</w:t>
+          <w:rFonts w:ascii="Times New Roman" w:hAnsi="Times New Roman"/>
+          <w:sz w:val="24"/>
+        </w:rPr>
+        <w:t xml:space="preserve"> Слава тобі, Христе Боже, надіє наша, слава тобі!</w:t>
       </w:r>
     </w:p>
     <w:p>
@@ -15616,164 +15526,52 @@
           <w:sz w:val="24"/>
           <w:szCs w:val="24"/>
         </w:rPr>
-        <w:t xml:space="preserve"> Чеснішу від херувимів і незрівнянно славнішу</w:t>
-      </w:r>
-      <w:r>
-        <w:rPr>
-          <w:rFonts w:ascii="Times New Roman" w:hAnsi="Times New Roman" w:cs="Times New Roman"/>
-          <w:sz w:val="24"/>
-          <w:szCs w:val="24"/>
-        </w:rPr>
-        <w:t xml:space="preserve"> від серафимів, що без зотління Бога Слово породила, сущу Богородицю, тебе величаємо.</w:t>
-      </w:r>
-    </w:p>
-    <w:p>
-      <w:pPr>
-        <w:spacing w:after="120"/>
-        <w:jc w:val="both"/>
-        <w:rPr>
-          <w:rFonts w:ascii="Times New Roman" w:hAnsi="Times New Roman" w:cs="Times New Roman"/>
-          <w:sz w:val="24"/>
-          <w:szCs w:val="24"/>
-        </w:rPr>
-      </w:pPr>
-      <w:r>
-        <w:rPr>
-          <w:rFonts w:ascii="Times New Roman" w:hAnsi="Times New Roman" w:cs="Times New Roman"/>
-          <w:i/>
-          <w:color w:val="FF0000"/>
-          <w:sz w:val="24"/>
-          <w:szCs w:val="24"/>
+        <w:t xml:space="preserve"> Слава Отцю і Сину, і Святому Духові, і нині і повсякчас, і на віки віків. Амінь. Господи, помилуй </w:t>
+      </w:r>
+      <w:r>
+        <w:rPr>
+          <w:rFonts w:ascii="Times New Roman" w:hAnsi="Times New Roman" w:cs="Times New Roman"/>
+          <w:i/>
+          <w:color w:val="FF0000"/>
+          <w:sz w:val="24"/>
+          <w:szCs w:val="24"/>
+        </w:rPr>
+        <w:t>(3 р.)</w:t>
+      </w:r>
+      <w:r>
+        <w:rPr>
+          <w:rFonts w:ascii="Times New Roman" w:hAnsi="Times New Roman" w:cs="Times New Roman"/>
+          <w:i/>
+          <w:sz w:val="24"/>
+          <w:szCs w:val="24"/>
+        </w:rPr>
+        <w:t>.</w:t>
+      </w:r>
+      <w:r>
+        <w:rPr>
+          <w:rFonts w:ascii="Times New Roman" w:hAnsi="Times New Roman" w:cs="Times New Roman"/>
+          <w:sz w:val="24"/>
+          <w:szCs w:val="24"/>
+        </w:rPr>
+        <w:t xml:space="preserve"> Благослови.</w:t>
+      </w:r>
+    </w:p>
+    <w:p>
+      <w:r>
+        <w:rPr>
+          <w:rFonts w:ascii="Times New Roman" w:hAnsi="Times New Roman"/>
+          <w:i/>
+          <w:color w:val="FF4400"/>
+          <w:sz w:val="24"/>
         </w:rPr>
         <w:t>Священик:</w:t>
       </w:r>
       <w:r>
         <w:rPr>
-          <w:rFonts w:ascii="Times New Roman" w:hAnsi="Times New Roman" w:cs="Times New Roman"/>
-          <w:color w:val="FF0000"/>
-          <w:sz w:val="24"/>
-          <w:szCs w:val="24"/>
-        </w:rPr>
-        <w:t xml:space="preserve"> </w:t>
-      </w:r>
-      <w:r>
-        <w:rPr>
-          <w:rFonts w:ascii="Times New Roman" w:hAnsi="Times New Roman" w:cs="Times New Roman"/>
-          <w:sz w:val="24"/>
-          <w:szCs w:val="24"/>
-        </w:rPr>
-        <w:t>Слава тобі, Христе Боже, надіє наша, слава тобі!</w:t>
-      </w:r>
-    </w:p>
-    <w:p>
-      <w:pPr>
-        <w:spacing w:after="120"/>
-        <w:jc w:val="both"/>
-        <w:rPr>
-          <w:rFonts w:ascii="Times New Roman" w:hAnsi="Times New Roman" w:cs="Times New Roman"/>
-          <w:sz w:val="24"/>
-          <w:szCs w:val="24"/>
-        </w:rPr>
-      </w:pPr>
-      <w:r>
-        <w:rPr>
-          <w:rFonts w:ascii="Times New Roman" w:hAnsi="Times New Roman" w:cs="Times New Roman"/>
-          <w:i/>
-          <w:color w:val="FF0000"/>
-          <w:sz w:val="24"/>
-          <w:szCs w:val="24"/>
-        </w:rPr>
-        <w:t>Вірні:</w:t>
-      </w:r>
-      <w:r>
-        <w:rPr>
-          <w:rFonts w:ascii="Times New Roman" w:hAnsi="Times New Roman" w:cs="Times New Roman"/>
-          <w:sz w:val="24"/>
-          <w:szCs w:val="24"/>
-        </w:rPr>
-        <w:t xml:space="preserve"> Слава Отцю і Сину, і Святому Духові, і нині і повсякчас, і на віки віків. Амінь. Господи, помилуй </w:t>
-      </w:r>
-      <w:r>
-        <w:rPr>
-          <w:rFonts w:ascii="Times New Roman" w:hAnsi="Times New Roman" w:cs="Times New Roman"/>
-          <w:i/>
-          <w:color w:val="FF0000"/>
-          <w:sz w:val="24"/>
-          <w:szCs w:val="24"/>
-        </w:rPr>
-        <w:t>(3 р.)</w:t>
-      </w:r>
-      <w:r>
-        <w:rPr>
-          <w:rFonts w:ascii="Times New Roman" w:hAnsi="Times New Roman" w:cs="Times New Roman"/>
-          <w:i/>
-          <w:sz w:val="24"/>
-          <w:szCs w:val="24"/>
-        </w:rPr>
-        <w:t>.</w:t>
-      </w:r>
-      <w:r>
-        <w:rPr>
-          <w:rFonts w:ascii="Times New Roman" w:hAnsi="Times New Roman" w:cs="Times New Roman"/>
-          <w:sz w:val="24"/>
-          <w:szCs w:val="24"/>
-        </w:rPr>
-        <w:t xml:space="preserve"> Благослови.</w:t>
-      </w:r>
-    </w:p>
-    <w:p>
-      <w:pPr>
-        <w:spacing w:after="120"/>
-        <w:jc w:val="both"/>
-        <w:rPr>
-          <w:rFonts w:ascii="Times New Roman" w:hAnsi="Times New Roman" w:cs="Times New Roman"/>
-          <w:sz w:val="24"/>
-          <w:szCs w:val="24"/>
-        </w:rPr>
-      </w:pPr>
-      <w:r>
-        <w:rPr>
-          <w:rFonts w:ascii="Times New Roman" w:hAnsi="Times New Roman" w:cs="Times New Roman"/>
-          <w:i/>
-          <w:color w:val="FF0000"/>
-          <w:sz w:val="24"/>
-          <w:szCs w:val="24"/>
-        </w:rPr>
-        <w:t>Священик:</w:t>
-      </w:r>
-      <w:r>
-        <w:rPr>
-          <w:rFonts w:ascii="Times New Roman" w:hAnsi="Times New Roman" w:cs="Times New Roman"/>
-          <w:sz w:val="24"/>
-          <w:szCs w:val="24"/>
-        </w:rPr>
-        <w:t xml:space="preserve"> Христос, істинний Бог наш, молитвами пречистої своєї Матері, святих, славних і всехвальних апостолів, чесно́го, сла́вного проро</w:t>
-      </w:r>
-      <w:r>
-        <w:rPr>
-          <w:rFonts w:ascii="Times New Roman" w:hAnsi="Times New Roman" w:cs="Times New Roman"/>
-          <w:sz w:val="24"/>
-          <w:szCs w:val="24"/>
-        </w:rPr>
-        <w:t xml:space="preserve">́ка, Предте́чі і Хрести́теля Йоа́на, усікновення чесної голови якого днесь світлу пам’ять творимо, і святого </w:t>
-      </w:r>
-      <w:r>
-        <w:rPr>
-          <w:rFonts w:ascii="Times New Roman" w:hAnsi="Times New Roman" w:cs="Times New Roman"/>
-          <w:i/>
-          <w:color w:val="FF0000"/>
-          <w:sz w:val="24"/>
-          <w:szCs w:val="24"/>
-        </w:rPr>
-        <w:t>(ім'я, якого є храм)</w:t>
-      </w:r>
-      <w:r>
-        <w:rPr>
-          <w:rFonts w:ascii="Times New Roman" w:hAnsi="Times New Roman" w:cs="Times New Roman"/>
-          <w:sz w:val="24"/>
-          <w:szCs w:val="24"/>
-        </w:rPr>
-        <w:t>, і всіх святих, помилує і спасе нас, як благий і людинолюбний.</w:t>
+          <w:rFonts w:ascii="Times New Roman" w:hAnsi="Times New Roman"/>
+          <w:sz w:val="24"/>
+        </w:rPr>
+        <w:t xml:space="preserve"> Христос, істинний Бог наш, молитвами пречистої своєї матері, чесного і славного пророка, предтечі і христителя Господнього Івана, якого чесної голови усікновення пам'ять сьогодні світло звершуємо, і всіх святих - помилує і спасе нас як благий і людинолюбний.</w:t>
       </w:r>
     </w:p>
     <w:p>
@@ -15942,30 +15740,19 @@
       </w:pPr>
       <w:r>
         <w:rPr>
-          <w:rFonts w:ascii="Times New Roman" w:hAnsi="Times New Roman" w:cs="Times New Roman"/>
-          <w:i/>
-          <w:color w:val="FF0000"/>
-          <w:sz w:val="24"/>
-          <w:szCs w:val="24"/>
+          <w:rFonts w:ascii="Times New Roman" w:hAnsi="Times New Roman"/>
+          <w:i/>
+          <w:color w:val="FF4400"/>
+          <w:sz w:val="24"/>
         </w:rPr>
         <w:t>Священик:</w:t>
       </w:r>
       <w:r>
         <w:rPr>
-          <w:rFonts w:ascii="Times New Roman" w:hAnsi="Times New Roman" w:cs="Times New Roman"/>
-          <w:color w:val="FF0000"/>
-          <w:sz w:val="24"/>
-          <w:szCs w:val="24"/>
-        </w:rPr>
-        <w:t xml:space="preserve"> </w:t>
-      </w:r>
-      <w:r>
-        <w:rPr>
-          <w:rFonts w:ascii="Times New Roman" w:hAnsi="Times New Roman" w:cs="Times New Roman"/>
-          <w:sz w:val="24"/>
-          <w:szCs w:val="24"/>
-        </w:rPr>
-        <w:t>Слава святій, одноістотній, животворчій і нероздільній Тройці, завжди, нині і повсякчас, і на віки віків.</w:t>
+          <w:rFonts w:ascii="Times New Roman" w:hAnsi="Times New Roman"/>
+          <w:sz w:val="24"/>
+        </w:rPr>
+        <w:t xml:space="preserve"> Слава святій, одноістотній, животворчій і нероздільній Тройці, завжди, нині і повсякчас, і на віки віків.</w:t>
       </w:r>
     </w:p>
     <w:p>
@@ -22042,30 +21829,19 @@
       </w:pPr>
       <w:r>
         <w:rPr>
-          <w:rFonts w:ascii="Times New Roman" w:hAnsi="Times New Roman" w:cs="Times New Roman"/>
-          <w:i/>
-          <w:color w:val="FF0000"/>
-          <w:sz w:val="24"/>
-          <w:szCs w:val="24"/>
-        </w:rPr>
-        <w:t>Священик: </w:t>
-      </w:r>
-      <w:r>
-        <w:rPr>
-          <w:rFonts w:ascii="Times New Roman" w:hAnsi="Times New Roman" w:cs="Times New Roman"/>
-          <w:color w:val="000000"/>
-          <w:sz w:val="24"/>
-          <w:szCs w:val="24"/>
-        </w:rPr>
-        <w:t>Бо благословилося і прославилося ім’я Твоє Отця, і Сина, і Святого Духа</w:t>
-      </w:r>
-      <w:r>
-        <w:rPr>
-          <w:rFonts w:ascii="Times New Roman" w:hAnsi="Times New Roman" w:cs="Times New Roman"/>
-          <w:sz w:val="24"/>
-          <w:szCs w:val="24"/>
-        </w:rPr>
-        <w:t>, нині і повсякчас, і на віки віків.</w:t>
+          <w:rFonts w:ascii="Times New Roman" w:hAnsi="Times New Roman"/>
+          <w:i/>
+          <w:color w:val="FF4400"/>
+          <w:sz w:val="24"/>
+        </w:rPr>
+        <w:t>Священик:</w:t>
+      </w:r>
+      <w:r>
+        <w:rPr>
+          <w:rFonts w:ascii="Times New Roman" w:hAnsi="Times New Roman"/>
+          <w:sz w:val="24"/>
+        </w:rPr>
+        <w:t xml:space="preserve"> Бо благословилося і прославилося ім’я Твоє Отця, і Сина, і Святого Духа, нині і повсякчас, і на віки віків.</w:t>
       </w:r>
     </w:p>
     <w:p>
@@ -22399,19 +22175,17 @@
       </w:pPr>
       <w:r>
         <w:rPr>
-          <w:rFonts w:ascii="Times New Roman" w:hAnsi="Times New Roman" w:cs="Times New Roman"/>
-          <w:i/>
-          <w:color w:val="FF0000"/>
-          <w:sz w:val="24"/>
-          <w:szCs w:val="24"/>
+          <w:rFonts w:ascii="Times New Roman" w:hAnsi="Times New Roman"/>
+          <w:i/>
+          <w:color w:val="FF4400"/>
+          <w:sz w:val="24"/>
         </w:rPr>
         <w:t>Священик:</w:t>
       </w:r>
       <w:r>
         <w:rPr>
-          <w:rFonts w:ascii="Times New Roman" w:hAnsi="Times New Roman" w:cs="Times New Roman"/>
-          <w:sz w:val="24"/>
-          <w:szCs w:val="24"/>
+          <w:rFonts w:ascii="Times New Roman" w:hAnsi="Times New Roman"/>
+          <w:sz w:val="24"/>
         </w:rPr>
         <w:t xml:space="preserve"> Мир всім.</w:t>
       </w:r>
@@ -22683,7 +22457,7 @@
         <w:rPr>
           <w:rFonts w:ascii="Times New Roman" w:hAnsi="Times New Roman"/>
           <w:i/>
-          <w:color w:val="FF0000"/>
+          <w:color w:val="FF4400"/>
           <w:sz w:val="24"/>
         </w:rPr>
         <w:t>Священик:</w:t>
@@ -22691,7 +22465,6 @@
       <w:r>
         <w:rPr>
           <w:rFonts w:ascii="Times New Roman" w:hAnsi="Times New Roman"/>
-          <w:color w:val="000000"/>
           <w:sz w:val="24"/>
         </w:rPr>
         <w:t xml:space="preserve"> Бо Ти святий єси, Боже наш, і в святині перебуваєш, і ми Тобі славу віддаємо: Отцю, і Сину, і Святому Духові, нині і повсякчас, і на віки віків.</w:t>
@@ -22984,30 +22757,19 @@
       </w:pPr>
       <w:r>
         <w:rPr>
-          <w:rFonts w:ascii="Times New Roman" w:hAnsi="Times New Roman" w:cs="Times New Roman"/>
-          <w:i/>
-          <w:color w:val="FF0000"/>
-          <w:sz w:val="24"/>
-          <w:szCs w:val="24"/>
+          <w:rFonts w:ascii="Times New Roman" w:hAnsi="Times New Roman"/>
+          <w:i/>
+          <w:color w:val="FF4400"/>
+          <w:sz w:val="24"/>
         </w:rPr>
         <w:t>Священик:</w:t>
       </w:r>
       <w:r>
         <w:rPr>
-          <w:rFonts w:ascii="Times New Roman" w:hAnsi="Times New Roman" w:cs="Times New Roman"/>
-          <w:color w:val="FF0000"/>
-          <w:sz w:val="24"/>
-          <w:szCs w:val="24"/>
-        </w:rPr>
-        <w:t xml:space="preserve"> </w:t>
-      </w:r>
-      <w:r>
-        <w:rPr>
-          <w:rFonts w:ascii="Times New Roman" w:hAnsi="Times New Roman" w:cs="Times New Roman"/>
-          <w:sz w:val="24"/>
-          <w:szCs w:val="24"/>
-        </w:rPr>
-        <w:t>Мир всім!</w:t>
+          <w:rFonts w:ascii="Times New Roman" w:hAnsi="Times New Roman"/>
+          <w:sz w:val="24"/>
+        </w:rPr>
+        <w:t xml:space="preserve"> Мир всім!</w:t>
       </w:r>
     </w:p>
     <w:p>
@@ -23051,48 +22813,19 @@
       </w:pPr>
       <w:r>
         <w:rPr>
-          <w:rFonts w:ascii="Times New Roman" w:hAnsi="Times New Roman" w:cs="Times New Roman"/>
-          <w:i/>
-          <w:color w:val="FF0000"/>
-          <w:sz w:val="24"/>
-          <w:szCs w:val="24"/>
+          <w:rFonts w:ascii="Times New Roman" w:hAnsi="Times New Roman"/>
+          <w:i/>
+          <w:color w:val="FF4400"/>
+          <w:sz w:val="24"/>
         </w:rPr>
         <w:t>Священик:</w:t>
       </w:r>
       <w:r>
         <w:rPr>
-          <w:rFonts w:ascii="Times New Roman" w:hAnsi="Times New Roman" w:cs="Times New Roman"/>
-          <w:color w:val="FF0000"/>
-          <w:sz w:val="24"/>
-          <w:szCs w:val="24"/>
-        </w:rPr>
-        <w:t xml:space="preserve"> </w:t>
-      </w:r>
-      <w:r>
-        <w:rPr>
-          <w:rFonts w:ascii="Times New Roman" w:hAnsi="Times New Roman" w:cs="Times New Roman"/>
-          <w:sz w:val="24"/>
-          <w:szCs w:val="24"/>
-        </w:rPr>
-        <w:t xml:space="preserve">Від </w:t>
-      </w:r>
-      <w:r>
-        <w:rPr>
-          <w:rFonts w:ascii="Times New Roman" w:hAnsi="Times New Roman" w:cs="Times New Roman"/>
-          <w:i/>
-          <w:color w:val="FF0000"/>
-          <w:sz w:val="24"/>
-          <w:szCs w:val="24"/>
-        </w:rPr>
-        <w:t>Матея</w:t>
-      </w:r>
-      <w:r>
-        <w:rPr>
-          <w:rFonts w:ascii="Times New Roman" w:hAnsi="Times New Roman" w:cs="Times New Roman"/>
-          <w:sz w:val="24"/>
-          <w:szCs w:val="24"/>
-        </w:rPr>
-        <w:t xml:space="preserve"> святого Євангелія читання.</w:t>
+          <w:rFonts w:ascii="Times New Roman" w:hAnsi="Times New Roman"/>
+          <w:sz w:val="24"/>
+        </w:rPr>
+        <w:t xml:space="preserve"> Від Матея святого Євангелія читання.</w:t>
       </w:r>
     </w:p>
     <w:p>
@@ -27669,30 +27402,19 @@
       </w:pPr>
       <w:r>
         <w:rPr>
-          <w:rFonts w:ascii="Times New Roman" w:hAnsi="Times New Roman" w:cs="Times New Roman"/>
-          <w:i/>
-          <w:color w:val="FF0000"/>
-          <w:sz w:val="24"/>
-          <w:szCs w:val="24"/>
-        </w:rPr>
-        <w:t>Священик: </w:t>
-      </w:r>
-      <w:r>
-        <w:rPr>
-          <w:rFonts w:ascii="Times New Roman" w:hAnsi="Times New Roman" w:cs="Times New Roman"/>
-          <w:color w:val="000000"/>
-          <w:sz w:val="24"/>
-          <w:szCs w:val="24"/>
-        </w:rPr>
-        <w:t>Бо Тебе хвалять усі сили небесні і Тобі славу возсилаємо: Отцю, і Сину, і Святому Духові</w:t>
-      </w:r>
-      <w:r>
-        <w:rPr>
-          <w:rFonts w:ascii="Times New Roman" w:hAnsi="Times New Roman" w:cs="Times New Roman"/>
-          <w:sz w:val="24"/>
-          <w:szCs w:val="24"/>
-        </w:rPr>
-        <w:t>, нині і повсякчас, і на віки віків.</w:t>
+          <w:rFonts w:ascii="Times New Roman" w:hAnsi="Times New Roman"/>
+          <w:i/>
+          <w:color w:val="FF4400"/>
+          <w:sz w:val="24"/>
+        </w:rPr>
+        <w:t>Священик:</w:t>
+      </w:r>
+      <w:r>
+        <w:rPr>
+          <w:rFonts w:ascii="Times New Roman" w:hAnsi="Times New Roman"/>
+          <w:sz w:val="24"/>
+        </w:rPr>
+        <w:t xml:space="preserve"> Бо Тебе хвалять усі сили небесні і Тобі славу возсилаємо: Отцю, і Сину, і Святому Духові, нині і повсякчас, і на віки віків.</w:t>
       </w:r>
     </w:p>
     <w:p>
@@ -28887,20 +28609,17 @@
       </w:pPr>
       <w:r>
         <w:rPr>
-          <w:rFonts w:ascii="Times New Roman" w:hAnsi="Times New Roman" w:cs="Times New Roman"/>
-          <w:i/>
-          <w:color w:val="FF0000"/>
-          <w:sz w:val="24"/>
-          <w:szCs w:val="24"/>
+          <w:rFonts w:ascii="Times New Roman" w:hAnsi="Times New Roman"/>
+          <w:i/>
+          <w:color w:val="FF4400"/>
+          <w:sz w:val="24"/>
         </w:rPr>
         <w:t>Священик:</w:t>
       </w:r>
       <w:r>
         <w:rPr>
-          <w:rFonts w:ascii="Times New Roman" w:hAnsi="Times New Roman" w:cs="Times New Roman"/>
-          <w:color w:val="000000"/>
-          <w:sz w:val="24"/>
-          <w:szCs w:val="24"/>
+          <w:rFonts w:ascii="Times New Roman" w:hAnsi="Times New Roman"/>
+          <w:sz w:val="24"/>
         </w:rPr>
         <w:t xml:space="preserve"> Слава Тобі, що Світло нам показав! </w:t>
       </w:r>
@@ -30469,16 +30188,43 @@
       </w:pPr>
       <w:r>
         <w:rPr>
-          <w:rFonts w:ascii="Times New Roman" w:hAnsi="Times New Roman" w:cs="Times New Roman"/>
-          <w:i/>
-          <w:color w:val="FF0000"/>
-          <w:sz w:val="24"/>
-          <w:szCs w:val="24"/>
+          <w:rFonts w:ascii="Times New Roman" w:hAnsi="Times New Roman"/>
+          <w:i/>
+          <w:color w:val="FF4400"/>
+          <w:sz w:val="24"/>
         </w:rPr>
         <w:t>Священик:</w:t>
       </w:r>
       <w:r>
         <w:rPr>
+          <w:rFonts w:ascii="Times New Roman" w:hAnsi="Times New Roman"/>
+          <w:sz w:val="24"/>
+        </w:rPr>
+        <w:t xml:space="preserve"> Бо Ти – Бог милости, ласк і людинолюбности, і Тобі славу віддаємо, Отцю, і Сину, і Святому Духові, нині, і повсякчас, і на віки віків.</w:t>
+      </w:r>
+    </w:p>
+    <w:p>
+      <w:pPr>
+        <w:spacing w:after="120"/>
+        <w:jc w:val="both"/>
+        <w:rPr>
+          <w:rFonts w:ascii="Times New Roman" w:hAnsi="Times New Roman" w:cs="Times New Roman"/>
+          <w:sz w:val="24"/>
+          <w:szCs w:val="24"/>
+        </w:rPr>
+      </w:pPr>
+      <w:r>
+        <w:rPr>
+          <w:rFonts w:ascii="Times New Roman" w:hAnsi="Times New Roman" w:cs="Times New Roman"/>
+          <w:i/>
+          <w:color w:val="FF0000"/>
+          <w:sz w:val="24"/>
+          <w:szCs w:val="24"/>
+        </w:rPr>
+        <w:t>Вірні:</w:t>
+      </w:r>
+      <w:r>
+        <w:rPr>
           <w:rFonts w:ascii="Times New Roman" w:hAnsi="Times New Roman" w:cs="Times New Roman"/>
           <w:color w:val="FF0000"/>
           <w:sz w:val="24"/>
@@ -30489,54 +30235,6 @@
       <w:r>
         <w:rPr>
           <w:rFonts w:ascii="Times New Roman" w:hAnsi="Times New Roman" w:cs="Times New Roman"/>
-          <w:color w:val="000000"/>
-          <w:sz w:val="24"/>
-          <w:szCs w:val="24"/>
-        </w:rPr>
-        <w:t>Бо Ти – Бог милости, ласк і людинолюбности, і Тобі славу віддаємо, Отцю, і Сину, і Св</w:t>
-      </w:r>
-      <w:r>
-        <w:rPr>
-          <w:rFonts w:ascii="Times New Roman" w:hAnsi="Times New Roman" w:cs="Times New Roman"/>
-          <w:color w:val="000000"/>
-          <w:sz w:val="24"/>
-          <w:szCs w:val="24"/>
-        </w:rPr>
-        <w:t>ятому Духові, нині, і повсякчас, і на віки віків.</w:t>
-      </w:r>
-    </w:p>
-    <w:p>
-      <w:pPr>
-        <w:spacing w:after="120"/>
-        <w:jc w:val="both"/>
-        <w:rPr>
-          <w:rFonts w:ascii="Times New Roman" w:hAnsi="Times New Roman" w:cs="Times New Roman"/>
-          <w:sz w:val="24"/>
-          <w:szCs w:val="24"/>
-        </w:rPr>
-      </w:pPr>
-      <w:r>
-        <w:rPr>
-          <w:rFonts w:ascii="Times New Roman" w:hAnsi="Times New Roman" w:cs="Times New Roman"/>
-          <w:i/>
-          <w:color w:val="FF0000"/>
-          <w:sz w:val="24"/>
-          <w:szCs w:val="24"/>
-        </w:rPr>
-        <w:t>Вірні:</w:t>
-      </w:r>
-      <w:r>
-        <w:rPr>
-          <w:rFonts w:ascii="Times New Roman" w:hAnsi="Times New Roman" w:cs="Times New Roman"/>
-          <w:color w:val="FF0000"/>
-          <w:sz w:val="24"/>
-          <w:szCs w:val="24"/>
-        </w:rPr>
-        <w:t xml:space="preserve"> </w:t>
-      </w:r>
-      <w:r>
-        <w:rPr>
-          <w:rFonts w:ascii="Times New Roman" w:hAnsi="Times New Roman" w:cs="Times New Roman"/>
           <w:sz w:val="24"/>
           <w:szCs w:val="24"/>
         </w:rPr>
@@ -30555,19 +30253,17 @@
       </w:pPr>
       <w:r>
         <w:rPr>
-          <w:rFonts w:ascii="Times New Roman" w:hAnsi="Times New Roman" w:cs="Times New Roman"/>
-          <w:i/>
-          <w:color w:val="FF0000"/>
-          <w:sz w:val="24"/>
-          <w:szCs w:val="24"/>
+          <w:rFonts w:ascii="Times New Roman" w:hAnsi="Times New Roman"/>
+          <w:i/>
+          <w:color w:val="FF4400"/>
+          <w:sz w:val="24"/>
         </w:rPr>
         <w:t>Священик:</w:t>
       </w:r>
       <w:r>
         <w:rPr>
-          <w:rFonts w:ascii="Times New Roman" w:hAnsi="Times New Roman" w:cs="Times New Roman"/>
-          <w:sz w:val="24"/>
-          <w:szCs w:val="24"/>
+          <w:rFonts w:ascii="Times New Roman" w:hAnsi="Times New Roman"/>
+          <w:sz w:val="24"/>
         </w:rPr>
         <w:t xml:space="preserve"> Мир всім.</w:t>
       </w:r>
@@ -30880,16 +30576,43 @@
       </w:pPr>
       <w:r>
         <w:rPr>
-          <w:rFonts w:ascii="Times New Roman" w:hAnsi="Times New Roman" w:cs="Times New Roman"/>
-          <w:i/>
-          <w:color w:val="FF0000"/>
-          <w:sz w:val="24"/>
-          <w:szCs w:val="24"/>
+          <w:rFonts w:ascii="Times New Roman" w:hAnsi="Times New Roman"/>
+          <w:i/>
+          <w:color w:val="FF4400"/>
+          <w:sz w:val="24"/>
         </w:rPr>
         <w:t>Священик:</w:t>
       </w:r>
       <w:r>
         <w:rPr>
+          <w:rFonts w:ascii="Times New Roman" w:hAnsi="Times New Roman"/>
+          <w:sz w:val="24"/>
+        </w:rPr>
+        <w:t xml:space="preserve"> Благословенний Христос, Бог наш, завжди, нині і повсякчас, і на віки віків.</w:t>
+      </w:r>
+    </w:p>
+    <w:p>
+      <w:pPr>
+        <w:spacing w:after="120"/>
+        <w:jc w:val="both"/>
+        <w:rPr>
+          <w:rFonts w:ascii="Times New Roman" w:hAnsi="Times New Roman" w:cs="Times New Roman"/>
+          <w:sz w:val="24"/>
+          <w:szCs w:val="24"/>
+        </w:rPr>
+      </w:pPr>
+      <w:r>
+        <w:rPr>
+          <w:rFonts w:ascii="Times New Roman" w:hAnsi="Times New Roman" w:cs="Times New Roman"/>
+          <w:i/>
+          <w:color w:val="FF0000"/>
+          <w:sz w:val="24"/>
+          <w:szCs w:val="24"/>
+        </w:rPr>
+        <w:t>Вірні:</w:t>
+      </w:r>
+      <w:r>
+        <w:rPr>
           <w:rFonts w:ascii="Times New Roman" w:hAnsi="Times New Roman" w:cs="Times New Roman"/>
           <w:color w:val="FF0000"/>
           <w:sz w:val="24"/>
@@ -30903,7 +30626,34 @@
           <w:sz w:val="24"/>
           <w:szCs w:val="24"/>
         </w:rPr>
-        <w:t>Благословенний Христос, Бог наш, завжди, нині і повсякчас, і на віки віків.</w:t>
+        <w:t>Амінь. Утверди, Боже, святу православну віру на віки віків.</w:t>
+      </w:r>
+    </w:p>
+    <w:p>
+      <w:pPr>
+        <w:spacing w:after="120"/>
+        <w:jc w:val="both"/>
+        <w:rPr>
+          <w:rFonts w:ascii="Times New Roman" w:hAnsi="Times New Roman" w:cs="Times New Roman"/>
+          <w:sz w:val="24"/>
+          <w:szCs w:val="24"/>
+        </w:rPr>
+      </w:pPr>
+      <w:r>
+        <w:rPr>
+          <w:rFonts w:ascii="Times New Roman" w:hAnsi="Times New Roman"/>
+          <w:i/>
+          <w:color w:val="FF4400"/>
+          <w:sz w:val="24"/>
+        </w:rPr>
+        <w:t>Священик:</w:t>
+      </w:r>
+      <w:r>
+        <w:rPr>
+          <w:rFonts w:ascii="Times New Roman" w:hAnsi="Times New Roman"/>
+          <w:sz w:val="24"/>
+        </w:rPr>
+        <w:t xml:space="preserve"> Пресвята Богородице, спаси нас.</w:t>
       </w:r>
     </w:p>
     <w:p>
@@ -30929,6 +30679,62 @@
       <w:r>
         <w:rPr>
           <w:rFonts w:ascii="Times New Roman" w:hAnsi="Times New Roman" w:cs="Times New Roman"/>
+          <w:sz w:val="24"/>
+          <w:szCs w:val="24"/>
+        </w:rPr>
+        <w:t xml:space="preserve"> Чеснішу від херувимів* і незрівнянно славнішу від серафимів,* що без зотління Бога Слово породила,* сущу Богородицю, тебе величаємо.</w:t>
+      </w:r>
+    </w:p>
+    <w:p>
+      <w:pPr>
+        <w:spacing w:after="120"/>
+        <w:jc w:val="both"/>
+        <w:rPr>
+          <w:rFonts w:ascii="Times New Roman" w:hAnsi="Times New Roman" w:cs="Times New Roman"/>
+          <w:sz w:val="24"/>
+          <w:szCs w:val="24"/>
+        </w:rPr>
+      </w:pPr>
+      <w:r>
+        <w:rPr>
+          <w:rFonts w:ascii="Times New Roman" w:hAnsi="Times New Roman"/>
+          <w:i/>
+          <w:color w:val="FF4400"/>
+          <w:sz w:val="24"/>
+        </w:rPr>
+        <w:t>Священик:</w:t>
+      </w:r>
+      <w:r>
+        <w:rPr>
+          <w:rFonts w:ascii="Times New Roman" w:hAnsi="Times New Roman"/>
+          <w:sz w:val="24"/>
+        </w:rPr>
+        <w:t xml:space="preserve"> Слава тобі, Христе Боже, надіє наша, слава тобі!</w:t>
+      </w:r>
+    </w:p>
+    <w:p>
+      <w:pPr>
+        <w:spacing w:after="120"/>
+        <w:jc w:val="both"/>
+        <w:rPr>
+          <w:rFonts w:ascii="Times New Roman" w:hAnsi="Times New Roman" w:cs="Times New Roman"/>
+          <w:sz w:val="24"/>
+          <w:szCs w:val="24"/>
+        </w:rPr>
+      </w:pPr>
+      <w:r>
+        <w:rPr>
+          <w:rFonts w:ascii="Times New Roman" w:hAnsi="Times New Roman" w:cs="Times New Roman"/>
+          <w:i/>
+          <w:color w:val="FF0000"/>
+          <w:sz w:val="24"/>
+          <w:szCs w:val="24"/>
+        </w:rPr>
+        <w:t>Вірні:</w:t>
+      </w:r>
+      <w:r>
+        <w:rPr>
+          <w:rFonts w:ascii="Times New Roman" w:hAnsi="Times New Roman" w:cs="Times New Roman"/>
           <w:color w:val="FF0000"/>
           <w:sz w:val="24"/>
           <w:szCs w:val="24"/>
@@ -30941,231 +30747,52 @@
           <w:sz w:val="24"/>
           <w:szCs w:val="24"/>
         </w:rPr>
-        <w:t>Амінь. Утверди, Боже, святу православну віру на віки віків.</w:t>
-      </w:r>
-    </w:p>
-    <w:p>
-      <w:pPr>
-        <w:spacing w:after="120"/>
-        <w:jc w:val="both"/>
-        <w:rPr>
-          <w:rFonts w:ascii="Times New Roman" w:hAnsi="Times New Roman" w:cs="Times New Roman"/>
-          <w:sz w:val="24"/>
-          <w:szCs w:val="24"/>
-        </w:rPr>
-      </w:pPr>
-      <w:r>
-        <w:rPr>
-          <w:rFonts w:ascii="Times New Roman" w:hAnsi="Times New Roman" w:cs="Times New Roman"/>
-          <w:i/>
-          <w:color w:val="FF0000"/>
-          <w:sz w:val="24"/>
-          <w:szCs w:val="24"/>
+        <w:t xml:space="preserve">Слава Отцю і Сину, і Святому Духові, і нині і повсякчас, і на віки віків. Амінь. Господи, помилуй </w:t>
+      </w:r>
+      <w:r>
+        <w:rPr>
+          <w:rFonts w:ascii="Times New Roman" w:hAnsi="Times New Roman" w:cs="Times New Roman"/>
+          <w:i/>
+          <w:color w:val="FF0000"/>
+          <w:sz w:val="24"/>
+          <w:szCs w:val="24"/>
+        </w:rPr>
+        <w:t>(3 р.)</w:t>
+      </w:r>
+      <w:r>
+        <w:rPr>
+          <w:rFonts w:ascii="Times New Roman" w:hAnsi="Times New Roman" w:cs="Times New Roman"/>
+          <w:i/>
+          <w:sz w:val="24"/>
+          <w:szCs w:val="24"/>
+        </w:rPr>
+        <w:t>.</w:t>
+      </w:r>
+      <w:r>
+        <w:rPr>
+          <w:rFonts w:ascii="Times New Roman" w:hAnsi="Times New Roman" w:cs="Times New Roman"/>
+          <w:sz w:val="24"/>
+          <w:szCs w:val="24"/>
+        </w:rPr>
+        <w:t xml:space="preserve"> Благослови.</w:t>
+      </w:r>
+    </w:p>
+    <w:p>
+      <w:r>
+        <w:rPr>
+          <w:rFonts w:ascii="Times New Roman" w:hAnsi="Times New Roman"/>
+          <w:i/>
+          <w:color w:val="FF4400"/>
+          <w:sz w:val="24"/>
         </w:rPr>
         <w:t>Священик:</w:t>
       </w:r>
       <w:r>
         <w:rPr>
-          <w:rFonts w:ascii="Times New Roman" w:hAnsi="Times New Roman" w:cs="Times New Roman"/>
-          <w:sz w:val="24"/>
-          <w:szCs w:val="24"/>
-        </w:rPr>
-        <w:t xml:space="preserve"> Прес</w:t>
-      </w:r>
-      <w:r>
-        <w:rPr>
-          <w:rFonts w:ascii="Times New Roman" w:hAnsi="Times New Roman" w:cs="Times New Roman"/>
-          <w:sz w:val="24"/>
-          <w:szCs w:val="24"/>
-        </w:rPr>
-        <w:t>вята Богородице, спаси нас.</w:t>
-      </w:r>
-    </w:p>
-    <w:p>
-      <w:pPr>
-        <w:spacing w:after="120"/>
-        <w:jc w:val="both"/>
-        <w:rPr>
-          <w:rFonts w:ascii="Times New Roman" w:hAnsi="Times New Roman" w:cs="Times New Roman"/>
-          <w:sz w:val="24"/>
-          <w:szCs w:val="24"/>
-        </w:rPr>
-      </w:pPr>
-      <w:r>
-        <w:rPr>
-          <w:rFonts w:ascii="Times New Roman" w:hAnsi="Times New Roman" w:cs="Times New Roman"/>
-          <w:i/>
-          <w:color w:val="FF0000"/>
-          <w:sz w:val="24"/>
-          <w:szCs w:val="24"/>
-        </w:rPr>
-        <w:t>Вірні:</w:t>
-      </w:r>
-      <w:r>
-        <w:rPr>
-          <w:rFonts w:ascii="Times New Roman" w:hAnsi="Times New Roman" w:cs="Times New Roman"/>
-          <w:sz w:val="24"/>
-          <w:szCs w:val="24"/>
-        </w:rPr>
-        <w:t xml:space="preserve"> Чеснішу від херувимів* і незрівнянно славнішу від серафимів,* що без зотління Бога Слово породила,* сущу Богородицю, тебе величаємо.</w:t>
-      </w:r>
-    </w:p>
-    <w:p>
-      <w:pPr>
-        <w:spacing w:after="120"/>
-        <w:jc w:val="both"/>
-        <w:rPr>
-          <w:rFonts w:ascii="Times New Roman" w:hAnsi="Times New Roman" w:cs="Times New Roman"/>
-          <w:sz w:val="24"/>
-          <w:szCs w:val="24"/>
-        </w:rPr>
-      </w:pPr>
-      <w:r>
-        <w:rPr>
-          <w:rFonts w:ascii="Times New Roman" w:hAnsi="Times New Roman" w:cs="Times New Roman"/>
-          <w:i/>
-          <w:color w:val="FF0000"/>
-          <w:sz w:val="24"/>
-          <w:szCs w:val="24"/>
-        </w:rPr>
-        <w:t>Священик:</w:t>
-      </w:r>
-      <w:r>
-        <w:rPr>
-          <w:rFonts w:ascii="Times New Roman" w:hAnsi="Times New Roman" w:cs="Times New Roman"/>
-          <w:color w:val="FF0000"/>
-          <w:sz w:val="24"/>
-          <w:szCs w:val="24"/>
-        </w:rPr>
-        <w:t xml:space="preserve"> </w:t>
-      </w:r>
-      <w:r>
-        <w:rPr>
-          <w:rFonts w:ascii="Times New Roman" w:hAnsi="Times New Roman" w:cs="Times New Roman"/>
-          <w:sz w:val="24"/>
-          <w:szCs w:val="24"/>
-        </w:rPr>
-        <w:t>Слава тобі, Христе Боже, надіє наша, слава тобі!</w:t>
-      </w:r>
-    </w:p>
-    <w:p>
-      <w:pPr>
-        <w:spacing w:after="120"/>
-        <w:jc w:val="both"/>
-        <w:rPr>
-          <w:rFonts w:ascii="Times New Roman" w:hAnsi="Times New Roman" w:cs="Times New Roman"/>
-          <w:sz w:val="24"/>
-          <w:szCs w:val="24"/>
-        </w:rPr>
-      </w:pPr>
-      <w:r>
-        <w:rPr>
-          <w:rFonts w:ascii="Times New Roman" w:hAnsi="Times New Roman" w:cs="Times New Roman"/>
-          <w:i/>
-          <w:color w:val="FF0000"/>
-          <w:sz w:val="24"/>
-          <w:szCs w:val="24"/>
-        </w:rPr>
-        <w:t>Вірні:</w:t>
-      </w:r>
-      <w:r>
-        <w:rPr>
-          <w:rFonts w:ascii="Times New Roman" w:hAnsi="Times New Roman" w:cs="Times New Roman"/>
-          <w:color w:val="FF0000"/>
-          <w:sz w:val="24"/>
-          <w:szCs w:val="24"/>
-        </w:rPr>
-        <w:t xml:space="preserve"> </w:t>
-      </w:r>
-      <w:r>
-        <w:rPr>
-          <w:rFonts w:ascii="Times New Roman" w:hAnsi="Times New Roman" w:cs="Times New Roman"/>
-          <w:sz w:val="24"/>
-          <w:szCs w:val="24"/>
-        </w:rPr>
-        <w:t xml:space="preserve">Слава Отцю і Сину, і Святому Духові, і нині і повсякчас, і на віки віків. Амінь. Господи, помилуй </w:t>
-      </w:r>
-      <w:r>
-        <w:rPr>
-          <w:rFonts w:ascii="Times New Roman" w:hAnsi="Times New Roman" w:cs="Times New Roman"/>
-          <w:i/>
-          <w:color w:val="FF0000"/>
-          <w:sz w:val="24"/>
-          <w:szCs w:val="24"/>
-        </w:rPr>
-        <w:t>(3 р.)</w:t>
-      </w:r>
-      <w:r>
-        <w:rPr>
-          <w:rFonts w:ascii="Times New Roman" w:hAnsi="Times New Roman" w:cs="Times New Roman"/>
-          <w:i/>
-          <w:sz w:val="24"/>
-          <w:szCs w:val="24"/>
-        </w:rPr>
-        <w:t>.</w:t>
-      </w:r>
-      <w:r>
-        <w:rPr>
-          <w:rFonts w:ascii="Times New Roman" w:hAnsi="Times New Roman" w:cs="Times New Roman"/>
-          <w:sz w:val="24"/>
-          <w:szCs w:val="24"/>
-        </w:rPr>
-        <w:t xml:space="preserve"> Благослови.</w:t>
-      </w:r>
-    </w:p>
-    <w:p>
-      <w:pPr>
-        <w:spacing w:after="120"/>
-        <w:jc w:val="both"/>
-        <w:rPr>
-          <w:rFonts w:ascii="Times New Roman" w:hAnsi="Times New Roman" w:cs="Times New Roman"/>
-          <w:sz w:val="24"/>
-          <w:szCs w:val="24"/>
-        </w:rPr>
-      </w:pPr>
-      <w:r>
-        <w:rPr>
-          <w:rFonts w:ascii="Times New Roman" w:hAnsi="Times New Roman" w:cs="Times New Roman"/>
-          <w:i/>
-          <w:color w:val="FF0000"/>
-          <w:sz w:val="24"/>
-          <w:szCs w:val="24"/>
-        </w:rPr>
-        <w:t>Священик:</w:t>
-      </w:r>
-      <w:r>
-        <w:rPr>
-          <w:rFonts w:ascii="Times New Roman" w:hAnsi="Times New Roman" w:cs="Times New Roman"/>
-          <w:sz w:val="24"/>
-          <w:szCs w:val="24"/>
-        </w:rPr>
-        <w:t xml:space="preserve"> Христос, істинний Бог наш, молитвами пречистої своєї Матері, святих, славних і всехвальних апостолів, чесно́го, сла́вного проро́</w:t>
-      </w:r>
-      <w:r>
-        <w:rPr>
-          <w:rFonts w:ascii="Times New Roman" w:hAnsi="Times New Roman" w:cs="Times New Roman"/>
-          <w:sz w:val="24"/>
-          <w:szCs w:val="24"/>
-        </w:rPr>
-        <w:t xml:space="preserve">ка, Предте́чі і Хрести́теля Йоа́на, усікновення чесної голови якого днесь світлу пам’ять творимо, і святого </w:t>
-      </w:r>
-      <w:r>
-        <w:rPr>
-          <w:rFonts w:ascii="Times New Roman" w:hAnsi="Times New Roman" w:cs="Times New Roman"/>
-          <w:i/>
-          <w:color w:val="FF0000"/>
-          <w:sz w:val="24"/>
-          <w:szCs w:val="24"/>
-        </w:rPr>
-        <w:t>(ім'я, якого є храм)</w:t>
-      </w:r>
-      <w:r>
-        <w:rPr>
-          <w:rFonts w:ascii="Times New Roman" w:hAnsi="Times New Roman" w:cs="Times New Roman"/>
-          <w:sz w:val="24"/>
-          <w:szCs w:val="24"/>
-        </w:rPr>
-        <w:t>, і всіх святих, помилує і спасе нас, як благий і людинолюбний.</w:t>
+          <w:rFonts w:ascii="Times New Roman" w:hAnsi="Times New Roman"/>
+          <w:sz w:val="24"/>
+        </w:rPr>
+        <w:t xml:space="preserve"> Христос, істинний Бог наш, молитвами пречистої своєї матері, чесного і славного пророка, предтечі і христителя Господнього Івана, якого чесної голови усікновення пам'ять сьогодні світло звершуємо, і всіх святих - помилує і спасе нас як благий і людинолюбний.</w:t>
       </w:r>
     </w:p>
     <w:p>

--- a/flow/20230914_vu_template/drafts/2024-08-u/29-ЧТ-усікновення_голови_Йоана.docx
+++ b/flow/20230914_vu_template/drafts/2024-08-u/29-ЧТ-усікновення_голови_Йоана.docx
@@ -4430,7 +4430,7 @@
           <w:sz w:val="24"/>
           <w:szCs w:val="24"/>
         </w:rPr>
-        <w:t> Господи щедрий і милосердний, довготерпеливий і многомилостивий! Вислухай молитви наші і зверни увагу на голос моління нашого і яви нам знак милости твоєї, наведи нас на дорогу тво</w:t>
+        <w:t xml:space="preserve"> Господи щедрий і милосердний, довготерпеливий і многомилостивий! Вислухай молитви наші і зверни увагу на голос моління нашого і яви нам знак милости твоєї, наведи нас на дорогу тво</w:t>
       </w:r>
       <w:r>
         <w:rPr>
@@ -4466,7 +4466,7 @@
           <w:sz w:val="24"/>
           <w:szCs w:val="24"/>
         </w:rPr>
-        <w:t>2. </w:t>
+        <w:t xml:space="preserve">2. </w:t>
       </w:r>
       <w:r>
         <w:rPr>
@@ -4518,7 +4518,7 @@
           <w:sz w:val="24"/>
           <w:szCs w:val="24"/>
         </w:rPr>
-        <w:t> Господи, Боже наш! Згадай нас грішних і недостойних слуг твоїх, коли призиваємо святе ім'я твоє, і не осороми нас, коли очікуєм</w:t>
+        <w:t xml:space="preserve"> Господи, Боже наш! Згадай нас грішних і недостойних слуг твоїх, коли призиваємо святе ім'я твоє, і не осороми нас, коли очікуєм</w:t>
       </w:r>
       <w:r>
         <w:rPr>
@@ -4554,7 +4554,7 @@
           <w:sz w:val="24"/>
           <w:szCs w:val="24"/>
         </w:rPr>
-        <w:t>4. </w:t>
+        <w:t xml:space="preserve">4. </w:t>
       </w:r>
       <w:r>
         <w:rPr>
@@ -4598,7 +4598,7 @@
           <w:sz w:val="24"/>
           <w:szCs w:val="24"/>
         </w:rPr>
-        <w:t> Благословенний ти, Господи Боже, Вседержителю,</w:t>
+        <w:t xml:space="preserve"> Благословенний ти, Господи Боже, Вседержителю,</w:t>
       </w:r>
       <w:r>
         <w:rPr>
@@ -4642,7 +4642,7 @@
           <w:sz w:val="24"/>
           <w:szCs w:val="24"/>
         </w:rPr>
-        <w:t> Господи, Господи, що пречистою твоєю долонею в</w:t>
+        <w:t xml:space="preserve"> Господи, Господи, що пречистою твоєю долонею в</w:t>
       </w:r>
       <w:r>
         <w:rPr>
@@ -4686,7 +4686,7 @@
           <w:sz w:val="24"/>
           <w:szCs w:val="24"/>
         </w:rPr>
-        <w:t> Боже великий і дивний, що несказанною добрістю і бага</w:t>
+        <w:t xml:space="preserve"> Боже великий і дивний, що несказанною добрістю і бага</w:t>
       </w:r>
       <w:r>
         <w:rPr>
@@ -4730,7 +4730,7 @@
           <w:sz w:val="24"/>
           <w:szCs w:val="24"/>
         </w:rPr>
-        <w:t> Боже великий і вишній, в тебе одного є безсмертність і в світлі живеш недоступнім. Ти все створіння мудро створив, відок</w:t>
+        <w:t xml:space="preserve"> Боже великий і вишній, в тебе одного є безсмертність і в світлі живеш недоступнім. Ти все створіння мудро створив, відок</w:t>
       </w:r>
       <w:r>
         <w:rPr>
@@ -5730,7 +5730,7 @@
           <w:sz w:val="24"/>
           <w:szCs w:val="24"/>
         </w:rPr>
-        <w:t>(3 р.)</w:t>
+        <w:t>(3 р.)</w:t>
       </w:r>
     </w:p>
     <w:p>
@@ -5768,7 +5768,7 @@
           <w:sz w:val="24"/>
           <w:szCs w:val="24"/>
         </w:rPr>
-        <w:t>(3 р.)</w:t>
+        <w:t>(3 р.)</w:t>
       </w:r>
       <w:r>
         <w:rPr>
@@ -5806,7 +5806,7 @@
           <w:sz w:val="24"/>
           <w:szCs w:val="24"/>
         </w:rPr>
-        <w:t xml:space="preserve"> (3 р.)</w:t>
+        <w:t xml:space="preserve"> (3 р.)</w:t>
       </w:r>
     </w:p>
     <w:p>
@@ -5845,7 +5845,7 @@
           <w:sz w:val="24"/>
           <w:szCs w:val="24"/>
         </w:rPr>
-        <w:t>(3 р.)</w:t>
+        <w:t>(3 р.)</w:t>
       </w:r>
     </w:p>
     <w:p>
@@ -5892,7 +5892,7 @@
           <w:sz w:val="24"/>
           <w:szCs w:val="24"/>
         </w:rPr>
-        <w:t>(3 р.)</w:t>
+        <w:t>(3 р.)</w:t>
       </w:r>
     </w:p>
     <w:p>
@@ -5931,7 +5931,7 @@
           <w:sz w:val="24"/>
           <w:szCs w:val="24"/>
         </w:rPr>
-        <w:t>(3 р.)</w:t>
+        <w:t>(3 р.)</w:t>
       </w:r>
     </w:p>
     <w:p>
@@ -5960,7 +5960,7 @@
           <w:sz w:val="24"/>
           <w:szCs w:val="24"/>
         </w:rPr>
-        <w:t>(3 р.)</w:t>
+        <w:t>(3 р.)</w:t>
       </w:r>
       <w:r>
         <w:rPr>
@@ -6007,7 +6007,7 @@
           <w:sz w:val="24"/>
           <w:szCs w:val="24"/>
         </w:rPr>
-        <w:t>(3 р.)</w:t>
+        <w:t>(3 р.)</w:t>
       </w:r>
     </w:p>
     <w:p>
@@ -6037,7 +6037,7 @@
           <w:sz w:val="24"/>
           <w:szCs w:val="24"/>
         </w:rPr>
-        <w:t>(3 р</w:t>
+        <w:t>(3 р</w:t>
       </w:r>
       <w:r>
         <w:rPr>
@@ -7083,399 +7083,1778 @@
     </w:p>
     <w:p>
       <w:pPr>
-        <w:spacing w:after="120"/>
-        <w:jc w:val="both"/>
-        <w:rPr>
-          <w:rFonts w:ascii="Times New Roman" w:hAnsi="Times New Roman" w:cs="Times New Roman"/>
-          <w:sz w:val="24"/>
-          <w:szCs w:val="24"/>
-        </w:rPr>
-      </w:pPr>
-      <w:r>
-        <w:rPr>
-          <w:rFonts w:ascii="Times New Roman" w:eastAsia="Gungsuh" w:hAnsi="Times New Roman" w:cs="Times New Roman"/>
-          <w:sz w:val="24"/>
-          <w:szCs w:val="24"/>
-        </w:rPr>
-        <w:t>Постав, Господи, моїм устам сторожу;* до дверей губ моїх − варту!</w:t>
-      </w:r>
-    </w:p>
-    <w:p>
-      <w:pPr>
-        <w:spacing w:after="120"/>
-        <w:jc w:val="both"/>
-        <w:rPr>
-          <w:rFonts w:ascii="Times New Roman" w:hAnsi="Times New Roman" w:cs="Times New Roman"/>
-          <w:sz w:val="24"/>
-          <w:szCs w:val="24"/>
-        </w:rPr>
-      </w:pPr>
-      <w:r>
-        <w:rPr>
-          <w:rFonts w:ascii="Times New Roman" w:hAnsi="Times New Roman" w:cs="Times New Roman"/>
-          <w:sz w:val="24"/>
-          <w:szCs w:val="24"/>
-        </w:rPr>
-        <w:t>Не дай схилитися серцеві моєму* до чогось злого.</w:t>
-      </w:r>
-    </w:p>
-    <w:p>
-      <w:pPr>
-        <w:spacing w:after="120"/>
-        <w:jc w:val="both"/>
-        <w:rPr>
-          <w:rFonts w:ascii="Times New Roman" w:hAnsi="Times New Roman" w:cs="Times New Roman"/>
-          <w:sz w:val="24"/>
-          <w:szCs w:val="24"/>
-        </w:rPr>
-      </w:pPr>
-      <w:r>
-        <w:rPr>
-          <w:rFonts w:ascii="Times New Roman" w:hAnsi="Times New Roman" w:cs="Times New Roman"/>
-          <w:sz w:val="24"/>
-          <w:szCs w:val="24"/>
-        </w:rPr>
-        <w:t>Ані чинити лихі вчинки з людьми, що творять беззаконня,* – ні ласощів їхніх я не хочу їсти.</w:t>
-      </w:r>
-    </w:p>
-    <w:p>
-      <w:pPr>
-        <w:spacing w:after="120"/>
-        <w:jc w:val="both"/>
-        <w:rPr>
-          <w:rFonts w:ascii="Times New Roman" w:hAnsi="Times New Roman" w:cs="Times New Roman"/>
-          <w:sz w:val="24"/>
-          <w:szCs w:val="24"/>
-        </w:rPr>
-      </w:pPr>
-      <w:r>
-        <w:rPr>
-          <w:rFonts w:ascii="Times New Roman" w:hAnsi="Times New Roman" w:cs="Times New Roman"/>
-          <w:sz w:val="24"/>
-          <w:szCs w:val="24"/>
-        </w:rPr>
-        <w:t>Нехай праведник по-доброму б'є мене й виправляє</w:t>
-      </w:r>
-      <w:r>
-        <w:rPr>
-          <w:rFonts w:ascii="Times New Roman" w:hAnsi="Times New Roman" w:cs="Times New Roman"/>
-          <w:sz w:val="24"/>
-          <w:szCs w:val="24"/>
-        </w:rPr>
-        <w:t>,* а олія грішного нехай не намастить голови моєї.</w:t>
-      </w:r>
-    </w:p>
-    <w:p>
-      <w:pPr>
-        <w:spacing w:after="120"/>
-        <w:jc w:val="both"/>
-        <w:rPr>
-          <w:rFonts w:ascii="Times New Roman" w:hAnsi="Times New Roman" w:cs="Times New Roman"/>
-          <w:sz w:val="24"/>
-          <w:szCs w:val="24"/>
-        </w:rPr>
-      </w:pPr>
-      <w:r>
-        <w:rPr>
-          <w:rFonts w:ascii="Times New Roman" w:hAnsi="Times New Roman" w:cs="Times New Roman"/>
-          <w:sz w:val="24"/>
-          <w:szCs w:val="24"/>
-        </w:rPr>
-        <w:t>Я все-таки молитимусь,* незважаючи на їхні злі вчинки.</w:t>
-      </w:r>
-    </w:p>
-    <w:p>
-      <w:pPr>
-        <w:spacing w:after="120"/>
-        <w:jc w:val="both"/>
-        <w:rPr>
-          <w:rFonts w:ascii="Times New Roman" w:hAnsi="Times New Roman" w:cs="Times New Roman"/>
-          <w:sz w:val="24"/>
-          <w:szCs w:val="24"/>
-        </w:rPr>
-      </w:pPr>
-      <w:r>
-        <w:rPr>
-          <w:rFonts w:ascii="Times New Roman" w:hAnsi="Times New Roman" w:cs="Times New Roman"/>
-          <w:sz w:val="24"/>
-          <w:szCs w:val="24"/>
-        </w:rPr>
-        <w:t>Якщо суддів їхніх скинуть в ущелини скелі,* то почують, що слова мої любі.</w:t>
-      </w:r>
-    </w:p>
-    <w:p>
-      <w:pPr>
-        <w:spacing w:after="120"/>
-        <w:jc w:val="both"/>
-        <w:rPr>
-          <w:rFonts w:ascii="Times New Roman" w:hAnsi="Times New Roman" w:cs="Times New Roman"/>
-          <w:sz w:val="24"/>
-          <w:szCs w:val="24"/>
-        </w:rPr>
-      </w:pPr>
-      <w:r>
-        <w:rPr>
-          <w:rFonts w:ascii="Times New Roman" w:hAnsi="Times New Roman" w:cs="Times New Roman"/>
-          <w:sz w:val="24"/>
-          <w:szCs w:val="24"/>
-        </w:rPr>
-        <w:t>Немовби хтось розбив і розрив землю,* розкидано їхні кості перед адом.</w:t>
-      </w:r>
-    </w:p>
-    <w:p>
-      <w:pPr>
-        <w:spacing w:after="120"/>
-        <w:jc w:val="both"/>
-        <w:rPr>
-          <w:rFonts w:ascii="Times New Roman" w:hAnsi="Times New Roman" w:cs="Times New Roman"/>
-          <w:sz w:val="24"/>
-          <w:szCs w:val="24"/>
-        </w:rPr>
-      </w:pPr>
-      <w:r>
-        <w:rPr>
-          <w:rFonts w:ascii="Times New Roman" w:hAnsi="Times New Roman" w:cs="Times New Roman"/>
-          <w:sz w:val="24"/>
-          <w:szCs w:val="24"/>
-        </w:rPr>
-        <w:t>Бо д</w:t>
-      </w:r>
-      <w:r>
-        <w:rPr>
-          <w:rFonts w:ascii="Times New Roman" w:hAnsi="Times New Roman" w:cs="Times New Roman"/>
-          <w:sz w:val="24"/>
-          <w:szCs w:val="24"/>
-        </w:rPr>
-        <w:t>о тебе, Господи, мій Боже, мої очі;* до тебе прибігаю, не губи душі моєї.</w:t>
-      </w:r>
-    </w:p>
-    <w:p>
-      <w:pPr>
-        <w:spacing w:after="120"/>
-        <w:jc w:val="both"/>
-        <w:rPr>
-          <w:rFonts w:ascii="Times New Roman" w:hAnsi="Times New Roman" w:cs="Times New Roman"/>
-          <w:sz w:val="24"/>
-          <w:szCs w:val="24"/>
-        </w:rPr>
-      </w:pPr>
-      <w:r>
-        <w:rPr>
-          <w:rFonts w:ascii="Times New Roman" w:hAnsi="Times New Roman" w:cs="Times New Roman"/>
-          <w:sz w:val="24"/>
-          <w:szCs w:val="24"/>
-        </w:rPr>
-        <w:t>Збережи мене від петлі, що її наставили на мене,* і від сильця тих, що творять беззаконня.</w:t>
-      </w:r>
-    </w:p>
-    <w:p>
-      <w:pPr>
-        <w:spacing w:after="120"/>
-        <w:jc w:val="both"/>
-        <w:rPr>
-          <w:rFonts w:ascii="Times New Roman" w:hAnsi="Times New Roman" w:cs="Times New Roman"/>
-          <w:sz w:val="24"/>
-          <w:szCs w:val="24"/>
-        </w:rPr>
-      </w:pPr>
-      <w:r>
-        <w:rPr>
-          <w:rFonts w:ascii="Times New Roman" w:hAnsi="Times New Roman" w:cs="Times New Roman"/>
-          <w:sz w:val="24"/>
-          <w:szCs w:val="24"/>
-        </w:rPr>
-        <w:t>Нехай грішники впадуть у власні сіті всі разом,* а я пройду безпечно.</w:t>
-      </w:r>
-    </w:p>
-    <w:p>
-      <w:pPr>
-        <w:spacing w:after="120"/>
-        <w:jc w:val="center"/>
-        <w:rPr>
-          <w:rFonts w:ascii="Times New Roman" w:hAnsi="Times New Roman" w:cs="Times New Roman"/>
+        <w:pStyle w:val="a"/>
+        <w:spacing w:after="120"/>
+      </w:pPr>
+      <w:r>
+        <w:rPr>
+          <w:rFonts w:ascii="Times New Roman" w:hAnsi="Times New Roman"/>
+          <w:sz w:val="24"/>
+        </w:rPr>
+        <w:t>Поста́в</w:t>
+      </w:r>
+      <w:r>
+        <w:rPr>
+          <w:rFonts w:ascii="Times New Roman" w:hAnsi="Times New Roman"/>
+          <w:sz w:val="24"/>
+        </w:rPr>
+        <w:t xml:space="preserve">, </w:t>
+      </w:r>
+      <w:r>
+        <w:rPr>
+          <w:rFonts w:ascii="Times New Roman" w:hAnsi="Times New Roman"/>
+          <w:sz w:val="24"/>
+        </w:rPr>
+        <w:t>Го́споди</w:t>
+      </w:r>
+      <w:r>
+        <w:rPr>
+          <w:rFonts w:ascii="Times New Roman" w:hAnsi="Times New Roman"/>
+          <w:sz w:val="24"/>
+        </w:rPr>
+        <w:t xml:space="preserve">, </w:t>
+      </w:r>
+      <w:r>
+        <w:rPr>
+          <w:rFonts w:ascii="Times New Roman" w:hAnsi="Times New Roman"/>
+          <w:sz w:val="24"/>
+        </w:rPr>
+        <w:t>мої́м</w:t>
+      </w:r>
+      <w:r>
+        <w:rPr>
+          <w:rFonts w:ascii="Times New Roman" w:hAnsi="Times New Roman"/>
+          <w:sz w:val="24"/>
+        </w:rPr>
+        <w:t xml:space="preserve"> </w:t>
+      </w:r>
+      <w:r>
+        <w:rPr>
+          <w:rFonts w:ascii="Times New Roman" w:hAnsi="Times New Roman"/>
+          <w:sz w:val="24"/>
+        </w:rPr>
+        <w:t>уста́м</w:t>
+      </w:r>
+      <w:r>
+        <w:rPr>
+          <w:rFonts w:ascii="Times New Roman" w:hAnsi="Times New Roman"/>
+          <w:sz w:val="24"/>
+        </w:rPr>
+        <w:t xml:space="preserve"> </w:t>
+      </w:r>
+      <w:r>
+        <w:rPr>
+          <w:rFonts w:ascii="Times New Roman" w:hAnsi="Times New Roman"/>
+          <w:sz w:val="24"/>
+        </w:rPr>
+        <w:t>сторо́жу</w:t>
+      </w:r>
+      <w:r>
+        <w:rPr>
+          <w:rFonts w:ascii="Times New Roman" w:hAnsi="Times New Roman"/>
+          <w:sz w:val="24"/>
+        </w:rPr>
+        <w:t xml:space="preserve">;* до </w:t>
+      </w:r>
+      <w:r>
+        <w:rPr>
+          <w:rFonts w:ascii="Times New Roman" w:hAnsi="Times New Roman"/>
+          <w:sz w:val="24"/>
+        </w:rPr>
+        <w:t>двере́й</w:t>
+      </w:r>
+      <w:r>
+        <w:rPr>
+          <w:rFonts w:ascii="Times New Roman" w:hAnsi="Times New Roman"/>
+          <w:sz w:val="24"/>
+        </w:rPr>
+        <w:t xml:space="preserve"> губ </w:t>
+      </w:r>
+      <w:r>
+        <w:rPr>
+          <w:rFonts w:ascii="Times New Roman" w:hAnsi="Times New Roman"/>
+          <w:sz w:val="24"/>
+        </w:rPr>
+        <w:t>мої́х</w:t>
+      </w:r>
+      <w:r>
+        <w:rPr>
+          <w:rFonts w:ascii="Times New Roman" w:hAnsi="Times New Roman"/>
+          <w:sz w:val="24"/>
+        </w:rPr>
+        <w:t xml:space="preserve"> − </w:t>
+      </w:r>
+      <w:r>
+        <w:rPr>
+          <w:rFonts w:ascii="Times New Roman" w:hAnsi="Times New Roman"/>
+          <w:sz w:val="24"/>
+        </w:rPr>
+        <w:t>ва́рту</w:t>
+      </w:r>
+      <w:r>
+        <w:rPr>
+          <w:rFonts w:ascii="Times New Roman" w:hAnsi="Times New Roman"/>
+          <w:sz w:val="24"/>
+        </w:rPr>
+        <w:t>!</w:t>
+      </w:r>
+    </w:p>
+    <w:p>
+      <w:pPr>
+        <w:pStyle w:val="a"/>
+        <w:spacing w:after="120"/>
+      </w:pPr>
+      <w:r>
+        <w:rPr>
+          <w:rFonts w:ascii="Times New Roman" w:hAnsi="Times New Roman"/>
+          <w:sz w:val="24"/>
+        </w:rPr>
+        <w:t xml:space="preserve">Не дай </w:t>
+      </w:r>
+      <w:r>
+        <w:rPr>
+          <w:rFonts w:ascii="Times New Roman" w:hAnsi="Times New Roman"/>
+          <w:sz w:val="24"/>
+        </w:rPr>
+        <w:t>схили́тися</w:t>
+      </w:r>
+      <w:r>
+        <w:rPr>
+          <w:rFonts w:ascii="Times New Roman" w:hAnsi="Times New Roman"/>
+          <w:sz w:val="24"/>
+        </w:rPr>
+        <w:t xml:space="preserve"> </w:t>
+      </w:r>
+      <w:r>
+        <w:rPr>
+          <w:rFonts w:ascii="Times New Roman" w:hAnsi="Times New Roman"/>
+          <w:sz w:val="24"/>
+        </w:rPr>
+        <w:t>се́рцеві</w:t>
+      </w:r>
+      <w:r>
+        <w:rPr>
+          <w:rFonts w:ascii="Times New Roman" w:hAnsi="Times New Roman"/>
+          <w:sz w:val="24"/>
+        </w:rPr>
+        <w:t xml:space="preserve"> </w:t>
+      </w:r>
+      <w:r>
+        <w:rPr>
+          <w:rFonts w:ascii="Times New Roman" w:hAnsi="Times New Roman"/>
+          <w:sz w:val="24"/>
+        </w:rPr>
+        <w:t>моє́му</w:t>
+      </w:r>
+      <w:r>
+        <w:rPr>
+          <w:rFonts w:ascii="Times New Roman" w:hAnsi="Times New Roman"/>
+          <w:sz w:val="24"/>
+        </w:rPr>
+        <w:t xml:space="preserve">* до </w:t>
+      </w:r>
+      <w:r>
+        <w:rPr>
+          <w:rFonts w:ascii="Times New Roman" w:hAnsi="Times New Roman"/>
+          <w:sz w:val="24"/>
+        </w:rPr>
+        <w:t>чо́гось</w:t>
+      </w:r>
+      <w:r>
+        <w:rPr>
+          <w:rFonts w:ascii="Times New Roman" w:hAnsi="Times New Roman"/>
+          <w:sz w:val="24"/>
+        </w:rPr>
+        <w:t xml:space="preserve"> </w:t>
+      </w:r>
+      <w:r>
+        <w:rPr>
+          <w:rFonts w:ascii="Times New Roman" w:hAnsi="Times New Roman"/>
+          <w:sz w:val="24"/>
+        </w:rPr>
+        <w:t>зло́го</w:t>
+      </w:r>
+      <w:r>
+        <w:rPr>
+          <w:rFonts w:ascii="Times New Roman" w:hAnsi="Times New Roman"/>
+          <w:sz w:val="24"/>
+        </w:rPr>
+        <w:t>.</w:t>
+      </w:r>
+    </w:p>
+    <w:p>
+      <w:pPr>
+        <w:pStyle w:val="a"/>
+        <w:spacing w:after="120"/>
+      </w:pPr>
+      <w:r>
+        <w:rPr>
+          <w:rFonts w:ascii="Times New Roman" w:hAnsi="Times New Roman"/>
+          <w:sz w:val="24"/>
+        </w:rPr>
+        <w:t xml:space="preserve">Ані </w:t>
+      </w:r>
+      <w:r>
+        <w:rPr>
+          <w:rFonts w:ascii="Times New Roman" w:hAnsi="Times New Roman"/>
+          <w:sz w:val="24"/>
+        </w:rPr>
+        <w:t>чини́ти</w:t>
+      </w:r>
+      <w:r>
+        <w:rPr>
+          <w:rFonts w:ascii="Times New Roman" w:hAnsi="Times New Roman"/>
+          <w:sz w:val="24"/>
+        </w:rPr>
+        <w:t xml:space="preserve"> лихі́ </w:t>
+      </w:r>
+      <w:r>
+        <w:rPr>
+          <w:rFonts w:ascii="Times New Roman" w:hAnsi="Times New Roman"/>
+          <w:sz w:val="24"/>
+        </w:rPr>
+        <w:t>вчи́нки</w:t>
+      </w:r>
+      <w:r>
+        <w:rPr>
+          <w:rFonts w:ascii="Times New Roman" w:hAnsi="Times New Roman"/>
+          <w:sz w:val="24"/>
+        </w:rPr>
+        <w:t xml:space="preserve"> з людьми́, що </w:t>
+      </w:r>
+      <w:r>
+        <w:rPr>
+          <w:rFonts w:ascii="Times New Roman" w:hAnsi="Times New Roman"/>
+          <w:sz w:val="24"/>
+        </w:rPr>
+        <w:t>тво́рять</w:t>
+      </w:r>
+      <w:r>
+        <w:rPr>
+          <w:rFonts w:ascii="Times New Roman" w:hAnsi="Times New Roman"/>
+          <w:sz w:val="24"/>
+        </w:rPr>
+        <w:t xml:space="preserve"> </w:t>
+      </w:r>
+      <w:r>
+        <w:rPr>
+          <w:rFonts w:ascii="Times New Roman" w:hAnsi="Times New Roman"/>
+          <w:sz w:val="24"/>
+        </w:rPr>
+        <w:t>беззако́ння</w:t>
+      </w:r>
+      <w:r>
+        <w:rPr>
+          <w:rFonts w:ascii="Times New Roman" w:hAnsi="Times New Roman"/>
+          <w:sz w:val="24"/>
+        </w:rPr>
+        <w:t xml:space="preserve">,* – ні </w:t>
+      </w:r>
+      <w:r>
+        <w:rPr>
+          <w:rFonts w:ascii="Times New Roman" w:hAnsi="Times New Roman"/>
+          <w:sz w:val="24"/>
+        </w:rPr>
+        <w:t>ла́сощів</w:t>
+      </w:r>
+      <w:r>
+        <w:rPr>
+          <w:rFonts w:ascii="Times New Roman" w:hAnsi="Times New Roman"/>
+          <w:sz w:val="24"/>
+        </w:rPr>
+        <w:t xml:space="preserve"> </w:t>
+      </w:r>
+      <w:r>
+        <w:rPr>
+          <w:rFonts w:ascii="Times New Roman" w:hAnsi="Times New Roman"/>
+          <w:sz w:val="24"/>
+        </w:rPr>
+        <w:t>ї́хніх</w:t>
+      </w:r>
+      <w:r>
+        <w:rPr>
+          <w:rFonts w:ascii="Times New Roman" w:hAnsi="Times New Roman"/>
+          <w:sz w:val="24"/>
+        </w:rPr>
+        <w:t xml:space="preserve"> я не </w:t>
+      </w:r>
+      <w:r>
+        <w:rPr>
+          <w:rFonts w:ascii="Times New Roman" w:hAnsi="Times New Roman"/>
+          <w:sz w:val="24"/>
+        </w:rPr>
+        <w:t>хо́чу</w:t>
+      </w:r>
+      <w:r>
+        <w:rPr>
+          <w:rFonts w:ascii="Times New Roman" w:hAnsi="Times New Roman"/>
+          <w:sz w:val="24"/>
+        </w:rPr>
+        <w:t xml:space="preserve"> </w:t>
+      </w:r>
+      <w:r>
+        <w:rPr>
+          <w:rFonts w:ascii="Times New Roman" w:hAnsi="Times New Roman"/>
+          <w:sz w:val="24"/>
+        </w:rPr>
+        <w:t>ї́сти</w:t>
+      </w:r>
+      <w:r>
+        <w:rPr>
+          <w:rFonts w:ascii="Times New Roman" w:hAnsi="Times New Roman"/>
+          <w:sz w:val="24"/>
+        </w:rPr>
+        <w:t>.</w:t>
+      </w:r>
+    </w:p>
+    <w:p>
+      <w:pPr>
+        <w:pStyle w:val="a"/>
+        <w:spacing w:after="120"/>
+      </w:pPr>
+      <w:r>
+        <w:rPr>
+          <w:rFonts w:ascii="Times New Roman" w:hAnsi="Times New Roman"/>
+          <w:sz w:val="24"/>
+        </w:rPr>
+        <w:t>Неха́й</w:t>
+      </w:r>
+      <w:r>
+        <w:rPr>
+          <w:rFonts w:ascii="Times New Roman" w:hAnsi="Times New Roman"/>
+          <w:sz w:val="24"/>
+        </w:rPr>
+        <w:t xml:space="preserve"> </w:t>
+      </w:r>
+      <w:r>
+        <w:rPr>
+          <w:rFonts w:ascii="Times New Roman" w:hAnsi="Times New Roman"/>
+          <w:sz w:val="24"/>
+        </w:rPr>
+        <w:t>пра́ведник</w:t>
+      </w:r>
+      <w:r>
+        <w:rPr>
+          <w:rFonts w:ascii="Times New Roman" w:hAnsi="Times New Roman"/>
+          <w:sz w:val="24"/>
+        </w:rPr>
+        <w:t xml:space="preserve"> </w:t>
+      </w:r>
+      <w:r>
+        <w:rPr>
+          <w:rFonts w:ascii="Times New Roman" w:hAnsi="Times New Roman"/>
+          <w:sz w:val="24"/>
+        </w:rPr>
+        <w:t>по-до́брому</w:t>
+      </w:r>
+      <w:r>
+        <w:rPr>
+          <w:rFonts w:ascii="Times New Roman" w:hAnsi="Times New Roman"/>
+          <w:sz w:val="24"/>
+        </w:rPr>
+        <w:t xml:space="preserve"> б’є мене́ й </w:t>
+      </w:r>
+      <w:r>
+        <w:rPr>
+          <w:rFonts w:ascii="Times New Roman" w:hAnsi="Times New Roman"/>
+          <w:sz w:val="24"/>
+        </w:rPr>
+        <w:t>виправля́є</w:t>
+      </w:r>
+      <w:r>
+        <w:rPr>
+          <w:rFonts w:ascii="Times New Roman" w:hAnsi="Times New Roman"/>
+          <w:sz w:val="24"/>
+        </w:rPr>
+        <w:t xml:space="preserve">,* а </w:t>
+      </w:r>
+      <w:r>
+        <w:rPr>
+          <w:rFonts w:ascii="Times New Roman" w:hAnsi="Times New Roman"/>
+          <w:sz w:val="24"/>
+        </w:rPr>
+        <w:t>олі́я</w:t>
+      </w:r>
+      <w:r>
+        <w:rPr>
+          <w:rFonts w:ascii="Times New Roman" w:hAnsi="Times New Roman"/>
+          <w:sz w:val="24"/>
+        </w:rPr>
+        <w:t xml:space="preserve"> </w:t>
+      </w:r>
+      <w:r>
+        <w:rPr>
+          <w:rFonts w:ascii="Times New Roman" w:hAnsi="Times New Roman"/>
+          <w:sz w:val="24"/>
+        </w:rPr>
+        <w:t>грі́шного</w:t>
+      </w:r>
+      <w:r>
+        <w:rPr>
+          <w:rFonts w:ascii="Times New Roman" w:hAnsi="Times New Roman"/>
+          <w:sz w:val="24"/>
+        </w:rPr>
+        <w:t xml:space="preserve"> </w:t>
+      </w:r>
+      <w:r>
+        <w:rPr>
+          <w:rFonts w:ascii="Times New Roman" w:hAnsi="Times New Roman"/>
+          <w:sz w:val="24"/>
+        </w:rPr>
+        <w:t>неха́й</w:t>
+      </w:r>
+      <w:r>
+        <w:rPr>
+          <w:rFonts w:ascii="Times New Roman" w:hAnsi="Times New Roman"/>
+          <w:sz w:val="24"/>
+        </w:rPr>
+        <w:t xml:space="preserve"> не </w:t>
+      </w:r>
+      <w:r>
+        <w:rPr>
+          <w:rFonts w:ascii="Times New Roman" w:hAnsi="Times New Roman"/>
+          <w:sz w:val="24"/>
+        </w:rPr>
+        <w:t>нама́стить</w:t>
+      </w:r>
+      <w:r>
+        <w:rPr>
+          <w:rFonts w:ascii="Times New Roman" w:hAnsi="Times New Roman"/>
+          <w:sz w:val="24"/>
+        </w:rPr>
+        <w:t xml:space="preserve"> голови́ </w:t>
+      </w:r>
+      <w:r>
+        <w:rPr>
+          <w:rFonts w:ascii="Times New Roman" w:hAnsi="Times New Roman"/>
+          <w:sz w:val="24"/>
+        </w:rPr>
+        <w:t>моє́ї</w:t>
+      </w:r>
+      <w:r>
+        <w:rPr>
+          <w:rFonts w:ascii="Times New Roman" w:hAnsi="Times New Roman"/>
+          <w:sz w:val="24"/>
+        </w:rPr>
+        <w:t>.</w:t>
+      </w:r>
+    </w:p>
+    <w:p>
+      <w:pPr>
+        <w:pStyle w:val="a"/>
+        <w:spacing w:after="120"/>
+      </w:pPr>
+      <w:r>
+        <w:rPr>
+          <w:rFonts w:ascii="Times New Roman" w:hAnsi="Times New Roman"/>
+          <w:sz w:val="24"/>
+        </w:rPr>
+        <w:t xml:space="preserve">Я все-таки́ </w:t>
+      </w:r>
+      <w:r>
+        <w:rPr>
+          <w:rFonts w:ascii="Times New Roman" w:hAnsi="Times New Roman"/>
+          <w:sz w:val="24"/>
+        </w:rPr>
+        <w:t>моли́тимусь</w:t>
+      </w:r>
+      <w:r>
+        <w:rPr>
+          <w:rFonts w:ascii="Times New Roman" w:hAnsi="Times New Roman"/>
+          <w:sz w:val="24"/>
+        </w:rPr>
+        <w:t xml:space="preserve">,* </w:t>
+      </w:r>
+      <w:r>
+        <w:rPr>
+          <w:rFonts w:ascii="Times New Roman" w:hAnsi="Times New Roman"/>
+          <w:sz w:val="24"/>
+        </w:rPr>
+        <w:t>незважа́ючи</w:t>
+      </w:r>
+      <w:r>
+        <w:rPr>
+          <w:rFonts w:ascii="Times New Roman" w:hAnsi="Times New Roman"/>
+          <w:sz w:val="24"/>
+        </w:rPr>
+        <w:t xml:space="preserve"> на </w:t>
+      </w:r>
+      <w:r>
+        <w:rPr>
+          <w:rFonts w:ascii="Times New Roman" w:hAnsi="Times New Roman"/>
+          <w:sz w:val="24"/>
+        </w:rPr>
+        <w:t>ї́хні</w:t>
+      </w:r>
+      <w:r>
+        <w:rPr>
+          <w:rFonts w:ascii="Times New Roman" w:hAnsi="Times New Roman"/>
+          <w:sz w:val="24"/>
+        </w:rPr>
+        <w:t xml:space="preserve"> злі </w:t>
+      </w:r>
+      <w:r>
+        <w:rPr>
+          <w:rFonts w:ascii="Times New Roman" w:hAnsi="Times New Roman"/>
+          <w:sz w:val="24"/>
+        </w:rPr>
+        <w:t>вчи́нки</w:t>
+      </w:r>
+      <w:r>
+        <w:rPr>
+          <w:rFonts w:ascii="Times New Roman" w:hAnsi="Times New Roman"/>
+          <w:sz w:val="24"/>
+        </w:rPr>
+        <w:t>.</w:t>
+      </w:r>
+    </w:p>
+    <w:p>
+      <w:pPr>
+        <w:pStyle w:val="a"/>
+        <w:spacing w:after="120"/>
+      </w:pPr>
+      <w:r>
+        <w:rPr>
+          <w:rFonts w:ascii="Times New Roman" w:hAnsi="Times New Roman"/>
+          <w:sz w:val="24"/>
+        </w:rPr>
+        <w:t xml:space="preserve">Якщо́ </w:t>
+      </w:r>
+      <w:r>
+        <w:rPr>
+          <w:rFonts w:ascii="Times New Roman" w:hAnsi="Times New Roman"/>
+          <w:sz w:val="24"/>
+        </w:rPr>
+        <w:t>су́ддів</w:t>
+      </w:r>
+      <w:r>
+        <w:rPr>
+          <w:rFonts w:ascii="Times New Roman" w:hAnsi="Times New Roman"/>
+          <w:sz w:val="24"/>
+        </w:rPr>
+        <w:t xml:space="preserve"> </w:t>
+      </w:r>
+      <w:r>
+        <w:rPr>
+          <w:rFonts w:ascii="Times New Roman" w:hAnsi="Times New Roman"/>
+          <w:sz w:val="24"/>
+        </w:rPr>
+        <w:t>ї́хніх</w:t>
+      </w:r>
+      <w:r>
+        <w:rPr>
+          <w:rFonts w:ascii="Times New Roman" w:hAnsi="Times New Roman"/>
+          <w:sz w:val="24"/>
+        </w:rPr>
+        <w:t xml:space="preserve"> </w:t>
+      </w:r>
+      <w:r>
+        <w:rPr>
+          <w:rFonts w:ascii="Times New Roman" w:hAnsi="Times New Roman"/>
+          <w:sz w:val="24"/>
+        </w:rPr>
+        <w:t>ски́нуть</w:t>
+      </w:r>
+      <w:r>
+        <w:rPr>
+          <w:rFonts w:ascii="Times New Roman" w:hAnsi="Times New Roman"/>
+          <w:sz w:val="24"/>
+        </w:rPr>
+        <w:t xml:space="preserve"> в </w:t>
+      </w:r>
+      <w:r>
+        <w:rPr>
+          <w:rFonts w:ascii="Times New Roman" w:hAnsi="Times New Roman"/>
+          <w:sz w:val="24"/>
+        </w:rPr>
+        <w:t>уще́лини</w:t>
+      </w:r>
+      <w:r>
+        <w:rPr>
+          <w:rFonts w:ascii="Times New Roman" w:hAnsi="Times New Roman"/>
+          <w:sz w:val="24"/>
+        </w:rPr>
+        <w:t xml:space="preserve"> </w:t>
+      </w:r>
+      <w:r>
+        <w:rPr>
+          <w:rFonts w:ascii="Times New Roman" w:hAnsi="Times New Roman"/>
+          <w:sz w:val="24"/>
+        </w:rPr>
+        <w:t>ске́лі</w:t>
+      </w:r>
+      <w:r>
+        <w:rPr>
+          <w:rFonts w:ascii="Times New Roman" w:hAnsi="Times New Roman"/>
+          <w:sz w:val="24"/>
+        </w:rPr>
+        <w:t xml:space="preserve">,* то </w:t>
+      </w:r>
+      <w:r>
+        <w:rPr>
+          <w:rFonts w:ascii="Times New Roman" w:hAnsi="Times New Roman"/>
+          <w:sz w:val="24"/>
+        </w:rPr>
+        <w:t>почу́ють</w:t>
+      </w:r>
+      <w:r>
+        <w:rPr>
+          <w:rFonts w:ascii="Times New Roman" w:hAnsi="Times New Roman"/>
+          <w:sz w:val="24"/>
+        </w:rPr>
+        <w:t xml:space="preserve">, що слова́ мої́ </w:t>
+      </w:r>
+      <w:r>
+        <w:rPr>
+          <w:rFonts w:ascii="Times New Roman" w:hAnsi="Times New Roman"/>
+          <w:sz w:val="24"/>
+        </w:rPr>
+        <w:t>лю́бі</w:t>
+      </w:r>
+      <w:r>
+        <w:rPr>
+          <w:rFonts w:ascii="Times New Roman" w:hAnsi="Times New Roman"/>
+          <w:sz w:val="24"/>
+        </w:rPr>
+        <w:t>.</w:t>
+      </w:r>
+    </w:p>
+    <w:p>
+      <w:pPr>
+        <w:pStyle w:val="a"/>
+        <w:spacing w:after="120"/>
+      </w:pPr>
+      <w:r>
+        <w:rPr>
+          <w:rFonts w:ascii="Times New Roman" w:hAnsi="Times New Roman"/>
+          <w:sz w:val="24"/>
+        </w:rPr>
+        <w:t>Немо́вби</w:t>
+      </w:r>
+      <w:r>
+        <w:rPr>
+          <w:rFonts w:ascii="Times New Roman" w:hAnsi="Times New Roman"/>
+          <w:sz w:val="24"/>
+        </w:rPr>
+        <w:t xml:space="preserve"> хтось </w:t>
+      </w:r>
+      <w:r>
+        <w:rPr>
+          <w:rFonts w:ascii="Times New Roman" w:hAnsi="Times New Roman"/>
+          <w:sz w:val="24"/>
+        </w:rPr>
+        <w:t>розби́в</w:t>
+      </w:r>
+      <w:r>
+        <w:rPr>
+          <w:rFonts w:ascii="Times New Roman" w:hAnsi="Times New Roman"/>
+          <w:sz w:val="24"/>
+        </w:rPr>
+        <w:t xml:space="preserve"> і </w:t>
+      </w:r>
+      <w:r>
+        <w:rPr>
+          <w:rFonts w:ascii="Times New Roman" w:hAnsi="Times New Roman"/>
+          <w:sz w:val="24"/>
+        </w:rPr>
+        <w:t>розри́в</w:t>
+      </w:r>
+      <w:r>
+        <w:rPr>
+          <w:rFonts w:ascii="Times New Roman" w:hAnsi="Times New Roman"/>
+          <w:sz w:val="24"/>
+        </w:rPr>
+        <w:t xml:space="preserve"> </w:t>
+      </w:r>
+      <w:r>
+        <w:rPr>
+          <w:rFonts w:ascii="Times New Roman" w:hAnsi="Times New Roman"/>
+          <w:sz w:val="24"/>
+        </w:rPr>
+        <w:t>зе́млю</w:t>
+      </w:r>
+      <w:r>
+        <w:rPr>
+          <w:rFonts w:ascii="Times New Roman" w:hAnsi="Times New Roman"/>
+          <w:sz w:val="24"/>
+        </w:rPr>
+        <w:t xml:space="preserve">,* </w:t>
+      </w:r>
+      <w:r>
+        <w:rPr>
+          <w:rFonts w:ascii="Times New Roman" w:hAnsi="Times New Roman"/>
+          <w:sz w:val="24"/>
+        </w:rPr>
+        <w:t>розки́дано</w:t>
+      </w:r>
+      <w:r>
+        <w:rPr>
+          <w:rFonts w:ascii="Times New Roman" w:hAnsi="Times New Roman"/>
+          <w:sz w:val="24"/>
+        </w:rPr>
+        <w:t xml:space="preserve"> </w:t>
+      </w:r>
+      <w:r>
+        <w:rPr>
+          <w:rFonts w:ascii="Times New Roman" w:hAnsi="Times New Roman"/>
+          <w:sz w:val="24"/>
+        </w:rPr>
+        <w:t>ї́хні</w:t>
+      </w:r>
+      <w:r>
+        <w:rPr>
+          <w:rFonts w:ascii="Times New Roman" w:hAnsi="Times New Roman"/>
+          <w:sz w:val="24"/>
+        </w:rPr>
+        <w:t xml:space="preserve"> </w:t>
+      </w:r>
+      <w:r>
+        <w:rPr>
+          <w:rFonts w:ascii="Times New Roman" w:hAnsi="Times New Roman"/>
+          <w:sz w:val="24"/>
+        </w:rPr>
+        <w:t>ко́сті</w:t>
+      </w:r>
+      <w:r>
+        <w:rPr>
+          <w:rFonts w:ascii="Times New Roman" w:hAnsi="Times New Roman"/>
+          <w:sz w:val="24"/>
+        </w:rPr>
+        <w:t xml:space="preserve"> </w:t>
+      </w:r>
+      <w:r>
+        <w:rPr>
+          <w:rFonts w:ascii="Times New Roman" w:hAnsi="Times New Roman"/>
+          <w:sz w:val="24"/>
+        </w:rPr>
+        <w:t>пе́ред</w:t>
+      </w:r>
+      <w:r>
+        <w:rPr>
+          <w:rFonts w:ascii="Times New Roman" w:hAnsi="Times New Roman"/>
+          <w:sz w:val="24"/>
+        </w:rPr>
+        <w:t xml:space="preserve"> </w:t>
+      </w:r>
+      <w:r>
+        <w:rPr>
+          <w:rFonts w:ascii="Times New Roman" w:hAnsi="Times New Roman"/>
+          <w:sz w:val="24"/>
+        </w:rPr>
+        <w:t>а́дом</w:t>
+      </w:r>
+      <w:r>
+        <w:rPr>
+          <w:rFonts w:ascii="Times New Roman" w:hAnsi="Times New Roman"/>
+          <w:sz w:val="24"/>
+        </w:rPr>
+        <w:t>.</w:t>
+      </w:r>
+    </w:p>
+    <w:p>
+      <w:pPr>
+        <w:pStyle w:val="a"/>
+        <w:spacing w:after="120"/>
+      </w:pPr>
+      <w:r>
+        <w:rPr>
+          <w:rFonts w:ascii="Times New Roman" w:hAnsi="Times New Roman"/>
+          <w:sz w:val="24"/>
+        </w:rPr>
+        <w:t xml:space="preserve">Бо до </w:t>
+      </w:r>
+      <w:r>
+        <w:rPr>
+          <w:rFonts w:ascii="Times New Roman" w:hAnsi="Times New Roman"/>
+          <w:sz w:val="24"/>
+        </w:rPr>
+        <w:t>Те́бе</w:t>
+      </w:r>
+      <w:r>
+        <w:rPr>
+          <w:rFonts w:ascii="Times New Roman" w:hAnsi="Times New Roman"/>
+          <w:sz w:val="24"/>
+        </w:rPr>
+        <w:t xml:space="preserve">, </w:t>
+      </w:r>
+      <w:r>
+        <w:rPr>
+          <w:rFonts w:ascii="Times New Roman" w:hAnsi="Times New Roman"/>
+          <w:sz w:val="24"/>
+        </w:rPr>
+        <w:t>Го́споди</w:t>
+      </w:r>
+      <w:r>
+        <w:rPr>
+          <w:rFonts w:ascii="Times New Roman" w:hAnsi="Times New Roman"/>
+          <w:sz w:val="24"/>
+        </w:rPr>
+        <w:t xml:space="preserve">, мій </w:t>
+      </w:r>
+      <w:r>
+        <w:rPr>
+          <w:rFonts w:ascii="Times New Roman" w:hAnsi="Times New Roman"/>
+          <w:sz w:val="24"/>
+        </w:rPr>
+        <w:t>Бо́же</w:t>
+      </w:r>
+      <w:r>
+        <w:rPr>
+          <w:rFonts w:ascii="Times New Roman" w:hAnsi="Times New Roman"/>
+          <w:sz w:val="24"/>
+        </w:rPr>
+        <w:t xml:space="preserve">, мої́ </w:t>
+      </w:r>
+      <w:r>
+        <w:rPr>
+          <w:rFonts w:ascii="Times New Roman" w:hAnsi="Times New Roman"/>
+          <w:sz w:val="24"/>
+        </w:rPr>
+        <w:t>о́чі</w:t>
+      </w:r>
+      <w:r>
+        <w:rPr>
+          <w:rFonts w:ascii="Times New Roman" w:hAnsi="Times New Roman"/>
+          <w:sz w:val="24"/>
+        </w:rPr>
+        <w:t xml:space="preserve">;* до </w:t>
+      </w:r>
+      <w:r>
+        <w:rPr>
+          <w:rFonts w:ascii="Times New Roman" w:hAnsi="Times New Roman"/>
+          <w:sz w:val="24"/>
+        </w:rPr>
+        <w:t>Те́бе</w:t>
+      </w:r>
+      <w:r>
+        <w:rPr>
+          <w:rFonts w:ascii="Times New Roman" w:hAnsi="Times New Roman"/>
+          <w:sz w:val="24"/>
+        </w:rPr>
+        <w:t xml:space="preserve"> </w:t>
+      </w:r>
+      <w:r>
+        <w:rPr>
+          <w:rFonts w:ascii="Times New Roman" w:hAnsi="Times New Roman"/>
+          <w:sz w:val="24"/>
+        </w:rPr>
+        <w:t>прибіга́ю</w:t>
+      </w:r>
+      <w:r>
+        <w:rPr>
+          <w:rFonts w:ascii="Times New Roman" w:hAnsi="Times New Roman"/>
+          <w:sz w:val="24"/>
+        </w:rPr>
+        <w:t xml:space="preserve">, не губи́ душі́ </w:t>
+      </w:r>
+      <w:r>
+        <w:rPr>
+          <w:rFonts w:ascii="Times New Roman" w:hAnsi="Times New Roman"/>
+          <w:sz w:val="24"/>
+        </w:rPr>
+        <w:t>моє́ї</w:t>
+      </w:r>
+      <w:r>
+        <w:rPr>
+          <w:rFonts w:ascii="Times New Roman" w:hAnsi="Times New Roman"/>
+          <w:sz w:val="24"/>
+        </w:rPr>
+        <w:t>.</w:t>
+      </w:r>
+    </w:p>
+    <w:p>
+      <w:pPr>
+        <w:pStyle w:val="a"/>
+        <w:spacing w:after="120"/>
+      </w:pPr>
+      <w:r>
+        <w:rPr>
+          <w:rFonts w:ascii="Times New Roman" w:hAnsi="Times New Roman"/>
+          <w:sz w:val="24"/>
+        </w:rPr>
+        <w:t xml:space="preserve">Збережи́ мене́ від </w:t>
+      </w:r>
+      <w:r>
+        <w:rPr>
+          <w:rFonts w:ascii="Times New Roman" w:hAnsi="Times New Roman"/>
+          <w:sz w:val="24"/>
+        </w:rPr>
+        <w:t>пе́тлі</w:t>
+      </w:r>
+      <w:r>
+        <w:rPr>
+          <w:rFonts w:ascii="Times New Roman" w:hAnsi="Times New Roman"/>
+          <w:sz w:val="24"/>
+        </w:rPr>
+        <w:t xml:space="preserve">, що її́ </w:t>
+      </w:r>
+      <w:r>
+        <w:rPr>
+          <w:rFonts w:ascii="Times New Roman" w:hAnsi="Times New Roman"/>
+          <w:sz w:val="24"/>
+        </w:rPr>
+        <w:t>наста́вили</w:t>
+      </w:r>
+      <w:r>
+        <w:rPr>
+          <w:rFonts w:ascii="Times New Roman" w:hAnsi="Times New Roman"/>
+          <w:sz w:val="24"/>
+        </w:rPr>
+        <w:t xml:space="preserve"> на </w:t>
+      </w:r>
+      <w:r>
+        <w:rPr>
+          <w:rFonts w:ascii="Times New Roman" w:hAnsi="Times New Roman"/>
+          <w:sz w:val="24"/>
+        </w:rPr>
+        <w:t>ме́не</w:t>
+      </w:r>
+      <w:r>
+        <w:rPr>
+          <w:rFonts w:ascii="Times New Roman" w:hAnsi="Times New Roman"/>
+          <w:sz w:val="24"/>
+        </w:rPr>
+        <w:t xml:space="preserve">,* і від сильця́ тих, що </w:t>
+      </w:r>
+      <w:r>
+        <w:rPr>
+          <w:rFonts w:ascii="Times New Roman" w:hAnsi="Times New Roman"/>
+          <w:sz w:val="24"/>
+        </w:rPr>
+        <w:t>тво́рять</w:t>
+      </w:r>
+      <w:r>
+        <w:rPr>
+          <w:rFonts w:ascii="Times New Roman" w:hAnsi="Times New Roman"/>
+          <w:sz w:val="24"/>
+        </w:rPr>
+        <w:t xml:space="preserve"> </w:t>
+      </w:r>
+      <w:r>
+        <w:rPr>
+          <w:rFonts w:ascii="Times New Roman" w:hAnsi="Times New Roman"/>
+          <w:sz w:val="24"/>
+        </w:rPr>
+        <w:t>беззако́ння</w:t>
+      </w:r>
+      <w:r>
+        <w:rPr>
+          <w:rFonts w:ascii="Times New Roman" w:hAnsi="Times New Roman"/>
+          <w:sz w:val="24"/>
+        </w:rPr>
+        <w:t>.</w:t>
+      </w:r>
+    </w:p>
+    <w:p>
+      <w:pPr>
+        <w:pStyle w:val="a"/>
+        <w:spacing w:after="120"/>
+      </w:pPr>
+      <w:r>
+        <w:rPr>
+          <w:rFonts w:ascii="Times New Roman" w:hAnsi="Times New Roman"/>
+          <w:sz w:val="24"/>
+        </w:rPr>
+        <w:t>Неха́й</w:t>
+      </w:r>
+      <w:r>
+        <w:rPr>
+          <w:rFonts w:ascii="Times New Roman" w:hAnsi="Times New Roman"/>
+          <w:sz w:val="24"/>
+        </w:rPr>
+        <w:t xml:space="preserve"> </w:t>
+      </w:r>
+      <w:r>
+        <w:rPr>
+          <w:rFonts w:ascii="Times New Roman" w:hAnsi="Times New Roman"/>
+          <w:sz w:val="24"/>
+        </w:rPr>
+        <w:t>грі́шники</w:t>
+      </w:r>
+      <w:r>
+        <w:rPr>
+          <w:rFonts w:ascii="Times New Roman" w:hAnsi="Times New Roman"/>
+          <w:sz w:val="24"/>
+        </w:rPr>
+        <w:t xml:space="preserve"> </w:t>
+      </w:r>
+      <w:r>
+        <w:rPr>
+          <w:rFonts w:ascii="Times New Roman" w:hAnsi="Times New Roman"/>
+          <w:sz w:val="24"/>
+        </w:rPr>
+        <w:t>впаду́ть</w:t>
+      </w:r>
+      <w:r>
+        <w:rPr>
+          <w:rFonts w:ascii="Times New Roman" w:hAnsi="Times New Roman"/>
+          <w:sz w:val="24"/>
+        </w:rPr>
+        <w:t xml:space="preserve"> у </w:t>
+      </w:r>
+      <w:r>
+        <w:rPr>
+          <w:rFonts w:ascii="Times New Roman" w:hAnsi="Times New Roman"/>
+          <w:sz w:val="24"/>
+        </w:rPr>
+        <w:t>вла́сні</w:t>
+      </w:r>
+      <w:r>
+        <w:rPr>
+          <w:rFonts w:ascii="Times New Roman" w:hAnsi="Times New Roman"/>
+          <w:sz w:val="24"/>
+        </w:rPr>
+        <w:t xml:space="preserve"> </w:t>
+      </w:r>
+      <w:r>
+        <w:rPr>
+          <w:rFonts w:ascii="Times New Roman" w:hAnsi="Times New Roman"/>
+          <w:sz w:val="24"/>
+        </w:rPr>
+        <w:t>сі́ті</w:t>
+      </w:r>
+      <w:r>
+        <w:rPr>
+          <w:rFonts w:ascii="Times New Roman" w:hAnsi="Times New Roman"/>
+          <w:sz w:val="24"/>
+        </w:rPr>
+        <w:t xml:space="preserve"> всі </w:t>
+      </w:r>
+      <w:r>
+        <w:rPr>
+          <w:rFonts w:ascii="Times New Roman" w:hAnsi="Times New Roman"/>
+          <w:sz w:val="24"/>
+        </w:rPr>
+        <w:t>ра́зом</w:t>
+      </w:r>
+      <w:r>
+        <w:rPr>
+          <w:rFonts w:ascii="Times New Roman" w:hAnsi="Times New Roman"/>
+          <w:sz w:val="24"/>
+        </w:rPr>
+        <w:t xml:space="preserve">,* а я пройду́ </w:t>
+      </w:r>
+      <w:r>
+        <w:rPr>
+          <w:rFonts w:ascii="Times New Roman" w:hAnsi="Times New Roman"/>
+          <w:sz w:val="24"/>
+        </w:rPr>
+        <w:t>безпе́чно</w:t>
+      </w:r>
+      <w:r>
+        <w:rPr>
+          <w:rFonts w:ascii="Times New Roman" w:hAnsi="Times New Roman"/>
+          <w:sz w:val="24"/>
+        </w:rPr>
+        <w:t>.</w:t>
+      </w:r>
+    </w:p>
+    <w:p>
+      <w:pPr>
+        <w:pStyle w:val="a"/>
+        <w:spacing w:after="120"/>
+      </w:pPr>
+      <w:r>
+        <w:rPr>
+          <w:rFonts w:ascii="Times New Roman" w:hAnsi="Times New Roman"/>
           <w:b/>
-          <w:color w:val="FF0000"/>
-          <w:sz w:val="24"/>
-          <w:szCs w:val="24"/>
-        </w:rPr>
-      </w:pPr>
-      <w:r>
-        <w:rPr>
-          <w:rFonts w:ascii="Times New Roman" w:hAnsi="Times New Roman" w:cs="Times New Roman"/>
-          <w:b/>
-          <w:color w:val="FF0000"/>
-          <w:sz w:val="24"/>
-          <w:szCs w:val="24"/>
+          <w:i/>
+          <w:color w:val="FF0000"/>
+          <w:sz w:val="24"/>
         </w:rPr>
         <w:t>Псалом 141</w:t>
       </w:r>
     </w:p>
     <w:p>
       <w:pPr>
-        <w:spacing w:after="120"/>
-        <w:jc w:val="both"/>
-        <w:rPr>
-          <w:rFonts w:ascii="Times New Roman" w:hAnsi="Times New Roman" w:cs="Times New Roman"/>
-          <w:sz w:val="24"/>
-          <w:szCs w:val="24"/>
-        </w:rPr>
-      </w:pPr>
-      <w:r>
-        <w:rPr>
-          <w:rFonts w:ascii="Times New Roman" w:hAnsi="Times New Roman" w:cs="Times New Roman"/>
-          <w:sz w:val="24"/>
-          <w:szCs w:val="24"/>
-        </w:rPr>
-        <w:t>Я голосом моїм до Господа взиваю,* я голосом моїм до Господа молюся.</w:t>
-      </w:r>
-    </w:p>
-    <w:p>
-      <w:pPr>
-        <w:spacing w:after="120"/>
-        <w:jc w:val="both"/>
-        <w:rPr>
-          <w:rFonts w:ascii="Times New Roman" w:hAnsi="Times New Roman" w:cs="Times New Roman"/>
-          <w:sz w:val="24"/>
-          <w:szCs w:val="24"/>
-        </w:rPr>
-      </w:pPr>
-      <w:r>
-        <w:rPr>
-          <w:rFonts w:ascii="Times New Roman" w:hAnsi="Times New Roman" w:cs="Times New Roman"/>
-          <w:sz w:val="24"/>
-          <w:szCs w:val="24"/>
-        </w:rPr>
-        <w:t>Скаргу мою перед ним виливаю,* мою скруту йому я виявляю.</w:t>
-      </w:r>
-    </w:p>
-    <w:p>
-      <w:pPr>
-        <w:spacing w:after="120"/>
-        <w:jc w:val="both"/>
-        <w:rPr>
-          <w:rFonts w:ascii="Times New Roman" w:hAnsi="Times New Roman" w:cs="Times New Roman"/>
-          <w:sz w:val="24"/>
-          <w:szCs w:val="24"/>
-        </w:rPr>
-      </w:pPr>
-      <w:r>
-        <w:rPr>
-          <w:rFonts w:ascii="Times New Roman" w:hAnsi="Times New Roman" w:cs="Times New Roman"/>
-          <w:sz w:val="24"/>
-          <w:szCs w:val="24"/>
-        </w:rPr>
-        <w:t>Коли тривожиться в мені дух мій, ти знаєш мою стежку.* На дорозі, де я ступаю, тайно розставили сильце на мене.</w:t>
-      </w:r>
-    </w:p>
-    <w:p>
-      <w:pPr>
-        <w:spacing w:after="120"/>
-        <w:jc w:val="both"/>
-        <w:rPr>
-          <w:rFonts w:ascii="Times New Roman" w:hAnsi="Times New Roman" w:cs="Times New Roman"/>
-          <w:sz w:val="24"/>
-          <w:szCs w:val="24"/>
-        </w:rPr>
-      </w:pPr>
-      <w:r>
-        <w:rPr>
-          <w:rFonts w:ascii="Times New Roman" w:hAnsi="Times New Roman" w:cs="Times New Roman"/>
-          <w:sz w:val="24"/>
-          <w:szCs w:val="24"/>
-        </w:rPr>
-        <w:t xml:space="preserve">Поглянь праворуч </w:t>
-      </w:r>
-      <w:r>
-        <w:rPr>
-          <w:rFonts w:ascii="Times New Roman" w:hAnsi="Times New Roman" w:cs="Times New Roman"/>
-          <w:sz w:val="24"/>
-          <w:szCs w:val="24"/>
-        </w:rPr>
-        <w:t>і подивися:* нема нікого, хто дбав би за мене.</w:t>
-      </w:r>
-    </w:p>
-    <w:p>
-      <w:pPr>
-        <w:spacing w:after="120"/>
-        <w:jc w:val="both"/>
-        <w:rPr>
-          <w:rFonts w:ascii="Times New Roman" w:hAnsi="Times New Roman" w:cs="Times New Roman"/>
-          <w:sz w:val="24"/>
-          <w:szCs w:val="24"/>
-        </w:rPr>
-      </w:pPr>
-      <w:r>
-        <w:rPr>
-          <w:rFonts w:ascii="Times New Roman" w:hAnsi="Times New Roman" w:cs="Times New Roman"/>
-          <w:sz w:val="24"/>
-          <w:szCs w:val="24"/>
-        </w:rPr>
-        <w:t>Нема куди мені втікати,* нема нікого, хто піклувався би мною.</w:t>
-      </w:r>
-    </w:p>
-    <w:p>
-      <w:pPr>
-        <w:spacing w:after="120"/>
-        <w:jc w:val="both"/>
-        <w:rPr>
-          <w:rFonts w:ascii="Times New Roman" w:hAnsi="Times New Roman" w:cs="Times New Roman"/>
-          <w:sz w:val="24"/>
-          <w:szCs w:val="24"/>
-        </w:rPr>
-      </w:pPr>
-      <w:r>
-        <w:rPr>
-          <w:rFonts w:ascii="Times New Roman" w:eastAsia="Gungsuh" w:hAnsi="Times New Roman" w:cs="Times New Roman"/>
-          <w:sz w:val="24"/>
-          <w:szCs w:val="24"/>
-        </w:rPr>
-        <w:t>До тебе, Господи, взиваю й кажу:* Ти моє прибіжище, в землі живих ти − моя доля!</w:t>
-      </w:r>
-    </w:p>
-    <w:p>
-      <w:pPr>
-        <w:spacing w:after="120"/>
-        <w:jc w:val="both"/>
-        <w:rPr>
-          <w:rFonts w:ascii="Times New Roman" w:hAnsi="Times New Roman" w:cs="Times New Roman"/>
-          <w:sz w:val="24"/>
-          <w:szCs w:val="24"/>
-        </w:rPr>
-      </w:pPr>
-      <w:r>
-        <w:rPr>
-          <w:rFonts w:ascii="Times New Roman" w:hAnsi="Times New Roman" w:cs="Times New Roman"/>
-          <w:sz w:val="24"/>
-          <w:szCs w:val="24"/>
-        </w:rPr>
-        <w:t>Зверни увагу на моє благання,* бо я вельми нещасний.</w:t>
-      </w:r>
-    </w:p>
-    <w:p>
-      <w:pPr>
-        <w:spacing w:after="120"/>
-        <w:jc w:val="both"/>
-        <w:rPr>
-          <w:rFonts w:ascii="Times New Roman" w:hAnsi="Times New Roman" w:cs="Times New Roman"/>
-          <w:sz w:val="24"/>
-          <w:szCs w:val="24"/>
-        </w:rPr>
-      </w:pPr>
-      <w:r>
-        <w:rPr>
-          <w:rFonts w:ascii="Times New Roman" w:hAnsi="Times New Roman" w:cs="Times New Roman"/>
-          <w:sz w:val="24"/>
-          <w:szCs w:val="24"/>
-        </w:rPr>
-        <w:t xml:space="preserve">Спаси мене </w:t>
-      </w:r>
-      <w:r>
-        <w:rPr>
-          <w:rFonts w:ascii="Times New Roman" w:hAnsi="Times New Roman" w:cs="Times New Roman"/>
-          <w:sz w:val="24"/>
-          <w:szCs w:val="24"/>
-        </w:rPr>
-        <w:t>від гонителів моїх,* бо вони сильніші від мене.</w:t>
+        <w:pStyle w:val="a"/>
+        <w:spacing w:after="120"/>
+      </w:pPr>
+      <w:r>
+        <w:rPr>
+          <w:rFonts w:ascii="Times New Roman" w:hAnsi="Times New Roman"/>
+          <w:sz w:val="24"/>
+        </w:rPr>
+        <w:t xml:space="preserve">Я </w:t>
+      </w:r>
+      <w:r>
+        <w:rPr>
+          <w:rFonts w:ascii="Times New Roman" w:hAnsi="Times New Roman"/>
+          <w:sz w:val="24"/>
+        </w:rPr>
+        <w:t>го́лосом</w:t>
+      </w:r>
+      <w:r>
+        <w:rPr>
+          <w:rFonts w:ascii="Times New Roman" w:hAnsi="Times New Roman"/>
+          <w:sz w:val="24"/>
+        </w:rPr>
+        <w:t xml:space="preserve"> </w:t>
+      </w:r>
+      <w:r>
+        <w:rPr>
+          <w:rFonts w:ascii="Times New Roman" w:hAnsi="Times New Roman"/>
+          <w:sz w:val="24"/>
+        </w:rPr>
+        <w:t>мої́м</w:t>
+      </w:r>
+      <w:r>
+        <w:rPr>
+          <w:rFonts w:ascii="Times New Roman" w:hAnsi="Times New Roman"/>
+          <w:sz w:val="24"/>
+        </w:rPr>
+        <w:t xml:space="preserve"> до </w:t>
+      </w:r>
+      <w:r>
+        <w:rPr>
+          <w:rFonts w:ascii="Times New Roman" w:hAnsi="Times New Roman"/>
+          <w:sz w:val="24"/>
+        </w:rPr>
+        <w:t>Го́спода</w:t>
+      </w:r>
+      <w:r>
+        <w:rPr>
+          <w:rFonts w:ascii="Times New Roman" w:hAnsi="Times New Roman"/>
+          <w:sz w:val="24"/>
+        </w:rPr>
+        <w:t xml:space="preserve"> </w:t>
+      </w:r>
+      <w:r>
+        <w:rPr>
+          <w:rFonts w:ascii="Times New Roman" w:hAnsi="Times New Roman"/>
+          <w:sz w:val="24"/>
+        </w:rPr>
+        <w:t>взива́ю</w:t>
+      </w:r>
+      <w:r>
+        <w:rPr>
+          <w:rFonts w:ascii="Times New Roman" w:hAnsi="Times New Roman"/>
+          <w:sz w:val="24"/>
+        </w:rPr>
+        <w:t xml:space="preserve">,* я </w:t>
+      </w:r>
+      <w:r>
+        <w:rPr>
+          <w:rFonts w:ascii="Times New Roman" w:hAnsi="Times New Roman"/>
+          <w:sz w:val="24"/>
+        </w:rPr>
+        <w:t>го́лосом</w:t>
+      </w:r>
+      <w:r>
+        <w:rPr>
+          <w:rFonts w:ascii="Times New Roman" w:hAnsi="Times New Roman"/>
+          <w:sz w:val="24"/>
+        </w:rPr>
+        <w:t xml:space="preserve"> </w:t>
+      </w:r>
+      <w:r>
+        <w:rPr>
+          <w:rFonts w:ascii="Times New Roman" w:hAnsi="Times New Roman"/>
+          <w:sz w:val="24"/>
+        </w:rPr>
+        <w:t>мої́м</w:t>
+      </w:r>
+      <w:r>
+        <w:rPr>
+          <w:rFonts w:ascii="Times New Roman" w:hAnsi="Times New Roman"/>
+          <w:sz w:val="24"/>
+        </w:rPr>
+        <w:t xml:space="preserve"> до </w:t>
+      </w:r>
+      <w:r>
+        <w:rPr>
+          <w:rFonts w:ascii="Times New Roman" w:hAnsi="Times New Roman"/>
+          <w:sz w:val="24"/>
+        </w:rPr>
+        <w:t>Го́спода</w:t>
+      </w:r>
+      <w:r>
+        <w:rPr>
+          <w:rFonts w:ascii="Times New Roman" w:hAnsi="Times New Roman"/>
+          <w:sz w:val="24"/>
+        </w:rPr>
+        <w:t xml:space="preserve"> </w:t>
+      </w:r>
+      <w:r>
+        <w:rPr>
+          <w:rFonts w:ascii="Times New Roman" w:hAnsi="Times New Roman"/>
+          <w:sz w:val="24"/>
+        </w:rPr>
+        <w:t>молю́ся</w:t>
+      </w:r>
+      <w:r>
+        <w:rPr>
+          <w:rFonts w:ascii="Times New Roman" w:hAnsi="Times New Roman"/>
+          <w:sz w:val="24"/>
+        </w:rPr>
+        <w:t>.</w:t>
+      </w:r>
+    </w:p>
+    <w:p>
+      <w:pPr>
+        <w:pStyle w:val="a"/>
+        <w:spacing w:after="120"/>
+      </w:pPr>
+      <w:r>
+        <w:rPr>
+          <w:rFonts w:ascii="Times New Roman" w:hAnsi="Times New Roman"/>
+          <w:sz w:val="24"/>
+        </w:rPr>
+        <w:t>Ска́ргу</w:t>
+      </w:r>
+      <w:r>
+        <w:rPr>
+          <w:rFonts w:ascii="Times New Roman" w:hAnsi="Times New Roman"/>
+          <w:sz w:val="24"/>
+        </w:rPr>
+        <w:t xml:space="preserve"> мою́ </w:t>
+      </w:r>
+      <w:r>
+        <w:rPr>
+          <w:rFonts w:ascii="Times New Roman" w:hAnsi="Times New Roman"/>
+          <w:sz w:val="24"/>
+        </w:rPr>
+        <w:t>пе́ред</w:t>
+      </w:r>
+      <w:r>
+        <w:rPr>
+          <w:rFonts w:ascii="Times New Roman" w:hAnsi="Times New Roman"/>
+          <w:sz w:val="24"/>
+        </w:rPr>
+        <w:t xml:space="preserve"> Ним </w:t>
+      </w:r>
+      <w:r>
+        <w:rPr>
+          <w:rFonts w:ascii="Times New Roman" w:hAnsi="Times New Roman"/>
+          <w:sz w:val="24"/>
+        </w:rPr>
+        <w:t>вилива́ю</w:t>
+      </w:r>
+      <w:r>
+        <w:rPr>
+          <w:rFonts w:ascii="Times New Roman" w:hAnsi="Times New Roman"/>
+          <w:sz w:val="24"/>
+        </w:rPr>
+        <w:t xml:space="preserve">,* мою́ </w:t>
+      </w:r>
+      <w:r>
+        <w:rPr>
+          <w:rFonts w:ascii="Times New Roman" w:hAnsi="Times New Roman"/>
+          <w:sz w:val="24"/>
+        </w:rPr>
+        <w:t>скру́ту</w:t>
+      </w:r>
+      <w:r>
+        <w:rPr>
+          <w:rFonts w:ascii="Times New Roman" w:hAnsi="Times New Roman"/>
+          <w:sz w:val="24"/>
+        </w:rPr>
+        <w:t xml:space="preserve"> Йому́ я </w:t>
+      </w:r>
+      <w:r>
+        <w:rPr>
+          <w:rFonts w:ascii="Times New Roman" w:hAnsi="Times New Roman"/>
+          <w:sz w:val="24"/>
+        </w:rPr>
+        <w:t>виявля́ю</w:t>
+      </w:r>
+      <w:r>
+        <w:rPr>
+          <w:rFonts w:ascii="Times New Roman" w:hAnsi="Times New Roman"/>
+          <w:sz w:val="24"/>
+        </w:rPr>
+        <w:t>.</w:t>
+      </w:r>
+    </w:p>
+    <w:p>
+      <w:pPr>
+        <w:pStyle w:val="a"/>
+        <w:spacing w:after="120"/>
+      </w:pPr>
+      <w:r>
+        <w:rPr>
+          <w:rFonts w:ascii="Times New Roman" w:hAnsi="Times New Roman"/>
+          <w:sz w:val="24"/>
+        </w:rPr>
+        <w:t xml:space="preserve">Коли́ </w:t>
+      </w:r>
+      <w:r>
+        <w:rPr>
+          <w:rFonts w:ascii="Times New Roman" w:hAnsi="Times New Roman"/>
+          <w:sz w:val="24"/>
+        </w:rPr>
+        <w:t>триво́житься</w:t>
+      </w:r>
+      <w:r>
+        <w:rPr>
+          <w:rFonts w:ascii="Times New Roman" w:hAnsi="Times New Roman"/>
+          <w:sz w:val="24"/>
+        </w:rPr>
+        <w:t xml:space="preserve"> в мені́ дух мій, Ти </w:t>
+      </w:r>
+      <w:r>
+        <w:rPr>
+          <w:rFonts w:ascii="Times New Roman" w:hAnsi="Times New Roman"/>
+          <w:sz w:val="24"/>
+        </w:rPr>
+        <w:t>знає́ш</w:t>
+      </w:r>
+      <w:r>
+        <w:rPr>
+          <w:rFonts w:ascii="Times New Roman" w:hAnsi="Times New Roman"/>
+          <w:sz w:val="24"/>
+        </w:rPr>
+        <w:t xml:space="preserve"> мою́ сте́жку.* На </w:t>
+      </w:r>
+      <w:r>
+        <w:rPr>
+          <w:rFonts w:ascii="Times New Roman" w:hAnsi="Times New Roman"/>
+          <w:sz w:val="24"/>
+        </w:rPr>
+        <w:t>доро́зі</w:t>
+      </w:r>
+      <w:r>
+        <w:rPr>
+          <w:rFonts w:ascii="Times New Roman" w:hAnsi="Times New Roman"/>
+          <w:sz w:val="24"/>
+        </w:rPr>
+        <w:t xml:space="preserve">, де я </w:t>
+      </w:r>
+      <w:r>
+        <w:rPr>
+          <w:rFonts w:ascii="Times New Roman" w:hAnsi="Times New Roman"/>
+          <w:sz w:val="24"/>
+        </w:rPr>
+        <w:t>ступа́ю</w:t>
+      </w:r>
+      <w:r>
+        <w:rPr>
+          <w:rFonts w:ascii="Times New Roman" w:hAnsi="Times New Roman"/>
+          <w:sz w:val="24"/>
+        </w:rPr>
+        <w:t xml:space="preserve">, </w:t>
+      </w:r>
+      <w:r>
+        <w:rPr>
+          <w:rFonts w:ascii="Times New Roman" w:hAnsi="Times New Roman"/>
+          <w:sz w:val="24"/>
+        </w:rPr>
+        <w:t>та́йно</w:t>
+      </w:r>
+      <w:r>
+        <w:rPr>
+          <w:rFonts w:ascii="Times New Roman" w:hAnsi="Times New Roman"/>
+          <w:sz w:val="24"/>
+        </w:rPr>
+        <w:t xml:space="preserve"> </w:t>
+      </w:r>
+      <w:r>
+        <w:rPr>
+          <w:rFonts w:ascii="Times New Roman" w:hAnsi="Times New Roman"/>
+          <w:sz w:val="24"/>
+        </w:rPr>
+        <w:t>розста́вили</w:t>
+      </w:r>
+      <w:r>
+        <w:rPr>
+          <w:rFonts w:ascii="Times New Roman" w:hAnsi="Times New Roman"/>
+          <w:sz w:val="24"/>
+        </w:rPr>
+        <w:t xml:space="preserve"> сильце́ на </w:t>
+      </w:r>
+      <w:r>
+        <w:rPr>
+          <w:rFonts w:ascii="Times New Roman" w:hAnsi="Times New Roman"/>
+          <w:sz w:val="24"/>
+        </w:rPr>
+        <w:t>ме́не</w:t>
+      </w:r>
+      <w:r>
+        <w:rPr>
+          <w:rFonts w:ascii="Times New Roman" w:hAnsi="Times New Roman"/>
+          <w:sz w:val="24"/>
+        </w:rPr>
+        <w:t>.</w:t>
+      </w:r>
+    </w:p>
+    <w:p>
+      <w:pPr>
+        <w:pStyle w:val="a"/>
+        <w:spacing w:after="120"/>
+      </w:pPr>
+      <w:r>
+        <w:rPr>
+          <w:rFonts w:ascii="Times New Roman" w:hAnsi="Times New Roman"/>
+          <w:sz w:val="24"/>
+        </w:rPr>
+        <w:t>Погля́нь</w:t>
+      </w:r>
+      <w:r>
+        <w:rPr>
+          <w:rFonts w:ascii="Times New Roman" w:hAnsi="Times New Roman"/>
+          <w:sz w:val="24"/>
+        </w:rPr>
+        <w:t xml:space="preserve"> </w:t>
+      </w:r>
+      <w:r>
+        <w:rPr>
+          <w:rFonts w:ascii="Times New Roman" w:hAnsi="Times New Roman"/>
+          <w:sz w:val="24"/>
+        </w:rPr>
+        <w:t>право́руч</w:t>
+      </w:r>
+      <w:r>
+        <w:rPr>
+          <w:rFonts w:ascii="Times New Roman" w:hAnsi="Times New Roman"/>
+          <w:sz w:val="24"/>
+        </w:rPr>
+        <w:t xml:space="preserve"> і </w:t>
+      </w:r>
+      <w:r>
+        <w:rPr>
+          <w:rFonts w:ascii="Times New Roman" w:hAnsi="Times New Roman"/>
+          <w:sz w:val="24"/>
+        </w:rPr>
+        <w:t>подиви́ся</w:t>
+      </w:r>
+      <w:r>
+        <w:rPr>
+          <w:rFonts w:ascii="Times New Roman" w:hAnsi="Times New Roman"/>
+          <w:sz w:val="24"/>
+        </w:rPr>
+        <w:t xml:space="preserve">:* нема́ </w:t>
+      </w:r>
+      <w:r>
+        <w:rPr>
+          <w:rFonts w:ascii="Times New Roman" w:hAnsi="Times New Roman"/>
+          <w:sz w:val="24"/>
+        </w:rPr>
+        <w:t>ніко́го</w:t>
+      </w:r>
+      <w:r>
+        <w:rPr>
+          <w:rFonts w:ascii="Times New Roman" w:hAnsi="Times New Roman"/>
+          <w:sz w:val="24"/>
+        </w:rPr>
+        <w:t xml:space="preserve">, хто дбав би за </w:t>
+      </w:r>
+      <w:r>
+        <w:rPr>
+          <w:rFonts w:ascii="Times New Roman" w:hAnsi="Times New Roman"/>
+          <w:sz w:val="24"/>
+        </w:rPr>
+        <w:t>ме́не</w:t>
+      </w:r>
+      <w:r>
+        <w:rPr>
+          <w:rFonts w:ascii="Times New Roman" w:hAnsi="Times New Roman"/>
+          <w:sz w:val="24"/>
+        </w:rPr>
+        <w:t>.</w:t>
+      </w:r>
+    </w:p>
+    <w:p>
+      <w:pPr>
+        <w:pStyle w:val="a"/>
+        <w:spacing w:after="120"/>
+      </w:pPr>
+      <w:r>
+        <w:rPr>
+          <w:rFonts w:ascii="Times New Roman" w:hAnsi="Times New Roman"/>
+          <w:sz w:val="24"/>
+        </w:rPr>
+        <w:t xml:space="preserve">Нема́ куди́ мені́ </w:t>
+      </w:r>
+      <w:r>
+        <w:rPr>
+          <w:rFonts w:ascii="Times New Roman" w:hAnsi="Times New Roman"/>
+          <w:sz w:val="24"/>
+        </w:rPr>
+        <w:t>втіка́ти</w:t>
+      </w:r>
+      <w:r>
+        <w:rPr>
+          <w:rFonts w:ascii="Times New Roman" w:hAnsi="Times New Roman"/>
+          <w:sz w:val="24"/>
+        </w:rPr>
+        <w:t xml:space="preserve">,* нема́ </w:t>
+      </w:r>
+      <w:r>
+        <w:rPr>
+          <w:rFonts w:ascii="Times New Roman" w:hAnsi="Times New Roman"/>
+          <w:sz w:val="24"/>
+        </w:rPr>
+        <w:t>ніко́го</w:t>
+      </w:r>
+      <w:r>
+        <w:rPr>
+          <w:rFonts w:ascii="Times New Roman" w:hAnsi="Times New Roman"/>
+          <w:sz w:val="24"/>
+        </w:rPr>
+        <w:t xml:space="preserve">, хто </w:t>
+      </w:r>
+      <w:r>
+        <w:rPr>
+          <w:rFonts w:ascii="Times New Roman" w:hAnsi="Times New Roman"/>
+          <w:sz w:val="24"/>
+        </w:rPr>
+        <w:t>піклува́вся</w:t>
+      </w:r>
+      <w:r>
+        <w:rPr>
+          <w:rFonts w:ascii="Times New Roman" w:hAnsi="Times New Roman"/>
+          <w:sz w:val="24"/>
+        </w:rPr>
+        <w:t xml:space="preserve"> би </w:t>
+      </w:r>
+      <w:r>
+        <w:rPr>
+          <w:rFonts w:ascii="Times New Roman" w:hAnsi="Times New Roman"/>
+          <w:sz w:val="24"/>
+        </w:rPr>
+        <w:t>мно́ю</w:t>
+      </w:r>
+      <w:r>
+        <w:rPr>
+          <w:rFonts w:ascii="Times New Roman" w:hAnsi="Times New Roman"/>
+          <w:sz w:val="24"/>
+        </w:rPr>
+        <w:t>.</w:t>
+      </w:r>
+    </w:p>
+    <w:p>
+      <w:pPr>
+        <w:pStyle w:val="a"/>
+        <w:spacing w:after="120"/>
+      </w:pPr>
+      <w:r>
+        <w:rPr>
+          <w:rFonts w:ascii="Times New Roman" w:hAnsi="Times New Roman"/>
+          <w:sz w:val="24"/>
+        </w:rPr>
+        <w:t xml:space="preserve">До </w:t>
+      </w:r>
+      <w:r>
+        <w:rPr>
+          <w:rFonts w:ascii="Times New Roman" w:hAnsi="Times New Roman"/>
+          <w:sz w:val="24"/>
+        </w:rPr>
+        <w:t>Те́бе</w:t>
+      </w:r>
+      <w:r>
+        <w:rPr>
+          <w:rFonts w:ascii="Times New Roman" w:hAnsi="Times New Roman"/>
+          <w:sz w:val="24"/>
+        </w:rPr>
+        <w:t xml:space="preserve">, </w:t>
+      </w:r>
+      <w:r>
+        <w:rPr>
+          <w:rFonts w:ascii="Times New Roman" w:hAnsi="Times New Roman"/>
+          <w:sz w:val="24"/>
+        </w:rPr>
+        <w:t>Го́споди</w:t>
+      </w:r>
+      <w:r>
+        <w:rPr>
+          <w:rFonts w:ascii="Times New Roman" w:hAnsi="Times New Roman"/>
+          <w:sz w:val="24"/>
+        </w:rPr>
+        <w:t xml:space="preserve">, </w:t>
+      </w:r>
+      <w:r>
+        <w:rPr>
+          <w:rFonts w:ascii="Times New Roman" w:hAnsi="Times New Roman"/>
+          <w:sz w:val="24"/>
+        </w:rPr>
+        <w:t>взива́ю</w:t>
+      </w:r>
+      <w:r>
+        <w:rPr>
+          <w:rFonts w:ascii="Times New Roman" w:hAnsi="Times New Roman"/>
+          <w:sz w:val="24"/>
+        </w:rPr>
+        <w:t xml:space="preserve"> й кажу́:* Ти моє́ </w:t>
+      </w:r>
+      <w:r>
+        <w:rPr>
+          <w:rFonts w:ascii="Times New Roman" w:hAnsi="Times New Roman"/>
+          <w:sz w:val="24"/>
+        </w:rPr>
+        <w:t>прибі́жище</w:t>
+      </w:r>
+      <w:r>
+        <w:rPr>
+          <w:rFonts w:ascii="Times New Roman" w:hAnsi="Times New Roman"/>
+          <w:sz w:val="24"/>
+        </w:rPr>
+        <w:t xml:space="preserve">, в землі́ </w:t>
+      </w:r>
+      <w:r>
+        <w:rPr>
+          <w:rFonts w:ascii="Times New Roman" w:hAnsi="Times New Roman"/>
+          <w:sz w:val="24"/>
+        </w:rPr>
+        <w:t>живи́х</w:t>
+      </w:r>
+      <w:r>
+        <w:rPr>
+          <w:rFonts w:ascii="Times New Roman" w:hAnsi="Times New Roman"/>
+          <w:sz w:val="24"/>
+        </w:rPr>
+        <w:t xml:space="preserve"> Ти − моя́ </w:t>
+      </w:r>
+      <w:r>
+        <w:rPr>
+          <w:rFonts w:ascii="Times New Roman" w:hAnsi="Times New Roman"/>
+          <w:sz w:val="24"/>
+        </w:rPr>
+        <w:t>до́ля</w:t>
+      </w:r>
+      <w:r>
+        <w:rPr>
+          <w:rFonts w:ascii="Times New Roman" w:hAnsi="Times New Roman"/>
+          <w:sz w:val="24"/>
+        </w:rPr>
+        <w:t>!</w:t>
+      </w:r>
+    </w:p>
+    <w:p>
+      <w:pPr>
+        <w:pStyle w:val="a"/>
+        <w:spacing w:after="120"/>
+      </w:pPr>
+      <w:r>
+        <w:rPr>
+          <w:rFonts w:ascii="Times New Roman" w:hAnsi="Times New Roman"/>
+          <w:sz w:val="24"/>
+        </w:rPr>
+        <w:t xml:space="preserve">Зверни́ </w:t>
+      </w:r>
+      <w:r>
+        <w:rPr>
+          <w:rFonts w:ascii="Times New Roman" w:hAnsi="Times New Roman"/>
+          <w:sz w:val="24"/>
+        </w:rPr>
+        <w:t>ува́гу</w:t>
+      </w:r>
+      <w:r>
+        <w:rPr>
+          <w:rFonts w:ascii="Times New Roman" w:hAnsi="Times New Roman"/>
+          <w:sz w:val="24"/>
+        </w:rPr>
+        <w:t xml:space="preserve"> на моє́ </w:t>
+      </w:r>
+      <w:r>
+        <w:rPr>
+          <w:rFonts w:ascii="Times New Roman" w:hAnsi="Times New Roman"/>
+          <w:sz w:val="24"/>
+        </w:rPr>
+        <w:t>блага́ння</w:t>
+      </w:r>
+      <w:r>
+        <w:rPr>
+          <w:rFonts w:ascii="Times New Roman" w:hAnsi="Times New Roman"/>
+          <w:sz w:val="24"/>
+        </w:rPr>
+        <w:t xml:space="preserve">,* бо я </w:t>
+      </w:r>
+      <w:r>
+        <w:rPr>
+          <w:rFonts w:ascii="Times New Roman" w:hAnsi="Times New Roman"/>
+          <w:sz w:val="24"/>
+        </w:rPr>
+        <w:t>ве́льми</w:t>
+      </w:r>
+      <w:r>
+        <w:rPr>
+          <w:rFonts w:ascii="Times New Roman" w:hAnsi="Times New Roman"/>
+          <w:sz w:val="24"/>
+        </w:rPr>
+        <w:t xml:space="preserve"> </w:t>
+      </w:r>
+      <w:r>
+        <w:rPr>
+          <w:rFonts w:ascii="Times New Roman" w:hAnsi="Times New Roman"/>
+          <w:sz w:val="24"/>
+        </w:rPr>
+        <w:t>неща́сний</w:t>
+      </w:r>
+      <w:r>
+        <w:rPr>
+          <w:rFonts w:ascii="Times New Roman" w:hAnsi="Times New Roman"/>
+          <w:sz w:val="24"/>
+        </w:rPr>
+        <w:t>.</w:t>
+      </w:r>
+    </w:p>
+    <w:p>
+      <w:pPr>
+        <w:pStyle w:val="a"/>
+        <w:spacing w:after="120"/>
+      </w:pPr>
+      <w:r>
+        <w:rPr>
+          <w:rFonts w:ascii="Times New Roman" w:hAnsi="Times New Roman"/>
+          <w:sz w:val="24"/>
+        </w:rPr>
+        <w:t xml:space="preserve">Спаси́ мене́ від </w:t>
+      </w:r>
+      <w:r>
+        <w:rPr>
+          <w:rFonts w:ascii="Times New Roman" w:hAnsi="Times New Roman"/>
+          <w:sz w:val="24"/>
+        </w:rPr>
+        <w:t>гони́телів</w:t>
+      </w:r>
+      <w:r>
+        <w:rPr>
+          <w:rFonts w:ascii="Times New Roman" w:hAnsi="Times New Roman"/>
+          <w:sz w:val="24"/>
+        </w:rPr>
+        <w:t xml:space="preserve"> </w:t>
+      </w:r>
+      <w:r>
+        <w:rPr>
+          <w:rFonts w:ascii="Times New Roman" w:hAnsi="Times New Roman"/>
+          <w:sz w:val="24"/>
+        </w:rPr>
+        <w:t>мої́х</w:t>
+      </w:r>
+      <w:r>
+        <w:rPr>
+          <w:rFonts w:ascii="Times New Roman" w:hAnsi="Times New Roman"/>
+          <w:sz w:val="24"/>
+        </w:rPr>
+        <w:t xml:space="preserve">,* бо вони́ </w:t>
+      </w:r>
+      <w:r>
+        <w:rPr>
+          <w:rFonts w:ascii="Times New Roman" w:hAnsi="Times New Roman"/>
+          <w:sz w:val="24"/>
+        </w:rPr>
+        <w:t>сильні́ші</w:t>
+      </w:r>
+      <w:r>
+        <w:rPr>
+          <w:rFonts w:ascii="Times New Roman" w:hAnsi="Times New Roman"/>
+          <w:sz w:val="24"/>
+        </w:rPr>
+        <w:t xml:space="preserve"> від </w:t>
+      </w:r>
+      <w:r>
+        <w:rPr>
+          <w:rFonts w:ascii="Times New Roman" w:hAnsi="Times New Roman"/>
+          <w:sz w:val="24"/>
+        </w:rPr>
+        <w:t>ме́не</w:t>
+      </w:r>
+      <w:r>
+        <w:rPr>
+          <w:rFonts w:ascii="Times New Roman" w:hAnsi="Times New Roman"/>
+          <w:sz w:val="24"/>
+        </w:rPr>
+        <w:t>.</w:t>
       </w:r>
     </w:p>
     <w:p>
@@ -7831,7 +9210,7 @@
           <w:sz w:val="24"/>
           <w:szCs w:val="24"/>
         </w:rPr>
-        <w:t>(г. 6):</w:t>
+        <w:t>(г. 6):</w:t>
       </w:r>
       <w:r>
         <w:rPr>
@@ -9919,83 +11298,202 @@
     </w:p>
     <w:p>
       <w:pPr>
-        <w:spacing w:after="120"/>
-        <w:jc w:val="center"/>
-        <w:rPr>
-          <w:rFonts w:ascii="Times New Roman" w:hAnsi="Times New Roman" w:cs="Times New Roman"/>
-          <w:color w:val="FF0000"/>
-        </w:rPr>
-      </w:pPr>
-      <w:r>
-        <w:rPr>
-          <w:rFonts w:ascii="Times New Roman" w:hAnsi="Times New Roman" w:cs="Times New Roman"/>
-          <w:i/>
-          <w:color w:val="FF0000"/>
-          <w:sz w:val="24"/>
-          <w:szCs w:val="24"/>
-        </w:rPr>
-        <w:t>Псалом 53  (г. 5):</w:t>
-      </w:r>
-    </w:p>
-    <w:p>
-      <w:pPr>
-        <w:spacing w:after="120"/>
-        <w:jc w:val="both"/>
-        <w:rPr>
-          <w:rFonts w:ascii="Times New Roman" w:hAnsi="Times New Roman" w:cs="Times New Roman"/>
+        <w:pStyle w:val="a"/>
+        <w:spacing w:after="120"/>
+      </w:pPr>
+      <w:r>
+        <w:rPr>
+          <w:rFonts w:ascii="Times New Roman" w:hAnsi="Times New Roman"/>
+          <w:i/>
+          <w:color w:val="FF0000"/>
+          <w:sz w:val="24"/>
+        </w:rPr>
+        <w:t xml:space="preserve">(г. 5): </w:t>
+      </w:r>
+      <w:r>
+        <w:rPr>
+          <w:rFonts w:ascii="Times New Roman" w:hAnsi="Times New Roman"/>
           <w:b/>
           <w:sz w:val="24"/>
-          <w:szCs w:val="24"/>
-        </w:rPr>
-      </w:pPr>
-      <w:r>
-        <w:rPr>
-          <w:rFonts w:ascii="Times New Roman" w:hAnsi="Times New Roman" w:cs="Times New Roman"/>
+        </w:rPr>
+        <w:t>Бо́же</w:t>
+      </w:r>
+      <w:r>
+        <w:rPr>
+          <w:rFonts w:ascii="Times New Roman" w:hAnsi="Times New Roman"/>
           <w:b/>
           <w:sz w:val="24"/>
-          <w:szCs w:val="24"/>
-        </w:rPr>
-        <w:t>Боже, ім'ям твоїм спаси мене,* і силою твоєю суди мене.</w:t>
-      </w:r>
-    </w:p>
-    <w:p>
-      <w:pPr>
-        <w:spacing w:after="120"/>
-        <w:jc w:val="both"/>
-        <w:rPr>
-          <w:rFonts w:ascii="Times New Roman" w:hAnsi="Times New Roman" w:cs="Times New Roman"/>
-          <w:sz w:val="24"/>
-          <w:szCs w:val="24"/>
+        </w:rPr>
+        <w:t xml:space="preserve">, </w:t>
+      </w:r>
+      <w:r>
+        <w:rPr>
+          <w:rFonts w:ascii="Times New Roman" w:hAnsi="Times New Roman"/>
+          <w:b/>
+          <w:sz w:val="24"/>
+        </w:rPr>
+        <w:t>ім’я́м</w:t>
+      </w:r>
+      <w:r>
+        <w:rPr>
+          <w:rFonts w:ascii="Times New Roman" w:hAnsi="Times New Roman"/>
+          <w:b/>
+          <w:sz w:val="24"/>
+        </w:rPr>
+        <w:t xml:space="preserve"> </w:t>
+      </w:r>
+      <w:r>
+        <w:rPr>
+          <w:rFonts w:ascii="Times New Roman" w:hAnsi="Times New Roman"/>
+          <w:b/>
+          <w:sz w:val="24"/>
+        </w:rPr>
+        <w:t>Твої́м</w:t>
+      </w:r>
+      <w:r>
+        <w:rPr>
+          <w:rFonts w:ascii="Times New Roman" w:hAnsi="Times New Roman"/>
+          <w:b/>
+          <w:sz w:val="24"/>
+        </w:rPr>
+        <w:t xml:space="preserve"> спаси́ мене́,* і </w:t>
+      </w:r>
+      <w:r>
+        <w:rPr>
+          <w:rFonts w:ascii="Times New Roman" w:hAnsi="Times New Roman"/>
+          <w:b/>
+          <w:sz w:val="24"/>
+        </w:rPr>
+        <w:t>си́лою</w:t>
+      </w:r>
+      <w:r>
+        <w:rPr>
+          <w:rFonts w:ascii="Times New Roman" w:hAnsi="Times New Roman"/>
+          <w:b/>
+          <w:sz w:val="24"/>
+        </w:rPr>
+        <w:t xml:space="preserve"> </w:t>
+      </w:r>
+      <w:r>
+        <w:rPr>
+          <w:rFonts w:ascii="Times New Roman" w:hAnsi="Times New Roman"/>
+          <w:b/>
+          <w:sz w:val="24"/>
+        </w:rPr>
+        <w:t>Твоє́ю</w:t>
+      </w:r>
+      <w:r>
+        <w:rPr>
+          <w:rFonts w:ascii="Times New Roman" w:hAnsi="Times New Roman"/>
+          <w:b/>
+          <w:sz w:val="24"/>
+        </w:rPr>
+        <w:t xml:space="preserve"> суди́ мене́</w:t>
+      </w:r>
+      <w:r>
+        <w:rPr>
+          <w:rFonts w:ascii="Times New Roman" w:hAnsi="Times New Roman"/>
+          <w:i/>
+          <w:color w:val="FF0000"/>
+          <w:sz w:val="24"/>
+        </w:rPr>
+        <w:t xml:space="preserve"> (Пс. 53,1-2).</w:t>
+      </w:r>
+    </w:p>
+    <w:p>
+      <w:pPr>
+        <w:pStyle w:val="a"/>
+        <w:spacing w:after="120"/>
+      </w:pPr>
+      <w:r>
+        <w:rPr>
+          <w:rFonts w:ascii="Times New Roman" w:hAnsi="Times New Roman"/>
+          <w:i/>
+          <w:color w:val="FF0000"/>
+          <w:sz w:val="24"/>
+        </w:rPr>
+        <w:t xml:space="preserve">Стих: </w:t>
+      </w:r>
+      <w:r>
+        <w:rPr>
+          <w:rFonts w:ascii="Times New Roman" w:hAnsi="Times New Roman"/>
+          <w:sz w:val="24"/>
           <w:u w:val="single"/>
         </w:rPr>
-      </w:pPr>
-      <w:r>
-        <w:rPr>
-          <w:rFonts w:ascii="Times New Roman" w:hAnsi="Times New Roman" w:cs="Times New Roman"/>
-          <w:i/>
-          <w:color w:val="FF0000"/>
-          <w:sz w:val="24"/>
-          <w:szCs w:val="24"/>
-        </w:rPr>
-        <w:t>Стих:</w:t>
-      </w:r>
-      <w:r>
-        <w:rPr>
-          <w:rFonts w:ascii="Times New Roman" w:hAnsi="Times New Roman" w:cs="Times New Roman"/>
-          <w:i/>
-          <w:sz w:val="24"/>
-          <w:szCs w:val="24"/>
-        </w:rPr>
-        <w:t xml:space="preserve"> </w:t>
-      </w:r>
-      <w:r>
-        <w:rPr>
-          <w:rFonts w:ascii="Times New Roman" w:hAnsi="Times New Roman" w:cs="Times New Roman"/>
-          <w:sz w:val="24"/>
-          <w:szCs w:val="24"/>
+        <w:t>Бо́же</w:t>
+      </w:r>
+      <w:r>
+        <w:rPr>
+          <w:rFonts w:ascii="Times New Roman" w:hAnsi="Times New Roman"/>
+          <w:sz w:val="24"/>
           <w:u w:val="single"/>
         </w:rPr>
-        <w:t>Боже, почуй мою молитву, вислухай слова уст моїх.</w:t>
+        <w:t xml:space="preserve">, </w:t>
+      </w:r>
+      <w:r>
+        <w:rPr>
+          <w:rFonts w:ascii="Times New Roman" w:hAnsi="Times New Roman"/>
+          <w:sz w:val="24"/>
+          <w:u w:val="single"/>
+        </w:rPr>
+        <w:t>почу́й</w:t>
+      </w:r>
+      <w:r>
+        <w:rPr>
+          <w:rFonts w:ascii="Times New Roman" w:hAnsi="Times New Roman"/>
+          <w:sz w:val="24"/>
+          <w:u w:val="single"/>
+        </w:rPr>
+        <w:t xml:space="preserve"> мою́ </w:t>
+      </w:r>
+      <w:r>
+        <w:rPr>
+          <w:rFonts w:ascii="Times New Roman" w:hAnsi="Times New Roman"/>
+          <w:sz w:val="24"/>
+          <w:u w:val="single"/>
+        </w:rPr>
+        <w:t>моли́тву</w:t>
+      </w:r>
+      <w:r>
+        <w:rPr>
+          <w:rFonts w:ascii="Times New Roman" w:hAnsi="Times New Roman"/>
+          <w:sz w:val="24"/>
+          <w:u w:val="single"/>
+        </w:rPr>
+        <w:t xml:space="preserve">, </w:t>
+      </w:r>
+      <w:r>
+        <w:rPr>
+          <w:rFonts w:ascii="Times New Roman" w:hAnsi="Times New Roman"/>
+          <w:sz w:val="24"/>
+          <w:u w:val="single"/>
+        </w:rPr>
+        <w:t>ви́слухай</w:t>
+      </w:r>
+      <w:r>
+        <w:rPr>
+          <w:rFonts w:ascii="Times New Roman" w:hAnsi="Times New Roman"/>
+          <w:sz w:val="24"/>
+          <w:u w:val="single"/>
+        </w:rPr>
+        <w:t xml:space="preserve"> слова́ уст </w:t>
+      </w:r>
+      <w:r>
+        <w:rPr>
+          <w:rFonts w:ascii="Times New Roman" w:hAnsi="Times New Roman"/>
+          <w:sz w:val="24"/>
+          <w:u w:val="single"/>
+        </w:rPr>
+        <w:t>мої́х</w:t>
+      </w:r>
+      <w:r>
+        <w:rPr>
+          <w:rFonts w:ascii="Times New Roman" w:hAnsi="Times New Roman"/>
+          <w:i/>
+          <w:color w:val="FF0000"/>
+          <w:sz w:val="24"/>
+        </w:rPr>
+        <w:t xml:space="preserve"> (Пс. 53,4).</w:t>
       </w:r>
     </w:p>
     <w:p>
@@ -12539,7 +14037,7 @@
           <w:rFonts w:ascii="Times New Roman" w:hAnsi="Times New Roman"/>
           <w:sz w:val="24"/>
         </w:rPr>
-        <w:t xml:space="preserve"> Бо Ти – Бог милости, ласк і людинолюбности, і Тобі славу віддаємо, Отцю, і Сину, і Святому Духові, нині, і повсякчас, і на віки віків.</w:t>
+        <w:t xml:space="preserve"> Бо Ти – Бог милости, ласк і людинолюбности, і Тобі славу віддаємо, Отцю, і Сину, і Святому Духові, нині, і повсякчас, і на віки віків.</w:t>
       </w:r>
     </w:p>
     <w:p>
@@ -12748,7 +14246,7 @@
         <w:rPr>
           <w:rFonts w:ascii="Times New Roman" w:hAnsi="Times New Roman"/>
           <w:i/>
-          <w:color w:val="FF4400"/>
+          <w:color w:val="FF0000"/>
           <w:sz w:val="24"/>
         </w:rPr>
         <w:t>Священик:</w:t>
@@ -12756,9 +14254,18 @@
       <w:r>
         <w:rPr>
           <w:rFonts w:ascii="Times New Roman" w:hAnsi="Times New Roman"/>
-          <w:sz w:val="24"/>
-        </w:rPr>
-        <w:t xml:space="preserve"> Нехай буде влада царства Твого благословенна і дуже прославлена: Отця, і Сина, і Святого Духа, нині і повсякчас, і на віки віків.</w:t>
+          <w:color w:val="FF0000"/>
+          <w:sz w:val="24"/>
+        </w:rPr>
+        <w:t xml:space="preserve"> </w:t>
+      </w:r>
+      <w:r>
+        <w:rPr>
+          <w:rFonts w:ascii="Times New Roman" w:hAnsi="Times New Roman"/>
+          <w:color w:val="000000"/>
+          <w:sz w:val="24"/>
+        </w:rPr>
+        <w:t>Нехай буде влада царства Твого благословенна і дуже прославлена: Отця, і Сина, і Святого Духа, нині і повсякчас, і на віки віків.</w:t>
       </w:r>
     </w:p>
     <w:p>
@@ -12842,7 +14349,7 @@
           <w:sz w:val="24"/>
           <w:szCs w:val="24"/>
         </w:rPr>
-        <w:t>(г. 1):</w:t>
+        <w:t>(г. 1):</w:t>
       </w:r>
       <w:r>
         <w:rPr>
@@ -12879,7 +14386,7 @@
           <w:sz w:val="24"/>
           <w:szCs w:val="24"/>
         </w:rPr>
-        <w:t>(г. 4):</w:t>
+        <w:t>(г. 4):</w:t>
       </w:r>
       <w:r>
         <w:rPr>
@@ -12995,7 +14502,7 @@
           <w:sz w:val="24"/>
           <w:szCs w:val="24"/>
         </w:rPr>
-        <w:t>(г. 5):</w:t>
+        <w:t>(г. 5):</w:t>
       </w:r>
       <w:r>
         <w:rPr>
@@ -13250,7 +14757,7 @@
           <w:sz w:val="24"/>
           <w:szCs w:val="24"/>
         </w:rPr>
-        <w:t>(12 р.)</w:t>
+        <w:t>(12 р.)</w:t>
       </w:r>
       <w:r>
         <w:rPr>
@@ -13501,7 +15008,7 @@
           <w:sz w:val="24"/>
           <w:szCs w:val="24"/>
         </w:rPr>
-        <w:t>(12 р.)</w:t>
+        <w:t>(12 р.)</w:t>
       </w:r>
       <w:r>
         <w:rPr>
@@ -13796,7 +15303,7 @@
           <w:sz w:val="24"/>
           <w:szCs w:val="24"/>
         </w:rPr>
-        <w:t>(г. 2):</w:t>
+        <w:t>(г. 2):</w:t>
       </w:r>
       <w:r>
         <w:rPr>
@@ -13986,7 +15493,7 @@
           <w:sz w:val="24"/>
           <w:szCs w:val="24"/>
         </w:rPr>
-        <w:t>(г. 8):</w:t>
+        <w:t>(г. 8):</w:t>
       </w:r>
       <w:r>
         <w:rPr>
@@ -14361,192 +15868,922 @@
     </w:p>
     <w:p>
       <w:pPr>
-        <w:spacing w:after="120"/>
-        <w:jc w:val="both"/>
-        <w:rPr>
-          <w:rFonts w:ascii="Times New Roman" w:hAnsi="Times New Roman" w:cs="Times New Roman"/>
-          <w:sz w:val="24"/>
-          <w:szCs w:val="24"/>
-        </w:rPr>
-      </w:pPr>
-      <w:r>
-        <w:rPr>
-          <w:rFonts w:ascii="Times New Roman" w:hAnsi="Times New Roman" w:cs="Times New Roman"/>
-          <w:sz w:val="24"/>
-          <w:szCs w:val="24"/>
-        </w:rPr>
-        <w:t xml:space="preserve">Святий Боже, святий Кріпкий, святий Безсмертний, помилуй </w:t>
-      </w:r>
-      <w:r>
-        <w:rPr>
-          <w:rFonts w:ascii="Times New Roman" w:hAnsi="Times New Roman" w:cs="Times New Roman"/>
-          <w:sz w:val="24"/>
-          <w:szCs w:val="24"/>
-        </w:rPr>
-        <w:t xml:space="preserve">нас </w:t>
-      </w:r>
-      <w:r>
-        <w:rPr>
-          <w:rFonts w:ascii="Times New Roman" w:hAnsi="Times New Roman" w:cs="Times New Roman"/>
-          <w:i/>
-          <w:color w:val="FF0000"/>
-          <w:sz w:val="24"/>
-          <w:szCs w:val="24"/>
-        </w:rPr>
-        <w:t>(3 р.)</w:t>
-      </w:r>
-      <w:r>
-        <w:rPr>
-          <w:rFonts w:ascii="Times New Roman" w:hAnsi="Times New Roman" w:cs="Times New Roman"/>
-          <w:i/>
-          <w:sz w:val="24"/>
-          <w:szCs w:val="24"/>
+        <w:pStyle w:val="a"/>
+        <w:spacing w:after="120"/>
+      </w:pPr>
+      <w:r>
+        <w:rPr>
+          <w:rFonts w:ascii="Times New Roman" w:hAnsi="Times New Roman"/>
+          <w:sz w:val="24"/>
+        </w:rPr>
+        <w:t>Святи́й</w:t>
+      </w:r>
+      <w:r>
+        <w:rPr>
+          <w:rFonts w:ascii="Times New Roman" w:hAnsi="Times New Roman"/>
+          <w:sz w:val="24"/>
+        </w:rPr>
+        <w:t xml:space="preserve"> </w:t>
+      </w:r>
+      <w:r>
+        <w:rPr>
+          <w:rFonts w:ascii="Times New Roman" w:hAnsi="Times New Roman"/>
+          <w:sz w:val="24"/>
+        </w:rPr>
+        <w:t>Бо́же</w:t>
+      </w:r>
+      <w:r>
+        <w:rPr>
+          <w:rFonts w:ascii="Times New Roman" w:hAnsi="Times New Roman"/>
+          <w:sz w:val="24"/>
+        </w:rPr>
+        <w:t xml:space="preserve">, </w:t>
+      </w:r>
+      <w:r>
+        <w:rPr>
+          <w:rFonts w:ascii="Times New Roman" w:hAnsi="Times New Roman"/>
+          <w:sz w:val="24"/>
+        </w:rPr>
+        <w:t>святи́й</w:t>
+      </w:r>
+      <w:r>
+        <w:rPr>
+          <w:rFonts w:ascii="Times New Roman" w:hAnsi="Times New Roman"/>
+          <w:sz w:val="24"/>
+        </w:rPr>
+        <w:t xml:space="preserve"> </w:t>
+      </w:r>
+      <w:r>
+        <w:rPr>
+          <w:rFonts w:ascii="Times New Roman" w:hAnsi="Times New Roman"/>
+          <w:sz w:val="24"/>
+        </w:rPr>
+        <w:t>Крі́пкий</w:t>
+      </w:r>
+      <w:r>
+        <w:rPr>
+          <w:rFonts w:ascii="Times New Roman" w:hAnsi="Times New Roman"/>
+          <w:sz w:val="24"/>
+        </w:rPr>
+        <w:t xml:space="preserve">, </w:t>
+      </w:r>
+      <w:r>
+        <w:rPr>
+          <w:rFonts w:ascii="Times New Roman" w:hAnsi="Times New Roman"/>
+          <w:sz w:val="24"/>
+        </w:rPr>
+        <w:t>святи́й</w:t>
+      </w:r>
+      <w:r>
+        <w:rPr>
+          <w:rFonts w:ascii="Times New Roman" w:hAnsi="Times New Roman"/>
+          <w:sz w:val="24"/>
+        </w:rPr>
+        <w:t xml:space="preserve"> </w:t>
+      </w:r>
+      <w:r>
+        <w:rPr>
+          <w:rFonts w:ascii="Times New Roman" w:hAnsi="Times New Roman"/>
+          <w:sz w:val="24"/>
+        </w:rPr>
+        <w:t>Безсме́ртний</w:t>
+      </w:r>
+      <w:r>
+        <w:rPr>
+          <w:rFonts w:ascii="Times New Roman" w:hAnsi="Times New Roman"/>
+          <w:sz w:val="24"/>
+        </w:rPr>
+        <w:t xml:space="preserve">, </w:t>
+      </w:r>
+      <w:r>
+        <w:rPr>
+          <w:rFonts w:ascii="Times New Roman" w:hAnsi="Times New Roman"/>
+          <w:sz w:val="24"/>
+        </w:rPr>
+        <w:t>поми́луй</w:t>
+      </w:r>
+      <w:r>
+        <w:rPr>
+          <w:rFonts w:ascii="Times New Roman" w:hAnsi="Times New Roman"/>
+          <w:sz w:val="24"/>
+        </w:rPr>
+        <w:t xml:space="preserve"> нас. </w:t>
+      </w:r>
+      <w:r>
+        <w:rPr>
+          <w:rFonts w:ascii="Times New Roman" w:hAnsi="Times New Roman"/>
+          <w:i/>
+          <w:color w:val="FF0000"/>
+          <w:sz w:val="24"/>
+        </w:rPr>
+        <w:t>(3 р.)</w:t>
+      </w:r>
+    </w:p>
+    <w:p>
+      <w:pPr>
+        <w:pStyle w:val="a"/>
+        <w:spacing w:after="120"/>
+      </w:pPr>
+      <w:r>
+        <w:rPr>
+          <w:rFonts w:ascii="Times New Roman" w:hAnsi="Times New Roman"/>
+          <w:sz w:val="24"/>
+        </w:rPr>
+        <w:t>Сла́ва</w:t>
+      </w:r>
+      <w:r>
+        <w:rPr>
+          <w:rFonts w:ascii="Times New Roman" w:hAnsi="Times New Roman"/>
+          <w:sz w:val="24"/>
+        </w:rPr>
+        <w:t xml:space="preserve"> Отцю́, і </w:t>
+      </w:r>
+      <w:r>
+        <w:rPr>
+          <w:rFonts w:ascii="Times New Roman" w:hAnsi="Times New Roman"/>
+          <w:sz w:val="24"/>
+        </w:rPr>
+        <w:t>Си́ну</w:t>
+      </w:r>
+      <w:r>
+        <w:rPr>
+          <w:rFonts w:ascii="Times New Roman" w:hAnsi="Times New Roman"/>
+          <w:sz w:val="24"/>
+        </w:rPr>
+        <w:t xml:space="preserve">, і </w:t>
+      </w:r>
+      <w:r>
+        <w:rPr>
+          <w:rFonts w:ascii="Times New Roman" w:hAnsi="Times New Roman"/>
+          <w:sz w:val="24"/>
+        </w:rPr>
+        <w:t>Свято́му</w:t>
+      </w:r>
+      <w:r>
+        <w:rPr>
+          <w:rFonts w:ascii="Times New Roman" w:hAnsi="Times New Roman"/>
+          <w:sz w:val="24"/>
+        </w:rPr>
+        <w:t xml:space="preserve"> </w:t>
+      </w:r>
+      <w:r>
+        <w:rPr>
+          <w:rFonts w:ascii="Times New Roman" w:hAnsi="Times New Roman"/>
+          <w:sz w:val="24"/>
+        </w:rPr>
+        <w:t>Ду́хові</w:t>
+      </w:r>
+      <w:r>
+        <w:rPr>
+          <w:rFonts w:ascii="Times New Roman" w:hAnsi="Times New Roman"/>
+          <w:sz w:val="24"/>
+        </w:rPr>
+        <w:t xml:space="preserve">,* і </w:t>
+      </w:r>
+      <w:r>
+        <w:rPr>
+          <w:rFonts w:ascii="Times New Roman" w:hAnsi="Times New Roman"/>
+          <w:sz w:val="24"/>
+        </w:rPr>
+        <w:t>ни́ні</w:t>
+      </w:r>
+      <w:r>
+        <w:rPr>
+          <w:rFonts w:ascii="Times New Roman" w:hAnsi="Times New Roman"/>
+          <w:sz w:val="24"/>
+        </w:rPr>
+        <w:t xml:space="preserve">, і </w:t>
+      </w:r>
+      <w:r>
+        <w:rPr>
+          <w:rFonts w:ascii="Times New Roman" w:hAnsi="Times New Roman"/>
+          <w:sz w:val="24"/>
+        </w:rPr>
+        <w:t>повсякча́с</w:t>
+      </w:r>
+      <w:r>
+        <w:rPr>
+          <w:rFonts w:ascii="Times New Roman" w:hAnsi="Times New Roman"/>
+          <w:sz w:val="24"/>
+        </w:rPr>
+        <w:t xml:space="preserve">, і на </w:t>
+      </w:r>
+      <w:r>
+        <w:rPr>
+          <w:rFonts w:ascii="Times New Roman" w:hAnsi="Times New Roman"/>
+          <w:sz w:val="24"/>
+        </w:rPr>
+        <w:t>ві́ки</w:t>
+      </w:r>
+      <w:r>
+        <w:rPr>
+          <w:rFonts w:ascii="Times New Roman" w:hAnsi="Times New Roman"/>
+          <w:sz w:val="24"/>
+        </w:rPr>
+        <w:t xml:space="preserve"> </w:t>
+      </w:r>
+      <w:r>
+        <w:rPr>
+          <w:rFonts w:ascii="Times New Roman" w:hAnsi="Times New Roman"/>
+          <w:sz w:val="24"/>
+        </w:rPr>
+        <w:t>вікі́в</w:t>
+      </w:r>
+      <w:r>
+        <w:rPr>
+          <w:rFonts w:ascii="Times New Roman" w:hAnsi="Times New Roman"/>
+          <w:sz w:val="24"/>
+        </w:rPr>
+        <w:t xml:space="preserve">. </w:t>
+      </w:r>
+      <w:r>
+        <w:rPr>
+          <w:rFonts w:ascii="Times New Roman" w:hAnsi="Times New Roman"/>
+          <w:sz w:val="24"/>
+        </w:rPr>
+        <w:t>Амі́нь</w:t>
+      </w:r>
+      <w:r>
+        <w:rPr>
+          <w:rFonts w:ascii="Times New Roman" w:hAnsi="Times New Roman"/>
+          <w:sz w:val="24"/>
         </w:rPr>
         <w:t>.</w:t>
       </w:r>
     </w:p>
     <w:p>
       <w:pPr>
-        <w:spacing w:after="120"/>
-        <w:jc w:val="both"/>
-        <w:rPr>
-          <w:rFonts w:ascii="Times New Roman" w:hAnsi="Times New Roman" w:cs="Times New Roman"/>
-          <w:sz w:val="24"/>
-          <w:szCs w:val="24"/>
-        </w:rPr>
-      </w:pPr>
-      <w:r>
-        <w:rPr>
-          <w:rFonts w:ascii="Times New Roman" w:hAnsi="Times New Roman" w:cs="Times New Roman"/>
-          <w:sz w:val="24"/>
-          <w:szCs w:val="24"/>
-        </w:rPr>
-        <w:t>Слава Отцю, і Сину, і Святому Духові,* і нині і повсякчас, і на віки віків. Амінь.</w:t>
-      </w:r>
-    </w:p>
-    <w:p>
-      <w:pPr>
-        <w:spacing w:after="120"/>
-        <w:jc w:val="both"/>
-        <w:rPr>
-          <w:rFonts w:ascii="Times New Roman" w:hAnsi="Times New Roman" w:cs="Times New Roman"/>
-          <w:sz w:val="24"/>
-          <w:szCs w:val="24"/>
-        </w:rPr>
-      </w:pPr>
-      <w:r>
-        <w:rPr>
-          <w:rFonts w:ascii="Times New Roman" w:hAnsi="Times New Roman" w:cs="Times New Roman"/>
-          <w:sz w:val="24"/>
-          <w:szCs w:val="24"/>
-        </w:rPr>
-        <w:t>Пресвята Тройце, помилуй нас;* Господи, очисти гріхи наші;* Владико, прости беззаконня наші;* Святий, завітай і зціли немочі наші імени твого ради.</w:t>
-      </w:r>
-    </w:p>
-    <w:p>
-      <w:pPr>
-        <w:spacing w:after="120"/>
-        <w:jc w:val="both"/>
-        <w:rPr>
-          <w:rFonts w:ascii="Times New Roman" w:hAnsi="Times New Roman" w:cs="Times New Roman"/>
-          <w:sz w:val="24"/>
-          <w:szCs w:val="24"/>
-        </w:rPr>
-      </w:pPr>
-      <w:r>
-        <w:rPr>
-          <w:rFonts w:ascii="Times New Roman" w:hAnsi="Times New Roman" w:cs="Times New Roman"/>
-          <w:sz w:val="24"/>
-          <w:szCs w:val="24"/>
-        </w:rPr>
-        <w:t>Господи, поми</w:t>
-      </w:r>
-      <w:r>
-        <w:rPr>
-          <w:rFonts w:ascii="Times New Roman" w:hAnsi="Times New Roman" w:cs="Times New Roman"/>
-          <w:sz w:val="24"/>
-          <w:szCs w:val="24"/>
-        </w:rPr>
-        <w:t xml:space="preserve">луй </w:t>
-      </w:r>
-      <w:r>
-        <w:rPr>
-          <w:rFonts w:ascii="Times New Roman" w:hAnsi="Times New Roman" w:cs="Times New Roman"/>
-          <w:i/>
-          <w:color w:val="FF0000"/>
-          <w:sz w:val="24"/>
-          <w:szCs w:val="24"/>
-        </w:rPr>
-        <w:t>(3 р.)</w:t>
-      </w:r>
-      <w:r>
-        <w:rPr>
-          <w:rFonts w:ascii="Times New Roman" w:hAnsi="Times New Roman" w:cs="Times New Roman"/>
-          <w:i/>
-          <w:sz w:val="24"/>
-          <w:szCs w:val="24"/>
+        <w:pStyle w:val="a"/>
+        <w:spacing w:after="120"/>
+      </w:pPr>
+      <w:r>
+        <w:rPr>
+          <w:rFonts w:ascii="Times New Roman" w:hAnsi="Times New Roman"/>
+          <w:sz w:val="24"/>
+        </w:rPr>
+        <w:t xml:space="preserve">Пресвята́ </w:t>
+      </w:r>
+      <w:r>
+        <w:rPr>
+          <w:rFonts w:ascii="Times New Roman" w:hAnsi="Times New Roman"/>
+          <w:sz w:val="24"/>
+        </w:rPr>
+        <w:t>Тро́йце</w:t>
+      </w:r>
+      <w:r>
+        <w:rPr>
+          <w:rFonts w:ascii="Times New Roman" w:hAnsi="Times New Roman"/>
+          <w:sz w:val="24"/>
+        </w:rPr>
+        <w:t xml:space="preserve">, </w:t>
+      </w:r>
+      <w:r>
+        <w:rPr>
+          <w:rFonts w:ascii="Times New Roman" w:hAnsi="Times New Roman"/>
+          <w:sz w:val="24"/>
+        </w:rPr>
+        <w:t>поми́луй</w:t>
+      </w:r>
+      <w:r>
+        <w:rPr>
+          <w:rFonts w:ascii="Times New Roman" w:hAnsi="Times New Roman"/>
+          <w:sz w:val="24"/>
+        </w:rPr>
+        <w:t xml:space="preserve"> нас; </w:t>
+      </w:r>
+      <w:r>
+        <w:rPr>
+          <w:rFonts w:ascii="Times New Roman" w:hAnsi="Times New Roman"/>
+          <w:sz w:val="24"/>
+        </w:rPr>
+        <w:t>Го́споди</w:t>
+      </w:r>
+      <w:r>
+        <w:rPr>
+          <w:rFonts w:ascii="Times New Roman" w:hAnsi="Times New Roman"/>
+          <w:sz w:val="24"/>
+        </w:rPr>
+        <w:t xml:space="preserve">, </w:t>
+      </w:r>
+      <w:r>
+        <w:rPr>
+          <w:rFonts w:ascii="Times New Roman" w:hAnsi="Times New Roman"/>
+          <w:sz w:val="24"/>
+        </w:rPr>
+        <w:t>очи́сти</w:t>
+      </w:r>
+      <w:r>
+        <w:rPr>
+          <w:rFonts w:ascii="Times New Roman" w:hAnsi="Times New Roman"/>
+          <w:sz w:val="24"/>
+        </w:rPr>
+        <w:t xml:space="preserve"> гріхи́ </w:t>
+      </w:r>
+      <w:r>
+        <w:rPr>
+          <w:rFonts w:ascii="Times New Roman" w:hAnsi="Times New Roman"/>
+          <w:sz w:val="24"/>
+        </w:rPr>
+        <w:t>на́ші</w:t>
+      </w:r>
+      <w:r>
+        <w:rPr>
+          <w:rFonts w:ascii="Times New Roman" w:hAnsi="Times New Roman"/>
+          <w:sz w:val="24"/>
+        </w:rPr>
+        <w:t xml:space="preserve">; </w:t>
+      </w:r>
+      <w:r>
+        <w:rPr>
+          <w:rFonts w:ascii="Times New Roman" w:hAnsi="Times New Roman"/>
+          <w:sz w:val="24"/>
+        </w:rPr>
+        <w:t>Влади́ко</w:t>
+      </w:r>
+      <w:r>
+        <w:rPr>
+          <w:rFonts w:ascii="Times New Roman" w:hAnsi="Times New Roman"/>
+          <w:sz w:val="24"/>
+        </w:rPr>
+        <w:t xml:space="preserve">, прости́ </w:t>
+      </w:r>
+      <w:r>
+        <w:rPr>
+          <w:rFonts w:ascii="Times New Roman" w:hAnsi="Times New Roman"/>
+          <w:sz w:val="24"/>
+        </w:rPr>
+        <w:t>беззако́ння</w:t>
+      </w:r>
+      <w:r>
+        <w:rPr>
+          <w:rFonts w:ascii="Times New Roman" w:hAnsi="Times New Roman"/>
+          <w:sz w:val="24"/>
+        </w:rPr>
+        <w:t xml:space="preserve"> </w:t>
+      </w:r>
+      <w:r>
+        <w:rPr>
+          <w:rFonts w:ascii="Times New Roman" w:hAnsi="Times New Roman"/>
+          <w:sz w:val="24"/>
+        </w:rPr>
+        <w:t>на́ші</w:t>
+      </w:r>
+      <w:r>
+        <w:rPr>
+          <w:rFonts w:ascii="Times New Roman" w:hAnsi="Times New Roman"/>
+          <w:sz w:val="24"/>
+        </w:rPr>
+        <w:t xml:space="preserve">; </w:t>
+      </w:r>
+      <w:r>
+        <w:rPr>
+          <w:rFonts w:ascii="Times New Roman" w:hAnsi="Times New Roman"/>
+          <w:sz w:val="24"/>
+        </w:rPr>
+        <w:t>Святи́й</w:t>
+      </w:r>
+      <w:r>
+        <w:rPr>
+          <w:rFonts w:ascii="Times New Roman" w:hAnsi="Times New Roman"/>
+          <w:sz w:val="24"/>
+        </w:rPr>
+        <w:t xml:space="preserve">, </w:t>
+      </w:r>
+      <w:r>
+        <w:rPr>
+          <w:rFonts w:ascii="Times New Roman" w:hAnsi="Times New Roman"/>
+          <w:sz w:val="24"/>
+        </w:rPr>
+        <w:t>завіта́й</w:t>
+      </w:r>
+      <w:r>
+        <w:rPr>
+          <w:rFonts w:ascii="Times New Roman" w:hAnsi="Times New Roman"/>
+          <w:sz w:val="24"/>
+        </w:rPr>
+        <w:t xml:space="preserve"> і зціли́ </w:t>
+      </w:r>
+      <w:r>
+        <w:rPr>
+          <w:rFonts w:ascii="Times New Roman" w:hAnsi="Times New Roman"/>
+          <w:sz w:val="24"/>
+        </w:rPr>
+        <w:t>не́мочі</w:t>
+      </w:r>
+      <w:r>
+        <w:rPr>
+          <w:rFonts w:ascii="Times New Roman" w:hAnsi="Times New Roman"/>
+          <w:sz w:val="24"/>
+        </w:rPr>
+        <w:t xml:space="preserve"> </w:t>
+      </w:r>
+      <w:r>
+        <w:rPr>
+          <w:rFonts w:ascii="Times New Roman" w:hAnsi="Times New Roman"/>
+          <w:sz w:val="24"/>
+        </w:rPr>
+        <w:t>на́ші</w:t>
+      </w:r>
+      <w:r>
+        <w:rPr>
+          <w:rFonts w:ascii="Times New Roman" w:hAnsi="Times New Roman"/>
+          <w:sz w:val="24"/>
+        </w:rPr>
+        <w:t xml:space="preserve">, </w:t>
+      </w:r>
+      <w:r>
+        <w:rPr>
+          <w:rFonts w:ascii="Times New Roman" w:hAnsi="Times New Roman"/>
+          <w:sz w:val="24"/>
+        </w:rPr>
+        <w:t>І́мени</w:t>
+      </w:r>
+      <w:r>
+        <w:rPr>
+          <w:rFonts w:ascii="Times New Roman" w:hAnsi="Times New Roman"/>
+          <w:sz w:val="24"/>
+        </w:rPr>
+        <w:t xml:space="preserve"> Твого́ </w:t>
+      </w:r>
+      <w:r>
+        <w:rPr>
+          <w:rFonts w:ascii="Times New Roman" w:hAnsi="Times New Roman"/>
+          <w:sz w:val="24"/>
+        </w:rPr>
+        <w:t>ра́ди</w:t>
+      </w:r>
+      <w:r>
+        <w:rPr>
+          <w:rFonts w:ascii="Times New Roman" w:hAnsi="Times New Roman"/>
+          <w:sz w:val="24"/>
         </w:rPr>
         <w:t>.</w:t>
       </w:r>
     </w:p>
     <w:p>
       <w:pPr>
-        <w:spacing w:after="120"/>
-        <w:rPr>
-          <w:rFonts w:ascii="Times New Roman" w:hAnsi="Times New Roman" w:cs="Times New Roman"/>
-        </w:rPr>
-      </w:pPr>
-      <w:r>
-        <w:rPr>
-          <w:rFonts w:ascii="Times New Roman" w:hAnsi="Times New Roman" w:cs="Times New Roman"/>
-          <w:sz w:val="24"/>
-          <w:szCs w:val="24"/>
-        </w:rPr>
-        <w:t>Слава Отцю, і Сину, і Святому Духові.* І</w:t>
-      </w:r>
-      <w:r>
-        <w:rPr>
-          <w:rFonts w:ascii="Times New Roman" w:hAnsi="Times New Roman" w:cs="Times New Roman"/>
-          <w:b/>
-          <w:sz w:val="24"/>
-          <w:szCs w:val="24"/>
+        <w:pStyle w:val="a"/>
+        <w:spacing w:after="120"/>
+      </w:pPr>
+      <w:r>
+        <w:rPr>
+          <w:rFonts w:ascii="Times New Roman" w:hAnsi="Times New Roman"/>
+          <w:sz w:val="24"/>
+        </w:rPr>
+        <w:t>Го́споди</w:t>
+      </w:r>
+      <w:r>
+        <w:rPr>
+          <w:rFonts w:ascii="Times New Roman" w:hAnsi="Times New Roman"/>
+          <w:sz w:val="24"/>
+        </w:rPr>
+        <w:t xml:space="preserve">, </w:t>
+      </w:r>
+      <w:r>
+        <w:rPr>
+          <w:rFonts w:ascii="Times New Roman" w:hAnsi="Times New Roman"/>
+          <w:sz w:val="24"/>
+        </w:rPr>
+        <w:t>поми́луй</w:t>
+      </w:r>
+      <w:r>
+        <w:rPr>
+          <w:rFonts w:ascii="Times New Roman" w:hAnsi="Times New Roman"/>
+          <w:sz w:val="24"/>
+        </w:rPr>
+        <w:t>. (3)</w:t>
+      </w:r>
+    </w:p>
+    <w:p>
+      <w:pPr>
+        <w:pStyle w:val="a"/>
+        <w:spacing w:after="120"/>
+      </w:pPr>
+      <w:r>
+        <w:rPr>
+          <w:rFonts w:ascii="Times New Roman" w:hAnsi="Times New Roman"/>
+          <w:sz w:val="24"/>
+        </w:rPr>
+        <w:t>Сла́ва</w:t>
+      </w:r>
+      <w:r>
+        <w:rPr>
+          <w:rFonts w:ascii="Times New Roman" w:hAnsi="Times New Roman"/>
+          <w:sz w:val="24"/>
+        </w:rPr>
+        <w:t xml:space="preserve"> Отцю́, і </w:t>
+      </w:r>
+      <w:r>
+        <w:rPr>
+          <w:rFonts w:ascii="Times New Roman" w:hAnsi="Times New Roman"/>
+          <w:sz w:val="24"/>
+        </w:rPr>
+        <w:t>Си́ну</w:t>
+      </w:r>
+      <w:r>
+        <w:rPr>
+          <w:rFonts w:ascii="Times New Roman" w:hAnsi="Times New Roman"/>
+          <w:sz w:val="24"/>
+        </w:rPr>
+        <w:t xml:space="preserve">, і </w:t>
+      </w:r>
+      <w:r>
+        <w:rPr>
+          <w:rFonts w:ascii="Times New Roman" w:hAnsi="Times New Roman"/>
+          <w:sz w:val="24"/>
+        </w:rPr>
+        <w:t>Свято́му</w:t>
+      </w:r>
+      <w:r>
+        <w:rPr>
+          <w:rFonts w:ascii="Times New Roman" w:hAnsi="Times New Roman"/>
+          <w:sz w:val="24"/>
         </w:rPr>
         <w:t xml:space="preserve"> </w:t>
       </w:r>
       <w:r>
         <w:rPr>
-          <w:rFonts w:ascii="Times New Roman" w:hAnsi="Times New Roman" w:cs="Times New Roman"/>
-          <w:sz w:val="24"/>
-          <w:szCs w:val="24"/>
-        </w:rPr>
-        <w:t>нині і повсякчас, і на віки віків. Амінь.</w:t>
-      </w:r>
-    </w:p>
-    <w:p>
-      <w:pPr>
-        <w:spacing w:after="120"/>
-        <w:jc w:val="both"/>
-        <w:rPr>
-          <w:rFonts w:ascii="Times New Roman" w:hAnsi="Times New Roman" w:cs="Times New Roman"/>
-          <w:sz w:val="24"/>
-          <w:szCs w:val="24"/>
-        </w:rPr>
-      </w:pPr>
-      <w:r>
-        <w:rPr>
-          <w:rFonts w:ascii="Times New Roman" w:hAnsi="Times New Roman" w:cs="Times New Roman"/>
-          <w:sz w:val="24"/>
-          <w:szCs w:val="24"/>
-        </w:rPr>
-        <w:t>Отче наш, що єси на небесах,* нехай святиться ім’я твоє,* нехай прийде царство твоє,* нехай буде воля твоя, як на небі, так і на землі.* Хліб наш насущний дай на</w:t>
-      </w:r>
-      <w:r>
-        <w:rPr>
-          <w:rFonts w:ascii="Times New Roman" w:hAnsi="Times New Roman" w:cs="Times New Roman"/>
-          <w:sz w:val="24"/>
-          <w:szCs w:val="24"/>
-        </w:rPr>
-        <w:t>м сьогодні,* і прости нам провини наші,* як і ми прощаємо винуватцям нашим,* і не введи нас у спокусу,* але визволи нас від лукавого.</w:t>
+          <w:rFonts w:ascii="Times New Roman" w:hAnsi="Times New Roman"/>
+          <w:sz w:val="24"/>
+        </w:rPr>
+        <w:t>Ду́хові</w:t>
+      </w:r>
+      <w:r>
+        <w:rPr>
+          <w:rFonts w:ascii="Times New Roman" w:hAnsi="Times New Roman"/>
+          <w:sz w:val="24"/>
+        </w:rPr>
+        <w:t xml:space="preserve">,* і </w:t>
+      </w:r>
+      <w:r>
+        <w:rPr>
+          <w:rFonts w:ascii="Times New Roman" w:hAnsi="Times New Roman"/>
+          <w:sz w:val="24"/>
+        </w:rPr>
+        <w:t>ни́ні</w:t>
+      </w:r>
+      <w:r>
+        <w:rPr>
+          <w:rFonts w:ascii="Times New Roman" w:hAnsi="Times New Roman"/>
+          <w:sz w:val="24"/>
+        </w:rPr>
+        <w:t xml:space="preserve">, і </w:t>
+      </w:r>
+      <w:r>
+        <w:rPr>
+          <w:rFonts w:ascii="Times New Roman" w:hAnsi="Times New Roman"/>
+          <w:sz w:val="24"/>
+        </w:rPr>
+        <w:t>повсякча́с</w:t>
+      </w:r>
+      <w:r>
+        <w:rPr>
+          <w:rFonts w:ascii="Times New Roman" w:hAnsi="Times New Roman"/>
+          <w:sz w:val="24"/>
+        </w:rPr>
+        <w:t xml:space="preserve">, і на </w:t>
+      </w:r>
+      <w:r>
+        <w:rPr>
+          <w:rFonts w:ascii="Times New Roman" w:hAnsi="Times New Roman"/>
+          <w:sz w:val="24"/>
+        </w:rPr>
+        <w:t>ві́ки</w:t>
+      </w:r>
+      <w:r>
+        <w:rPr>
+          <w:rFonts w:ascii="Times New Roman" w:hAnsi="Times New Roman"/>
+          <w:sz w:val="24"/>
+        </w:rPr>
+        <w:t xml:space="preserve"> </w:t>
+      </w:r>
+      <w:r>
+        <w:rPr>
+          <w:rFonts w:ascii="Times New Roman" w:hAnsi="Times New Roman"/>
+          <w:sz w:val="24"/>
+        </w:rPr>
+        <w:t>вікі́в</w:t>
+      </w:r>
+      <w:r>
+        <w:rPr>
+          <w:rFonts w:ascii="Times New Roman" w:hAnsi="Times New Roman"/>
+          <w:sz w:val="24"/>
+        </w:rPr>
+        <w:t xml:space="preserve">. </w:t>
+      </w:r>
+      <w:r>
+        <w:rPr>
+          <w:rFonts w:ascii="Times New Roman" w:hAnsi="Times New Roman"/>
+          <w:sz w:val="24"/>
+        </w:rPr>
+        <w:t>Амі́нь</w:t>
+      </w:r>
+      <w:r>
+        <w:rPr>
+          <w:rFonts w:ascii="Times New Roman" w:hAnsi="Times New Roman"/>
+          <w:sz w:val="24"/>
+        </w:rPr>
+        <w:t>.</w:t>
+      </w:r>
+    </w:p>
+    <w:p>
+      <w:pPr>
+        <w:pStyle w:val="a"/>
+        <w:spacing w:after="120"/>
+      </w:pPr>
+      <w:r>
+        <w:rPr>
+          <w:rFonts w:ascii="Times New Roman" w:hAnsi="Times New Roman"/>
+          <w:sz w:val="24"/>
+        </w:rPr>
+        <w:t>О́тче</w:t>
+      </w:r>
+      <w:r>
+        <w:rPr>
+          <w:rFonts w:ascii="Times New Roman" w:hAnsi="Times New Roman"/>
+          <w:sz w:val="24"/>
+        </w:rPr>
+        <w:t xml:space="preserve"> наш, що єси́ на </w:t>
+      </w:r>
+      <w:r>
+        <w:rPr>
+          <w:rFonts w:ascii="Times New Roman" w:hAnsi="Times New Roman"/>
+          <w:sz w:val="24"/>
+        </w:rPr>
+        <w:t>небеса́х</w:t>
+      </w:r>
+      <w:r>
+        <w:rPr>
+          <w:rFonts w:ascii="Times New Roman" w:hAnsi="Times New Roman"/>
+          <w:sz w:val="24"/>
+        </w:rPr>
+        <w:t xml:space="preserve">,* </w:t>
+      </w:r>
+      <w:r>
+        <w:rPr>
+          <w:rFonts w:ascii="Times New Roman" w:hAnsi="Times New Roman"/>
+          <w:sz w:val="24"/>
+        </w:rPr>
+        <w:t>неха́й</w:t>
+      </w:r>
+      <w:r>
+        <w:rPr>
+          <w:rFonts w:ascii="Times New Roman" w:hAnsi="Times New Roman"/>
+          <w:sz w:val="24"/>
+        </w:rPr>
+        <w:t xml:space="preserve"> </w:t>
+      </w:r>
+      <w:r>
+        <w:rPr>
+          <w:rFonts w:ascii="Times New Roman" w:hAnsi="Times New Roman"/>
+          <w:sz w:val="24"/>
+        </w:rPr>
+        <w:t>святи́ться</w:t>
+      </w:r>
+      <w:r>
+        <w:rPr>
+          <w:rFonts w:ascii="Times New Roman" w:hAnsi="Times New Roman"/>
+          <w:sz w:val="24"/>
+        </w:rPr>
+        <w:t xml:space="preserve"> ім’я́ Твоє́,* </w:t>
+      </w:r>
+      <w:r>
+        <w:rPr>
+          <w:rFonts w:ascii="Times New Roman" w:hAnsi="Times New Roman"/>
+          <w:sz w:val="24"/>
+        </w:rPr>
+        <w:t>неха́й</w:t>
+      </w:r>
+      <w:r>
+        <w:rPr>
+          <w:rFonts w:ascii="Times New Roman" w:hAnsi="Times New Roman"/>
+          <w:sz w:val="24"/>
+        </w:rPr>
+        <w:t xml:space="preserve"> </w:t>
+      </w:r>
+      <w:r>
+        <w:rPr>
+          <w:rFonts w:ascii="Times New Roman" w:hAnsi="Times New Roman"/>
+          <w:sz w:val="24"/>
+        </w:rPr>
+        <w:t>при́йде</w:t>
+      </w:r>
+      <w:r>
+        <w:rPr>
+          <w:rFonts w:ascii="Times New Roman" w:hAnsi="Times New Roman"/>
+          <w:sz w:val="24"/>
+        </w:rPr>
+        <w:t xml:space="preserve"> </w:t>
+      </w:r>
+      <w:r>
+        <w:rPr>
+          <w:rFonts w:ascii="Times New Roman" w:hAnsi="Times New Roman"/>
+          <w:sz w:val="24"/>
+        </w:rPr>
+        <w:t>ца́рство</w:t>
+      </w:r>
+      <w:r>
+        <w:rPr>
+          <w:rFonts w:ascii="Times New Roman" w:hAnsi="Times New Roman"/>
+          <w:sz w:val="24"/>
+        </w:rPr>
+        <w:t xml:space="preserve"> Твоє́,* </w:t>
+      </w:r>
+      <w:r>
+        <w:rPr>
+          <w:rFonts w:ascii="Times New Roman" w:hAnsi="Times New Roman"/>
+          <w:sz w:val="24"/>
+        </w:rPr>
+        <w:t>неха́й</w:t>
+      </w:r>
+      <w:r>
+        <w:rPr>
+          <w:rFonts w:ascii="Times New Roman" w:hAnsi="Times New Roman"/>
+          <w:sz w:val="24"/>
+        </w:rPr>
+        <w:t xml:space="preserve"> </w:t>
+      </w:r>
+      <w:r>
+        <w:rPr>
+          <w:rFonts w:ascii="Times New Roman" w:hAnsi="Times New Roman"/>
+          <w:sz w:val="24"/>
+        </w:rPr>
+        <w:t>бу́де</w:t>
+      </w:r>
+      <w:r>
+        <w:rPr>
+          <w:rFonts w:ascii="Times New Roman" w:hAnsi="Times New Roman"/>
+          <w:sz w:val="24"/>
+        </w:rPr>
+        <w:t xml:space="preserve"> </w:t>
+      </w:r>
+      <w:r>
+        <w:rPr>
+          <w:rFonts w:ascii="Times New Roman" w:hAnsi="Times New Roman"/>
+          <w:sz w:val="24"/>
+        </w:rPr>
+        <w:t>во́ля</w:t>
+      </w:r>
+      <w:r>
+        <w:rPr>
+          <w:rFonts w:ascii="Times New Roman" w:hAnsi="Times New Roman"/>
+          <w:sz w:val="24"/>
+        </w:rPr>
+        <w:t xml:space="preserve"> Твоя́, як на </w:t>
+      </w:r>
+      <w:r>
+        <w:rPr>
+          <w:rFonts w:ascii="Times New Roman" w:hAnsi="Times New Roman"/>
+          <w:sz w:val="24"/>
+        </w:rPr>
+        <w:t>не́бі</w:t>
+      </w:r>
+      <w:r>
+        <w:rPr>
+          <w:rFonts w:ascii="Times New Roman" w:hAnsi="Times New Roman"/>
+          <w:sz w:val="24"/>
+        </w:rPr>
+        <w:t xml:space="preserve">, так і на землі́.* Хліб наш </w:t>
+      </w:r>
+      <w:r>
+        <w:rPr>
+          <w:rFonts w:ascii="Times New Roman" w:hAnsi="Times New Roman"/>
+          <w:sz w:val="24"/>
+        </w:rPr>
+        <w:t>насу́щний</w:t>
+      </w:r>
+      <w:r>
+        <w:rPr>
+          <w:rFonts w:ascii="Times New Roman" w:hAnsi="Times New Roman"/>
+          <w:sz w:val="24"/>
+        </w:rPr>
+        <w:t xml:space="preserve"> дай нам </w:t>
+      </w:r>
+      <w:r>
+        <w:rPr>
+          <w:rFonts w:ascii="Times New Roman" w:hAnsi="Times New Roman"/>
+          <w:sz w:val="24"/>
+        </w:rPr>
+        <w:t>сього́дні</w:t>
+      </w:r>
+      <w:r>
+        <w:rPr>
+          <w:rFonts w:ascii="Times New Roman" w:hAnsi="Times New Roman"/>
+          <w:sz w:val="24"/>
+        </w:rPr>
+        <w:t xml:space="preserve">;* і прости́ нам </w:t>
+      </w:r>
+      <w:r>
+        <w:rPr>
+          <w:rFonts w:ascii="Times New Roman" w:hAnsi="Times New Roman"/>
+          <w:sz w:val="24"/>
+        </w:rPr>
+        <w:t>прови́ни</w:t>
+      </w:r>
+      <w:r>
+        <w:rPr>
+          <w:rFonts w:ascii="Times New Roman" w:hAnsi="Times New Roman"/>
+          <w:sz w:val="24"/>
+        </w:rPr>
+        <w:t xml:space="preserve"> </w:t>
+      </w:r>
+      <w:r>
+        <w:rPr>
+          <w:rFonts w:ascii="Times New Roman" w:hAnsi="Times New Roman"/>
+          <w:sz w:val="24"/>
+        </w:rPr>
+        <w:t>на́ші</w:t>
+      </w:r>
+      <w:r>
+        <w:rPr>
+          <w:rFonts w:ascii="Times New Roman" w:hAnsi="Times New Roman"/>
+          <w:sz w:val="24"/>
+        </w:rPr>
+        <w:t xml:space="preserve">,* як і ми </w:t>
+      </w:r>
+      <w:r>
+        <w:rPr>
+          <w:rFonts w:ascii="Times New Roman" w:hAnsi="Times New Roman"/>
+          <w:sz w:val="24"/>
+        </w:rPr>
+        <w:t>проща́ємо</w:t>
+      </w:r>
+      <w:r>
+        <w:rPr>
+          <w:rFonts w:ascii="Times New Roman" w:hAnsi="Times New Roman"/>
+          <w:sz w:val="24"/>
+        </w:rPr>
+        <w:t xml:space="preserve"> </w:t>
+      </w:r>
+      <w:r>
+        <w:rPr>
+          <w:rFonts w:ascii="Times New Roman" w:hAnsi="Times New Roman"/>
+          <w:sz w:val="24"/>
+        </w:rPr>
+        <w:t>винува́тцям</w:t>
+      </w:r>
+      <w:r>
+        <w:rPr>
+          <w:rFonts w:ascii="Times New Roman" w:hAnsi="Times New Roman"/>
+          <w:sz w:val="24"/>
+        </w:rPr>
+        <w:t xml:space="preserve"> </w:t>
+      </w:r>
+      <w:r>
+        <w:rPr>
+          <w:rFonts w:ascii="Times New Roman" w:hAnsi="Times New Roman"/>
+          <w:sz w:val="24"/>
+        </w:rPr>
+        <w:t>на́шим</w:t>
+      </w:r>
+      <w:r>
+        <w:rPr>
+          <w:rFonts w:ascii="Times New Roman" w:hAnsi="Times New Roman"/>
+          <w:sz w:val="24"/>
+        </w:rPr>
+        <w:t xml:space="preserve">;* і не введи́ нас у </w:t>
+      </w:r>
+      <w:r>
+        <w:rPr>
+          <w:rFonts w:ascii="Times New Roman" w:hAnsi="Times New Roman"/>
+          <w:sz w:val="24"/>
+        </w:rPr>
+        <w:t>споку́су</w:t>
+      </w:r>
+      <w:r>
+        <w:rPr>
+          <w:rFonts w:ascii="Times New Roman" w:hAnsi="Times New Roman"/>
+          <w:sz w:val="24"/>
+        </w:rPr>
+        <w:t xml:space="preserve">,* але́ </w:t>
+      </w:r>
+      <w:r>
+        <w:rPr>
+          <w:rFonts w:ascii="Times New Roman" w:hAnsi="Times New Roman"/>
+          <w:sz w:val="24"/>
+        </w:rPr>
+        <w:t>ви́зволи</w:t>
+      </w:r>
+      <w:r>
+        <w:rPr>
+          <w:rFonts w:ascii="Times New Roman" w:hAnsi="Times New Roman"/>
+          <w:sz w:val="24"/>
+        </w:rPr>
+        <w:t xml:space="preserve"> нас від </w:t>
+      </w:r>
+      <w:r>
+        <w:rPr>
+          <w:rFonts w:ascii="Times New Roman" w:hAnsi="Times New Roman"/>
+          <w:sz w:val="24"/>
+        </w:rPr>
+        <w:t>лука́вого</w:t>
+      </w:r>
+      <w:r>
+        <w:rPr>
+          <w:rFonts w:ascii="Times New Roman" w:hAnsi="Times New Roman"/>
+          <w:sz w:val="24"/>
+        </w:rPr>
+        <w:t>.</w:t>
       </w:r>
     </w:p>
     <w:p>
@@ -14729,7 +16966,7 @@
           <w:sz w:val="24"/>
           <w:szCs w:val="24"/>
         </w:rPr>
-        <w:t xml:space="preserve">(г. 1) </w:t>
+        <w:t xml:space="preserve">(г. 1) </w:t>
       </w:r>
       <w:r>
         <w:rPr>
@@ -14925,7 +17162,7 @@
           <w:sz w:val="24"/>
           <w:szCs w:val="24"/>
         </w:rPr>
-        <w:t>(3 р.)</w:t>
+        <w:t>(3 р.)</w:t>
       </w:r>
     </w:p>
     <w:p>
@@ -14965,208 +17202,972 @@
     </w:p>
     <w:p>
       <w:pPr>
-        <w:spacing w:after="120"/>
-        <w:jc w:val="both"/>
-        <w:rPr>
-          <w:rFonts w:ascii="Times New Roman" w:hAnsi="Times New Roman" w:cs="Times New Roman"/>
-          <w:sz w:val="24"/>
-          <w:szCs w:val="24"/>
-        </w:rPr>
-      </w:pPr>
-      <w:r>
-        <w:rPr>
-          <w:rFonts w:ascii="Times New Roman" w:hAnsi="Times New Roman" w:cs="Times New Roman"/>
-          <w:sz w:val="24"/>
-          <w:szCs w:val="24"/>
-        </w:rPr>
-        <w:t>Благословлю Господа повсякчасно,* завжди хвала його на устах у мене.</w:t>
-      </w:r>
-    </w:p>
-    <w:p>
-      <w:pPr>
-        <w:spacing w:after="120"/>
-        <w:jc w:val="both"/>
-        <w:rPr>
-          <w:rFonts w:ascii="Times New Roman" w:hAnsi="Times New Roman" w:cs="Times New Roman"/>
-          <w:sz w:val="24"/>
-          <w:szCs w:val="24"/>
-        </w:rPr>
-      </w:pPr>
-      <w:r>
-        <w:rPr>
-          <w:rFonts w:ascii="Times New Roman" w:hAnsi="Times New Roman" w:cs="Times New Roman"/>
-          <w:sz w:val="24"/>
-          <w:szCs w:val="24"/>
-        </w:rPr>
-        <w:t>Душа моя нехай Господом хвалиться,* нехай покірні чують те й веселяться.</w:t>
-      </w:r>
-    </w:p>
-    <w:p>
-      <w:pPr>
-        <w:spacing w:after="120"/>
-        <w:jc w:val="both"/>
-        <w:rPr>
-          <w:rFonts w:ascii="Times New Roman" w:hAnsi="Times New Roman" w:cs="Times New Roman"/>
-          <w:sz w:val="24"/>
-          <w:szCs w:val="24"/>
-        </w:rPr>
-      </w:pPr>
-      <w:r>
-        <w:rPr>
-          <w:rFonts w:ascii="Times New Roman" w:hAnsi="Times New Roman" w:cs="Times New Roman"/>
-          <w:sz w:val="24"/>
-          <w:szCs w:val="24"/>
-        </w:rPr>
-        <w:t>Величайте Господа зо мною;* і вознесімо ім'я його разом.</w:t>
-      </w:r>
-    </w:p>
-    <w:p>
-      <w:pPr>
-        <w:spacing w:after="120"/>
-        <w:jc w:val="both"/>
-        <w:rPr>
-          <w:rFonts w:ascii="Times New Roman" w:hAnsi="Times New Roman" w:cs="Times New Roman"/>
-          <w:sz w:val="24"/>
-          <w:szCs w:val="24"/>
-        </w:rPr>
-      </w:pPr>
-      <w:r>
-        <w:rPr>
-          <w:rFonts w:ascii="Times New Roman" w:hAnsi="Times New Roman" w:cs="Times New Roman"/>
-          <w:sz w:val="24"/>
-          <w:szCs w:val="24"/>
-        </w:rPr>
-        <w:t xml:space="preserve">Я шукав Господа, і він почув мене;* і </w:t>
-      </w:r>
-      <w:r>
-        <w:rPr>
-          <w:rFonts w:ascii="Times New Roman" w:hAnsi="Times New Roman" w:cs="Times New Roman"/>
-          <w:sz w:val="24"/>
-          <w:szCs w:val="24"/>
-        </w:rPr>
-        <w:t>звільнив мене від усіх моїх скорбот.</w:t>
-      </w:r>
-    </w:p>
-    <w:p>
-      <w:pPr>
-        <w:spacing w:after="120"/>
-        <w:jc w:val="both"/>
-        <w:rPr>
-          <w:rFonts w:ascii="Times New Roman" w:hAnsi="Times New Roman" w:cs="Times New Roman"/>
-          <w:sz w:val="24"/>
-          <w:szCs w:val="24"/>
-        </w:rPr>
-      </w:pPr>
-      <w:r>
-        <w:rPr>
-          <w:rFonts w:ascii="Times New Roman" w:hAnsi="Times New Roman" w:cs="Times New Roman"/>
-          <w:sz w:val="24"/>
-          <w:szCs w:val="24"/>
-        </w:rPr>
-        <w:t>Гляньте на нього й розвеселіться,* обличчя ваше нехай не соромиться.</w:t>
-      </w:r>
-    </w:p>
-    <w:p>
-      <w:pPr>
-        <w:spacing w:after="120"/>
-        <w:jc w:val="both"/>
-        <w:rPr>
-          <w:rFonts w:ascii="Times New Roman" w:hAnsi="Times New Roman" w:cs="Times New Roman"/>
-          <w:sz w:val="24"/>
-          <w:szCs w:val="24"/>
-        </w:rPr>
-      </w:pPr>
-      <w:r>
-        <w:rPr>
-          <w:rFonts w:ascii="Times New Roman" w:hAnsi="Times New Roman" w:cs="Times New Roman"/>
-          <w:sz w:val="24"/>
-          <w:szCs w:val="24"/>
-        </w:rPr>
-        <w:t>Ось візвав бідолаха, і Господь почув,* і врятував його від усіх його напастей.</w:t>
-      </w:r>
-    </w:p>
-    <w:p>
-      <w:pPr>
-        <w:spacing w:after="120"/>
-        <w:jc w:val="both"/>
-        <w:rPr>
-          <w:rFonts w:ascii="Times New Roman" w:hAnsi="Times New Roman" w:cs="Times New Roman"/>
-          <w:sz w:val="24"/>
-          <w:szCs w:val="24"/>
-        </w:rPr>
-      </w:pPr>
-      <w:r>
-        <w:rPr>
-          <w:rFonts w:ascii="Times New Roman" w:hAnsi="Times New Roman" w:cs="Times New Roman"/>
-          <w:sz w:val="24"/>
-          <w:szCs w:val="24"/>
-        </w:rPr>
-        <w:t>Ангел Господній стоїть на варті навкруг тих, що його бояться,* і їх виз</w:t>
-      </w:r>
-      <w:r>
-        <w:rPr>
-          <w:rFonts w:ascii="Times New Roman" w:hAnsi="Times New Roman" w:cs="Times New Roman"/>
-          <w:sz w:val="24"/>
-          <w:szCs w:val="24"/>
-        </w:rPr>
-        <w:t>воляє.</w:t>
-      </w:r>
-    </w:p>
-    <w:p>
-      <w:pPr>
-        <w:spacing w:after="120"/>
-        <w:jc w:val="both"/>
-        <w:rPr>
-          <w:rFonts w:ascii="Times New Roman" w:hAnsi="Times New Roman" w:cs="Times New Roman"/>
-          <w:sz w:val="24"/>
-          <w:szCs w:val="24"/>
-        </w:rPr>
-      </w:pPr>
-      <w:r>
-        <w:rPr>
-          <w:rFonts w:ascii="Times New Roman" w:hAnsi="Times New Roman" w:cs="Times New Roman"/>
-          <w:sz w:val="24"/>
-          <w:szCs w:val="24"/>
-        </w:rPr>
-        <w:t>Спробуйте й подивіться, який добрий Господь.* Блаженний, хто до нього прибігає.</w:t>
-      </w:r>
-    </w:p>
-    <w:p>
-      <w:pPr>
-        <w:spacing w:after="120"/>
-        <w:jc w:val="both"/>
-        <w:rPr>
-          <w:rFonts w:ascii="Times New Roman" w:hAnsi="Times New Roman" w:cs="Times New Roman"/>
-          <w:sz w:val="24"/>
-          <w:szCs w:val="24"/>
-        </w:rPr>
-      </w:pPr>
-      <w:r>
-        <w:rPr>
-          <w:rFonts w:ascii="Times New Roman" w:hAnsi="Times New Roman" w:cs="Times New Roman"/>
-          <w:sz w:val="24"/>
-          <w:szCs w:val="24"/>
-        </w:rPr>
-        <w:t>Бійтеся Господа, його святі,* бо нема нестачі в тих, що його бояться.</w:t>
-      </w:r>
-    </w:p>
-    <w:p>
-      <w:pPr>
-        <w:spacing w:after="120"/>
-        <w:jc w:val="both"/>
-        <w:rPr>
-          <w:rFonts w:ascii="Times New Roman" w:hAnsi="Times New Roman" w:cs="Times New Roman"/>
-          <w:sz w:val="24"/>
-          <w:szCs w:val="24"/>
-        </w:rPr>
-      </w:pPr>
-      <w:r>
-        <w:rPr>
-          <w:rFonts w:ascii="Times New Roman" w:hAnsi="Times New Roman" w:cs="Times New Roman"/>
-          <w:sz w:val="24"/>
-          <w:szCs w:val="24"/>
-        </w:rPr>
-        <w:t>Багаті збідніли й голодують,* а тим, що Господа шукають, ніякого блага не забракне.</w:t>
+        <w:pStyle w:val="a"/>
+        <w:spacing w:after="120"/>
+      </w:pPr>
+      <w:r>
+        <w:rPr>
+          <w:rFonts w:ascii="Times New Roman" w:hAnsi="Times New Roman"/>
+          <w:sz w:val="24"/>
+        </w:rPr>
+        <w:t xml:space="preserve">Благословлю́ </w:t>
+      </w:r>
+      <w:r>
+        <w:rPr>
+          <w:rFonts w:ascii="Times New Roman" w:hAnsi="Times New Roman"/>
+          <w:sz w:val="24"/>
+        </w:rPr>
+        <w:t>Го́спода</w:t>
+      </w:r>
+      <w:r>
+        <w:rPr>
+          <w:rFonts w:ascii="Times New Roman" w:hAnsi="Times New Roman"/>
+          <w:sz w:val="24"/>
+        </w:rPr>
+        <w:t xml:space="preserve"> </w:t>
+      </w:r>
+      <w:r>
+        <w:rPr>
+          <w:rFonts w:ascii="Times New Roman" w:hAnsi="Times New Roman"/>
+          <w:sz w:val="24"/>
+        </w:rPr>
+        <w:t>повсякча́сно</w:t>
+      </w:r>
+      <w:r>
+        <w:rPr>
+          <w:rFonts w:ascii="Times New Roman" w:hAnsi="Times New Roman"/>
+          <w:sz w:val="24"/>
+        </w:rPr>
+        <w:t xml:space="preserve">,* </w:t>
+      </w:r>
+      <w:r>
+        <w:rPr>
+          <w:rFonts w:ascii="Times New Roman" w:hAnsi="Times New Roman"/>
+          <w:sz w:val="24"/>
+        </w:rPr>
+        <w:t>зав́жди</w:t>
+      </w:r>
+      <w:r>
+        <w:rPr>
+          <w:rFonts w:ascii="Times New Roman" w:hAnsi="Times New Roman"/>
+          <w:sz w:val="24"/>
+        </w:rPr>
+        <w:t xml:space="preserve"> хвала́ Його́ на </w:t>
+      </w:r>
+      <w:r>
+        <w:rPr>
+          <w:rFonts w:ascii="Times New Roman" w:hAnsi="Times New Roman"/>
+          <w:sz w:val="24"/>
+        </w:rPr>
+        <w:t>уста́х</w:t>
+      </w:r>
+      <w:r>
+        <w:rPr>
+          <w:rFonts w:ascii="Times New Roman" w:hAnsi="Times New Roman"/>
+          <w:sz w:val="24"/>
+        </w:rPr>
+        <w:t xml:space="preserve"> у </w:t>
+      </w:r>
+      <w:r>
+        <w:rPr>
+          <w:rFonts w:ascii="Times New Roman" w:hAnsi="Times New Roman"/>
+          <w:sz w:val="24"/>
+        </w:rPr>
+        <w:t>ме́не</w:t>
+      </w:r>
+      <w:r>
+        <w:rPr>
+          <w:rFonts w:ascii="Times New Roman" w:hAnsi="Times New Roman"/>
+          <w:sz w:val="24"/>
+        </w:rPr>
+        <w:t>.</w:t>
+      </w:r>
+    </w:p>
+    <w:p>
+      <w:pPr>
+        <w:pStyle w:val="a"/>
+        <w:spacing w:after="120"/>
+      </w:pPr>
+      <w:r>
+        <w:rPr>
+          <w:rFonts w:ascii="Times New Roman" w:hAnsi="Times New Roman"/>
+          <w:sz w:val="24"/>
+        </w:rPr>
+        <w:t xml:space="preserve">Душа́ моя́ </w:t>
+      </w:r>
+      <w:r>
+        <w:rPr>
+          <w:rFonts w:ascii="Times New Roman" w:hAnsi="Times New Roman"/>
+          <w:sz w:val="24"/>
+        </w:rPr>
+        <w:t>неха́й</w:t>
+      </w:r>
+      <w:r>
+        <w:rPr>
+          <w:rFonts w:ascii="Times New Roman" w:hAnsi="Times New Roman"/>
+          <w:sz w:val="24"/>
+        </w:rPr>
+        <w:t xml:space="preserve"> </w:t>
+      </w:r>
+      <w:r>
+        <w:rPr>
+          <w:rFonts w:ascii="Times New Roman" w:hAnsi="Times New Roman"/>
+          <w:sz w:val="24"/>
+        </w:rPr>
+        <w:t>Го́сподом</w:t>
+      </w:r>
+      <w:r>
+        <w:rPr>
+          <w:rFonts w:ascii="Times New Roman" w:hAnsi="Times New Roman"/>
+          <w:sz w:val="24"/>
+        </w:rPr>
+        <w:t xml:space="preserve"> </w:t>
+      </w:r>
+      <w:r>
+        <w:rPr>
+          <w:rFonts w:ascii="Times New Roman" w:hAnsi="Times New Roman"/>
+          <w:sz w:val="24"/>
+        </w:rPr>
+        <w:t>хва́литься</w:t>
+      </w:r>
+      <w:r>
+        <w:rPr>
+          <w:rFonts w:ascii="Times New Roman" w:hAnsi="Times New Roman"/>
+          <w:sz w:val="24"/>
+        </w:rPr>
+        <w:t xml:space="preserve">,* </w:t>
+      </w:r>
+      <w:r>
+        <w:rPr>
+          <w:rFonts w:ascii="Times New Roman" w:hAnsi="Times New Roman"/>
+          <w:sz w:val="24"/>
+        </w:rPr>
+        <w:t>неха́й</w:t>
+      </w:r>
+      <w:r>
+        <w:rPr>
+          <w:rFonts w:ascii="Times New Roman" w:hAnsi="Times New Roman"/>
+          <w:sz w:val="24"/>
+        </w:rPr>
+        <w:t xml:space="preserve"> </w:t>
+      </w:r>
+      <w:r>
+        <w:rPr>
+          <w:rFonts w:ascii="Times New Roman" w:hAnsi="Times New Roman"/>
+          <w:sz w:val="24"/>
+        </w:rPr>
+        <w:t>покі́рні</w:t>
+      </w:r>
+      <w:r>
+        <w:rPr>
+          <w:rFonts w:ascii="Times New Roman" w:hAnsi="Times New Roman"/>
+          <w:sz w:val="24"/>
+        </w:rPr>
+        <w:t xml:space="preserve"> </w:t>
+      </w:r>
+      <w:r>
+        <w:rPr>
+          <w:rFonts w:ascii="Times New Roman" w:hAnsi="Times New Roman"/>
+          <w:sz w:val="24"/>
+        </w:rPr>
+        <w:t>чу́ють</w:t>
+      </w:r>
+      <w:r>
+        <w:rPr>
+          <w:rFonts w:ascii="Times New Roman" w:hAnsi="Times New Roman"/>
+          <w:sz w:val="24"/>
+        </w:rPr>
+        <w:t xml:space="preserve"> те й </w:t>
+      </w:r>
+      <w:r>
+        <w:rPr>
+          <w:rFonts w:ascii="Times New Roman" w:hAnsi="Times New Roman"/>
+          <w:sz w:val="24"/>
+        </w:rPr>
+        <w:t>веселя́ться</w:t>
+      </w:r>
+    </w:p>
+    <w:p>
+      <w:pPr>
+        <w:pStyle w:val="a"/>
+        <w:spacing w:after="120"/>
+      </w:pPr>
+      <w:r>
+        <w:rPr>
+          <w:rFonts w:ascii="Times New Roman" w:hAnsi="Times New Roman"/>
+          <w:sz w:val="24"/>
+        </w:rPr>
+        <w:t>Велича́йте</w:t>
+      </w:r>
+      <w:r>
+        <w:rPr>
+          <w:rFonts w:ascii="Times New Roman" w:hAnsi="Times New Roman"/>
+          <w:sz w:val="24"/>
+        </w:rPr>
+        <w:t xml:space="preserve"> </w:t>
+      </w:r>
+      <w:r>
+        <w:rPr>
+          <w:rFonts w:ascii="Times New Roman" w:hAnsi="Times New Roman"/>
+          <w:sz w:val="24"/>
+        </w:rPr>
+        <w:t>Го́спода</w:t>
+      </w:r>
+      <w:r>
+        <w:rPr>
+          <w:rFonts w:ascii="Times New Roman" w:hAnsi="Times New Roman"/>
+          <w:sz w:val="24"/>
+        </w:rPr>
+        <w:t xml:space="preserve"> зо </w:t>
+      </w:r>
+      <w:r>
+        <w:rPr>
+          <w:rFonts w:ascii="Times New Roman" w:hAnsi="Times New Roman"/>
+          <w:sz w:val="24"/>
+        </w:rPr>
+        <w:t>мно́ю</w:t>
+      </w:r>
+      <w:r>
+        <w:rPr>
+          <w:rFonts w:ascii="Times New Roman" w:hAnsi="Times New Roman"/>
+          <w:sz w:val="24"/>
+        </w:rPr>
+        <w:t xml:space="preserve">;* і </w:t>
+      </w:r>
+      <w:r>
+        <w:rPr>
+          <w:rFonts w:ascii="Times New Roman" w:hAnsi="Times New Roman"/>
+          <w:sz w:val="24"/>
+        </w:rPr>
+        <w:t>вознесі́мо</w:t>
+      </w:r>
+      <w:r>
+        <w:rPr>
+          <w:rFonts w:ascii="Times New Roman" w:hAnsi="Times New Roman"/>
+          <w:sz w:val="24"/>
+        </w:rPr>
+        <w:t xml:space="preserve"> Ім’я́ Його́ </w:t>
+      </w:r>
+      <w:r>
+        <w:rPr>
+          <w:rFonts w:ascii="Times New Roman" w:hAnsi="Times New Roman"/>
+          <w:sz w:val="24"/>
+        </w:rPr>
+        <w:t>ра́зом</w:t>
+      </w:r>
+      <w:r>
+        <w:rPr>
+          <w:rFonts w:ascii="Times New Roman" w:hAnsi="Times New Roman"/>
+          <w:sz w:val="24"/>
+        </w:rPr>
+        <w:t>.</w:t>
+      </w:r>
+    </w:p>
+    <w:p>
+      <w:pPr>
+        <w:pStyle w:val="a"/>
+        <w:spacing w:after="120"/>
+      </w:pPr>
+      <w:r>
+        <w:rPr>
+          <w:rFonts w:ascii="Times New Roman" w:hAnsi="Times New Roman"/>
+          <w:sz w:val="24"/>
+        </w:rPr>
+        <w:t xml:space="preserve">Я </w:t>
+      </w:r>
+      <w:r>
+        <w:rPr>
+          <w:rFonts w:ascii="Times New Roman" w:hAnsi="Times New Roman"/>
+          <w:sz w:val="24"/>
+        </w:rPr>
+        <w:t>шука́в</w:t>
+      </w:r>
+      <w:r>
+        <w:rPr>
+          <w:rFonts w:ascii="Times New Roman" w:hAnsi="Times New Roman"/>
+          <w:sz w:val="24"/>
+        </w:rPr>
+        <w:t xml:space="preserve"> </w:t>
+      </w:r>
+      <w:r>
+        <w:rPr>
+          <w:rFonts w:ascii="Times New Roman" w:hAnsi="Times New Roman"/>
+          <w:sz w:val="24"/>
+        </w:rPr>
+        <w:t>Го́спода</w:t>
+      </w:r>
+      <w:r>
+        <w:rPr>
+          <w:rFonts w:ascii="Times New Roman" w:hAnsi="Times New Roman"/>
+          <w:sz w:val="24"/>
+        </w:rPr>
+        <w:t xml:space="preserve">, і Він </w:t>
+      </w:r>
+      <w:r>
+        <w:rPr>
+          <w:rFonts w:ascii="Times New Roman" w:hAnsi="Times New Roman"/>
+          <w:sz w:val="24"/>
+        </w:rPr>
+        <w:t>почу́в</w:t>
+      </w:r>
+      <w:r>
+        <w:rPr>
+          <w:rFonts w:ascii="Times New Roman" w:hAnsi="Times New Roman"/>
+          <w:sz w:val="24"/>
+        </w:rPr>
+        <w:t xml:space="preserve"> мене́;* і </w:t>
+      </w:r>
+      <w:r>
+        <w:rPr>
+          <w:rFonts w:ascii="Times New Roman" w:hAnsi="Times New Roman"/>
+          <w:sz w:val="24"/>
+        </w:rPr>
+        <w:t>звільни́в</w:t>
+      </w:r>
+      <w:r>
+        <w:rPr>
+          <w:rFonts w:ascii="Times New Roman" w:hAnsi="Times New Roman"/>
+          <w:sz w:val="24"/>
+        </w:rPr>
+        <w:t xml:space="preserve"> мене́ від </w:t>
+      </w:r>
+      <w:r>
+        <w:rPr>
+          <w:rFonts w:ascii="Times New Roman" w:hAnsi="Times New Roman"/>
+          <w:sz w:val="24"/>
+        </w:rPr>
+        <w:t>усі́х</w:t>
+      </w:r>
+      <w:r>
+        <w:rPr>
+          <w:rFonts w:ascii="Times New Roman" w:hAnsi="Times New Roman"/>
+          <w:sz w:val="24"/>
+        </w:rPr>
+        <w:t xml:space="preserve"> </w:t>
+      </w:r>
+      <w:r>
+        <w:rPr>
+          <w:rFonts w:ascii="Times New Roman" w:hAnsi="Times New Roman"/>
+          <w:sz w:val="24"/>
+        </w:rPr>
+        <w:t>мої́х</w:t>
+      </w:r>
+      <w:r>
+        <w:rPr>
+          <w:rFonts w:ascii="Times New Roman" w:hAnsi="Times New Roman"/>
+          <w:sz w:val="24"/>
+        </w:rPr>
+        <w:t xml:space="preserve"> </w:t>
+      </w:r>
+      <w:r>
+        <w:rPr>
+          <w:rFonts w:ascii="Times New Roman" w:hAnsi="Times New Roman"/>
+          <w:sz w:val="24"/>
+        </w:rPr>
+        <w:t>скорбо́т</w:t>
+      </w:r>
+      <w:r>
+        <w:rPr>
+          <w:rFonts w:ascii="Times New Roman" w:hAnsi="Times New Roman"/>
+          <w:sz w:val="24"/>
+        </w:rPr>
+        <w:t>.</w:t>
+      </w:r>
+    </w:p>
+    <w:p>
+      <w:pPr>
+        <w:pStyle w:val="a"/>
+        <w:spacing w:after="120"/>
+      </w:pPr>
+      <w:r>
+        <w:rPr>
+          <w:rFonts w:ascii="Times New Roman" w:hAnsi="Times New Roman"/>
+          <w:sz w:val="24"/>
+        </w:rPr>
+        <w:t>Гля́ньте</w:t>
+      </w:r>
+      <w:r>
+        <w:rPr>
+          <w:rFonts w:ascii="Times New Roman" w:hAnsi="Times New Roman"/>
+          <w:sz w:val="24"/>
+        </w:rPr>
+        <w:t xml:space="preserve"> на </w:t>
+      </w:r>
+      <w:r>
+        <w:rPr>
+          <w:rFonts w:ascii="Times New Roman" w:hAnsi="Times New Roman"/>
+          <w:sz w:val="24"/>
+        </w:rPr>
+        <w:t>Ньо́го</w:t>
+      </w:r>
+      <w:r>
+        <w:rPr>
+          <w:rFonts w:ascii="Times New Roman" w:hAnsi="Times New Roman"/>
+          <w:sz w:val="24"/>
+        </w:rPr>
+        <w:t xml:space="preserve"> й </w:t>
+      </w:r>
+      <w:r>
+        <w:rPr>
+          <w:rFonts w:ascii="Times New Roman" w:hAnsi="Times New Roman"/>
+          <w:sz w:val="24"/>
+        </w:rPr>
+        <w:t>розвеселі́ться</w:t>
+      </w:r>
+      <w:r>
+        <w:rPr>
+          <w:rFonts w:ascii="Times New Roman" w:hAnsi="Times New Roman"/>
+          <w:sz w:val="24"/>
+        </w:rPr>
+        <w:t xml:space="preserve">,* </w:t>
+      </w:r>
+      <w:r>
+        <w:rPr>
+          <w:rFonts w:ascii="Times New Roman" w:hAnsi="Times New Roman"/>
+          <w:sz w:val="24"/>
+        </w:rPr>
+        <w:t>обли́ччя</w:t>
+      </w:r>
+      <w:r>
+        <w:rPr>
+          <w:rFonts w:ascii="Times New Roman" w:hAnsi="Times New Roman"/>
+          <w:sz w:val="24"/>
+        </w:rPr>
+        <w:t xml:space="preserve"> </w:t>
+      </w:r>
+      <w:r>
+        <w:rPr>
+          <w:rFonts w:ascii="Times New Roman" w:hAnsi="Times New Roman"/>
+          <w:sz w:val="24"/>
+        </w:rPr>
+        <w:t>ва́ше</w:t>
+      </w:r>
+      <w:r>
+        <w:rPr>
+          <w:rFonts w:ascii="Times New Roman" w:hAnsi="Times New Roman"/>
+          <w:sz w:val="24"/>
+        </w:rPr>
+        <w:t xml:space="preserve"> </w:t>
+      </w:r>
+      <w:r>
+        <w:rPr>
+          <w:rFonts w:ascii="Times New Roman" w:hAnsi="Times New Roman"/>
+          <w:sz w:val="24"/>
+        </w:rPr>
+        <w:t>неха́й</w:t>
+      </w:r>
+      <w:r>
+        <w:rPr>
+          <w:rFonts w:ascii="Times New Roman" w:hAnsi="Times New Roman"/>
+          <w:sz w:val="24"/>
+        </w:rPr>
+        <w:t xml:space="preserve"> не </w:t>
+      </w:r>
+      <w:r>
+        <w:rPr>
+          <w:rFonts w:ascii="Times New Roman" w:hAnsi="Times New Roman"/>
+          <w:sz w:val="24"/>
+        </w:rPr>
+        <w:t>соро́миться</w:t>
+      </w:r>
+    </w:p>
+    <w:p>
+      <w:pPr>
+        <w:pStyle w:val="a"/>
+        <w:spacing w:after="120"/>
+      </w:pPr>
+      <w:r>
+        <w:rPr>
+          <w:rFonts w:ascii="Times New Roman" w:hAnsi="Times New Roman"/>
+          <w:sz w:val="24"/>
+        </w:rPr>
+        <w:t xml:space="preserve">Ось </w:t>
+      </w:r>
+      <w:r>
+        <w:rPr>
+          <w:rFonts w:ascii="Times New Roman" w:hAnsi="Times New Roman"/>
+          <w:sz w:val="24"/>
+        </w:rPr>
+        <w:t>візва́в</w:t>
+      </w:r>
+      <w:r>
+        <w:rPr>
+          <w:rFonts w:ascii="Times New Roman" w:hAnsi="Times New Roman"/>
+          <w:sz w:val="24"/>
+        </w:rPr>
+        <w:t xml:space="preserve"> </w:t>
+      </w:r>
+      <w:r>
+        <w:rPr>
+          <w:rFonts w:ascii="Times New Roman" w:hAnsi="Times New Roman"/>
+          <w:sz w:val="24"/>
+        </w:rPr>
+        <w:t>бідола́ха</w:t>
+      </w:r>
+      <w:r>
+        <w:rPr>
+          <w:rFonts w:ascii="Times New Roman" w:hAnsi="Times New Roman"/>
+          <w:sz w:val="24"/>
+        </w:rPr>
+        <w:t xml:space="preserve">, і </w:t>
+      </w:r>
+      <w:r>
+        <w:rPr>
+          <w:rFonts w:ascii="Times New Roman" w:hAnsi="Times New Roman"/>
+          <w:sz w:val="24"/>
+        </w:rPr>
+        <w:t>Госпо́дь</w:t>
+      </w:r>
+      <w:r>
+        <w:rPr>
+          <w:rFonts w:ascii="Times New Roman" w:hAnsi="Times New Roman"/>
+          <w:sz w:val="24"/>
+        </w:rPr>
+        <w:t xml:space="preserve"> </w:t>
+      </w:r>
+      <w:r>
+        <w:rPr>
+          <w:rFonts w:ascii="Times New Roman" w:hAnsi="Times New Roman"/>
+          <w:sz w:val="24"/>
+        </w:rPr>
+        <w:t>почу́в</w:t>
+      </w:r>
+      <w:r>
+        <w:rPr>
+          <w:rFonts w:ascii="Times New Roman" w:hAnsi="Times New Roman"/>
+          <w:sz w:val="24"/>
+        </w:rPr>
+        <w:t xml:space="preserve">,* і </w:t>
+      </w:r>
+      <w:r>
+        <w:rPr>
+          <w:rFonts w:ascii="Times New Roman" w:hAnsi="Times New Roman"/>
+          <w:sz w:val="24"/>
+        </w:rPr>
+        <w:t>врятува́в</w:t>
+      </w:r>
+      <w:r>
+        <w:rPr>
+          <w:rFonts w:ascii="Times New Roman" w:hAnsi="Times New Roman"/>
+          <w:sz w:val="24"/>
+        </w:rPr>
+        <w:t xml:space="preserve"> його́ від </w:t>
+      </w:r>
+      <w:r>
+        <w:rPr>
+          <w:rFonts w:ascii="Times New Roman" w:hAnsi="Times New Roman"/>
+          <w:sz w:val="24"/>
+        </w:rPr>
+        <w:t>усі́х</w:t>
+      </w:r>
+      <w:r>
+        <w:rPr>
+          <w:rFonts w:ascii="Times New Roman" w:hAnsi="Times New Roman"/>
+          <w:sz w:val="24"/>
+        </w:rPr>
+        <w:t xml:space="preserve"> його́ </w:t>
+      </w:r>
+      <w:r>
+        <w:rPr>
+          <w:rFonts w:ascii="Times New Roman" w:hAnsi="Times New Roman"/>
+          <w:sz w:val="24"/>
+        </w:rPr>
+        <w:t>на́пастей</w:t>
+      </w:r>
+      <w:r>
+        <w:rPr>
+          <w:rFonts w:ascii="Times New Roman" w:hAnsi="Times New Roman"/>
+          <w:sz w:val="24"/>
+        </w:rPr>
+        <w:t>.</w:t>
+      </w:r>
+    </w:p>
+    <w:p>
+      <w:pPr>
+        <w:pStyle w:val="a"/>
+        <w:spacing w:after="120"/>
+      </w:pPr>
+      <w:r>
+        <w:rPr>
+          <w:rFonts w:ascii="Times New Roman" w:hAnsi="Times New Roman"/>
+          <w:sz w:val="24"/>
+        </w:rPr>
+        <w:t>А́нгел</w:t>
+      </w:r>
+      <w:r>
+        <w:rPr>
+          <w:rFonts w:ascii="Times New Roman" w:hAnsi="Times New Roman"/>
+          <w:sz w:val="24"/>
+        </w:rPr>
+        <w:t xml:space="preserve"> </w:t>
+      </w:r>
+      <w:r>
+        <w:rPr>
+          <w:rFonts w:ascii="Times New Roman" w:hAnsi="Times New Roman"/>
+          <w:sz w:val="24"/>
+        </w:rPr>
+        <w:t>Госпо́дній</w:t>
+      </w:r>
+      <w:r>
+        <w:rPr>
+          <w:rFonts w:ascii="Times New Roman" w:hAnsi="Times New Roman"/>
+          <w:sz w:val="24"/>
+        </w:rPr>
+        <w:t xml:space="preserve"> </w:t>
+      </w:r>
+      <w:r>
+        <w:rPr>
+          <w:rFonts w:ascii="Times New Roman" w:hAnsi="Times New Roman"/>
+          <w:sz w:val="24"/>
+        </w:rPr>
+        <w:t>стої́ть</w:t>
+      </w:r>
+      <w:r>
+        <w:rPr>
+          <w:rFonts w:ascii="Times New Roman" w:hAnsi="Times New Roman"/>
+          <w:sz w:val="24"/>
+        </w:rPr>
+        <w:t xml:space="preserve"> на </w:t>
+      </w:r>
+      <w:r>
+        <w:rPr>
+          <w:rFonts w:ascii="Times New Roman" w:hAnsi="Times New Roman"/>
+          <w:sz w:val="24"/>
+        </w:rPr>
+        <w:t>ва́рті</w:t>
+      </w:r>
+      <w:r>
+        <w:rPr>
+          <w:rFonts w:ascii="Times New Roman" w:hAnsi="Times New Roman"/>
+          <w:sz w:val="24"/>
+        </w:rPr>
+        <w:t xml:space="preserve"> </w:t>
+      </w:r>
+      <w:r>
+        <w:rPr>
+          <w:rFonts w:ascii="Times New Roman" w:hAnsi="Times New Roman"/>
+          <w:sz w:val="24"/>
+        </w:rPr>
+        <w:t>навкру́г</w:t>
+      </w:r>
+      <w:r>
+        <w:rPr>
+          <w:rFonts w:ascii="Times New Roman" w:hAnsi="Times New Roman"/>
+          <w:sz w:val="24"/>
+        </w:rPr>
+        <w:t xml:space="preserve"> тих, що Його́ </w:t>
+      </w:r>
+      <w:r>
+        <w:rPr>
+          <w:rFonts w:ascii="Times New Roman" w:hAnsi="Times New Roman"/>
+          <w:sz w:val="24"/>
+        </w:rPr>
+        <w:t>боя́ться</w:t>
+      </w:r>
+      <w:r>
+        <w:rPr>
+          <w:rFonts w:ascii="Times New Roman" w:hAnsi="Times New Roman"/>
+          <w:sz w:val="24"/>
+        </w:rPr>
+        <w:t xml:space="preserve">,* і їх </w:t>
+      </w:r>
+      <w:r>
+        <w:rPr>
+          <w:rFonts w:ascii="Times New Roman" w:hAnsi="Times New Roman"/>
+          <w:sz w:val="24"/>
+        </w:rPr>
+        <w:t>визволя́є</w:t>
+      </w:r>
+      <w:r>
+        <w:rPr>
+          <w:rFonts w:ascii="Times New Roman" w:hAnsi="Times New Roman"/>
+          <w:sz w:val="24"/>
+        </w:rPr>
+        <w:t>.</w:t>
+      </w:r>
+    </w:p>
+    <w:p>
+      <w:pPr>
+        <w:pStyle w:val="a"/>
+        <w:spacing w:after="120"/>
+      </w:pPr>
+      <w:r>
+        <w:rPr>
+          <w:rFonts w:ascii="Times New Roman" w:hAnsi="Times New Roman"/>
+          <w:sz w:val="24"/>
+        </w:rPr>
+        <w:t>Спро́буйте</w:t>
+      </w:r>
+      <w:r>
+        <w:rPr>
+          <w:rFonts w:ascii="Times New Roman" w:hAnsi="Times New Roman"/>
+          <w:sz w:val="24"/>
+        </w:rPr>
+        <w:t xml:space="preserve"> й </w:t>
+      </w:r>
+      <w:r>
+        <w:rPr>
+          <w:rFonts w:ascii="Times New Roman" w:hAnsi="Times New Roman"/>
+          <w:sz w:val="24"/>
+        </w:rPr>
+        <w:t>подиві́ться</w:t>
+      </w:r>
+      <w:r>
+        <w:rPr>
+          <w:rFonts w:ascii="Times New Roman" w:hAnsi="Times New Roman"/>
+          <w:sz w:val="24"/>
+        </w:rPr>
+        <w:t xml:space="preserve">, </w:t>
+      </w:r>
+      <w:r>
+        <w:rPr>
+          <w:rFonts w:ascii="Times New Roman" w:hAnsi="Times New Roman"/>
+          <w:sz w:val="24"/>
+        </w:rPr>
+        <w:t>яки́й</w:t>
+      </w:r>
+      <w:r>
+        <w:rPr>
+          <w:rFonts w:ascii="Times New Roman" w:hAnsi="Times New Roman"/>
+          <w:sz w:val="24"/>
+        </w:rPr>
+        <w:t xml:space="preserve"> </w:t>
+      </w:r>
+      <w:r>
+        <w:rPr>
+          <w:rFonts w:ascii="Times New Roman" w:hAnsi="Times New Roman"/>
+          <w:sz w:val="24"/>
+        </w:rPr>
+        <w:t>до́брий</w:t>
+      </w:r>
+      <w:r>
+        <w:rPr>
+          <w:rFonts w:ascii="Times New Roman" w:hAnsi="Times New Roman"/>
+          <w:sz w:val="24"/>
+        </w:rPr>
+        <w:t xml:space="preserve"> Госпо́дь.* </w:t>
+      </w:r>
+      <w:r>
+        <w:rPr>
+          <w:rFonts w:ascii="Times New Roman" w:hAnsi="Times New Roman"/>
+          <w:sz w:val="24"/>
+        </w:rPr>
+        <w:t>Блаже́нний</w:t>
+      </w:r>
+      <w:r>
+        <w:rPr>
+          <w:rFonts w:ascii="Times New Roman" w:hAnsi="Times New Roman"/>
+          <w:sz w:val="24"/>
+        </w:rPr>
+        <w:t xml:space="preserve">, хто до </w:t>
+      </w:r>
+      <w:r>
+        <w:rPr>
+          <w:rFonts w:ascii="Times New Roman" w:hAnsi="Times New Roman"/>
+          <w:sz w:val="24"/>
+        </w:rPr>
+        <w:t>Ньо́го</w:t>
+      </w:r>
+      <w:r>
+        <w:rPr>
+          <w:rFonts w:ascii="Times New Roman" w:hAnsi="Times New Roman"/>
+          <w:sz w:val="24"/>
+        </w:rPr>
+        <w:t xml:space="preserve"> </w:t>
+      </w:r>
+      <w:r>
+        <w:rPr>
+          <w:rFonts w:ascii="Times New Roman" w:hAnsi="Times New Roman"/>
+          <w:sz w:val="24"/>
+        </w:rPr>
+        <w:t>прибіга́є</w:t>
+      </w:r>
+      <w:r>
+        <w:rPr>
+          <w:rFonts w:ascii="Times New Roman" w:hAnsi="Times New Roman"/>
+          <w:sz w:val="24"/>
+        </w:rPr>
+        <w:t>.</w:t>
+      </w:r>
+    </w:p>
+    <w:p>
+      <w:pPr>
+        <w:pStyle w:val="a"/>
+        <w:spacing w:after="120"/>
+      </w:pPr>
+      <w:r>
+        <w:rPr>
+          <w:rFonts w:ascii="Times New Roman" w:hAnsi="Times New Roman"/>
+          <w:sz w:val="24"/>
+        </w:rPr>
+        <w:t>Бі́йтеся</w:t>
+      </w:r>
+      <w:r>
+        <w:rPr>
+          <w:rFonts w:ascii="Times New Roman" w:hAnsi="Times New Roman"/>
+          <w:sz w:val="24"/>
+        </w:rPr>
+        <w:t xml:space="preserve"> </w:t>
+      </w:r>
+      <w:r>
+        <w:rPr>
+          <w:rFonts w:ascii="Times New Roman" w:hAnsi="Times New Roman"/>
+          <w:sz w:val="24"/>
+        </w:rPr>
+        <w:t>Го́спода</w:t>
+      </w:r>
+      <w:r>
+        <w:rPr>
+          <w:rFonts w:ascii="Times New Roman" w:hAnsi="Times New Roman"/>
+          <w:sz w:val="24"/>
+        </w:rPr>
+        <w:t xml:space="preserve">, Його́ святі́,* бо нема́ </w:t>
+      </w:r>
+      <w:r>
+        <w:rPr>
+          <w:rFonts w:ascii="Times New Roman" w:hAnsi="Times New Roman"/>
+          <w:sz w:val="24"/>
+        </w:rPr>
+        <w:t>неста́чі</w:t>
+      </w:r>
+      <w:r>
+        <w:rPr>
+          <w:rFonts w:ascii="Times New Roman" w:hAnsi="Times New Roman"/>
+          <w:sz w:val="24"/>
+        </w:rPr>
+        <w:t xml:space="preserve"> в тих, що Його́ </w:t>
+      </w:r>
+      <w:r>
+        <w:rPr>
+          <w:rFonts w:ascii="Times New Roman" w:hAnsi="Times New Roman"/>
+          <w:sz w:val="24"/>
+        </w:rPr>
+        <w:t>боя́ться</w:t>
+      </w:r>
+      <w:r>
+        <w:rPr>
+          <w:rFonts w:ascii="Times New Roman" w:hAnsi="Times New Roman"/>
+          <w:sz w:val="24"/>
+        </w:rPr>
+        <w:t>.</w:t>
+      </w:r>
+    </w:p>
+    <w:p>
+      <w:pPr>
+        <w:pStyle w:val="a"/>
+        <w:spacing w:after="120"/>
+      </w:pPr>
+      <w:r>
+        <w:rPr>
+          <w:rFonts w:ascii="Times New Roman" w:hAnsi="Times New Roman"/>
+          <w:sz w:val="24"/>
+        </w:rPr>
+        <w:t>Бага́ті</w:t>
+      </w:r>
+      <w:r>
+        <w:rPr>
+          <w:rFonts w:ascii="Times New Roman" w:hAnsi="Times New Roman"/>
+          <w:sz w:val="24"/>
+        </w:rPr>
+        <w:t xml:space="preserve"> </w:t>
+      </w:r>
+      <w:r>
+        <w:rPr>
+          <w:rFonts w:ascii="Times New Roman" w:hAnsi="Times New Roman"/>
+          <w:sz w:val="24"/>
+        </w:rPr>
+        <w:t>збідні́ли</w:t>
+      </w:r>
+      <w:r>
+        <w:rPr>
+          <w:rFonts w:ascii="Times New Roman" w:hAnsi="Times New Roman"/>
+          <w:sz w:val="24"/>
+        </w:rPr>
+        <w:t xml:space="preserve"> й </w:t>
+      </w:r>
+      <w:r>
+        <w:rPr>
+          <w:rFonts w:ascii="Times New Roman" w:hAnsi="Times New Roman"/>
+          <w:sz w:val="24"/>
+        </w:rPr>
+        <w:t>голоду́ють</w:t>
+      </w:r>
+      <w:r>
+        <w:rPr>
+          <w:rFonts w:ascii="Times New Roman" w:hAnsi="Times New Roman"/>
+          <w:sz w:val="24"/>
+        </w:rPr>
+        <w:t xml:space="preserve">,* а тим, що </w:t>
+      </w:r>
+      <w:r>
+        <w:rPr>
+          <w:rFonts w:ascii="Times New Roman" w:hAnsi="Times New Roman"/>
+          <w:sz w:val="24"/>
+        </w:rPr>
+        <w:t>Го́спода</w:t>
+      </w:r>
+      <w:r>
+        <w:rPr>
+          <w:rFonts w:ascii="Times New Roman" w:hAnsi="Times New Roman"/>
+          <w:sz w:val="24"/>
+        </w:rPr>
+        <w:t xml:space="preserve"> </w:t>
+      </w:r>
+      <w:r>
+        <w:rPr>
+          <w:rFonts w:ascii="Times New Roman" w:hAnsi="Times New Roman"/>
+          <w:sz w:val="24"/>
+        </w:rPr>
+        <w:t>шука́ють</w:t>
+      </w:r>
+      <w:r>
+        <w:rPr>
+          <w:rFonts w:ascii="Times New Roman" w:hAnsi="Times New Roman"/>
+          <w:sz w:val="24"/>
+        </w:rPr>
+        <w:t xml:space="preserve">, </w:t>
+      </w:r>
+      <w:r>
+        <w:rPr>
+          <w:rFonts w:ascii="Times New Roman" w:hAnsi="Times New Roman"/>
+          <w:sz w:val="24"/>
+        </w:rPr>
+        <w:t>нія́кого</w:t>
+      </w:r>
+      <w:r>
+        <w:rPr>
+          <w:rFonts w:ascii="Times New Roman" w:hAnsi="Times New Roman"/>
+          <w:sz w:val="24"/>
+        </w:rPr>
+        <w:t xml:space="preserve"> </w:t>
+      </w:r>
+      <w:r>
+        <w:rPr>
+          <w:rFonts w:ascii="Times New Roman" w:hAnsi="Times New Roman"/>
+          <w:sz w:val="24"/>
+        </w:rPr>
+        <w:t>бла́га</w:t>
+      </w:r>
+      <w:r>
+        <w:rPr>
+          <w:rFonts w:ascii="Times New Roman" w:hAnsi="Times New Roman"/>
+          <w:sz w:val="24"/>
+        </w:rPr>
+        <w:t xml:space="preserve"> не </w:t>
+      </w:r>
+      <w:r>
+        <w:rPr>
+          <w:rFonts w:ascii="Times New Roman" w:hAnsi="Times New Roman"/>
+          <w:sz w:val="24"/>
+        </w:rPr>
+        <w:t>забра́кне</w:t>
+      </w:r>
+      <w:r>
+        <w:rPr>
+          <w:rFonts w:ascii="Times New Roman" w:hAnsi="Times New Roman"/>
+          <w:sz w:val="24"/>
+        </w:rPr>
+        <w:t>.</w:t>
       </w:r>
     </w:p>
     <w:p>
@@ -15536,7 +18537,7 @@
           <w:sz w:val="24"/>
           <w:szCs w:val="24"/>
         </w:rPr>
-        <w:t>(3 р.)</w:t>
+        <w:t>(3 р.)</w:t>
       </w:r>
       <w:r>
         <w:rPr>
@@ -15571,7 +18572,7 @@
           <w:rFonts w:ascii="Times New Roman" w:hAnsi="Times New Roman"/>
           <w:sz w:val="24"/>
         </w:rPr>
-        <w:t xml:space="preserve"> Христос, істинний Бог наш, молитвами пречистої своєї матері, чесного і славного пророка, предтечі і христителя Господнього Івана, якого чесної голови усікновення пам'ять сьогодні світло звершуємо, і всіх святих - помилує і спасе нас як благий і людинолюбний.</w:t>
+        <w:t xml:space="preserve"> Христос, істинний Бог наш - молитвами пречистої Своєї Матері, чесного і славного пророка, предтечі і христителя Господнього Івана, що його чесної голови усікновення пам'ять сьогодні світло звершуємо, і всіх святих - помилує і спасе нас як благий і людинолюбний.</w:t>
       </w:r>
     </w:p>
     <w:p>
@@ -15667,7 +18668,7 @@
           <w:sz w:val="24"/>
           <w:szCs w:val="24"/>
         </w:rPr>
-        <w:t>Кондак (г. 5):</w:t>
+        <w:t>Кондак (г. 5):</w:t>
       </w:r>
       <w:r>
         <w:rPr>
@@ -15810,7 +18811,7 @@
           <w:sz w:val="24"/>
           <w:szCs w:val="24"/>
         </w:rPr>
-        <w:t>(3 р.)</w:t>
+        <w:t>(3 р.)</w:t>
       </w:r>
     </w:p>
     <w:p>
@@ -15848,7 +18849,7 @@
           <w:sz w:val="24"/>
           <w:szCs w:val="24"/>
         </w:rPr>
-        <w:t>(2 р.)</w:t>
+        <w:t>(2 р.)</w:t>
       </w:r>
     </w:p>
     <w:p>
@@ -18226,7 +21227,7 @@
           <w:sz w:val="24"/>
           <w:szCs w:val="24"/>
         </w:rPr>
-        <w:t>(3 р.)</w:t>
+        <w:t>(3 р.)</w:t>
       </w:r>
     </w:p>
     <w:p>
@@ -18307,7 +21308,7 @@
           <w:sz w:val="24"/>
           <w:szCs w:val="24"/>
         </w:rPr>
-        <w:t>1. </w:t>
+        <w:t xml:space="preserve">1. </w:t>
       </w:r>
       <w:r>
         <w:rPr>
@@ -18355,7 +21356,7 @@
           <w:sz w:val="24"/>
           <w:szCs w:val="24"/>
         </w:rPr>
-        <w:t>2. </w:t>
+        <w:t xml:space="preserve">2. </w:t>
       </w:r>
       <w:r>
         <w:rPr>
@@ -18412,7 +21413,7 @@
           <w:sz w:val="24"/>
           <w:szCs w:val="24"/>
         </w:rPr>
-        <w:t xml:space="preserve"> Від ночі лине дух наш до тебе, Боже, бо світлом є повеління твої. Навчи нас, Боже, правди твоєї, заповідей твоїх і виправдань твоїх. Просвіти наші духовні очі, щоб ми не заснули в гріхах на </w:t>
+        <w:t xml:space="preserve"> Від ночі лине дух наш до тебе, Боже, бо світлом є повеління твої. Навчи нас, Боже, правди твоєї, заповідей твоїх і виправдань твоїх. Просвіти наші духовні очі, щоб ми не заснули в гріхах на </w:t>
       </w:r>
       <w:r>
         <w:rPr>
@@ -18460,7 +21461,7 @@
           <w:sz w:val="24"/>
           <w:szCs w:val="24"/>
         </w:rPr>
-        <w:t xml:space="preserve"> Владико, Боже святий і неосяжний, що казав із темряви світлові засіяти, що заспокоїв нас у нічному сні й підвів до величання і моління твоєї </w:t>
+        <w:t xml:space="preserve"> Владико, Боже святий і неосяжний, що казав із темряви світлові засіяти, що заспокоїв нас у нічному сні й підвів до величання і моління твоєї </w:t>
       </w:r>
       <w:r>
         <w:rPr>
@@ -18517,7 +21518,7 @@
           <w:sz w:val="24"/>
           <w:szCs w:val="24"/>
         </w:rPr>
-        <w:t> Скарбе добра, джерело невисихаюче, Отче святий, чудотворче всесильний і в</w:t>
+        <w:t xml:space="preserve"> Скарбе добра, джерело невисихаюче, Отче святий, чудотворче всесильний і в</w:t>
       </w:r>
       <w:r>
         <w:rPr>
@@ -18565,7 +21566,7 @@
           <w:sz w:val="24"/>
           <w:szCs w:val="24"/>
         </w:rPr>
-        <w:t>6. </w:t>
+        <w:t xml:space="preserve">6. </w:t>
       </w:r>
       <w:r>
         <w:rPr>
@@ -18631,7 +21632,7 @@
           <w:sz w:val="24"/>
           <w:szCs w:val="24"/>
         </w:rPr>
-        <w:t xml:space="preserve"> Боже й Отче Господа нашого Ісуса Христа! Ти підніс нас з постелі нашої і зібрав на годину молитви. Дай нам ласку відкрити уста наші і прийми наші подяки, що в наших силах, і навчи нас установ твоїх. Бо молитися як слід не вміємо, якщо ти, Господи, святим </w:t>
+        <w:t xml:space="preserve"> Боже й Отче Господа нашого Ісуса Христа! Ти підніс нас з постелі нашої і зібрав на годину молитви. Дай нам ласку відкрити уста наші і прийми наші подяки, що в наших силах, і навчи нас установ твоїх. Бо молитися як слід не вміємо, якщо ти, Господи, святим </w:t>
       </w:r>
       <w:r>
         <w:rPr>
@@ -18670,7 +21671,7 @@
           <w:sz w:val="24"/>
           <w:szCs w:val="24"/>
         </w:rPr>
-        <w:t>8. </w:t>
+        <w:t xml:space="preserve">8. </w:t>
       </w:r>
       <w:r>
         <w:rPr>
@@ -18736,7 +21737,7 @@
           <w:sz w:val="24"/>
           <w:szCs w:val="24"/>
         </w:rPr>
-        <w:t xml:space="preserve"> Господи, Боже наш! Ти за покаяння дарував людям відпущення, нам же, як образ пізнання і визнання гріхів, показав покаяння і прощення пророка Давида. Тож, Владико, помилуй з </w:t>
+        <w:t xml:space="preserve"> Господи, Боже наш! Ти за покаяння дарував людям відпущення, нам же, як образ пізнання і визнання гріхів, показав покаяння і прощення пророка Давида. Тож, Владико, помилуй з </w:t>
       </w:r>
       <w:r>
         <w:rPr>
@@ -18810,7 +21811,7 @@
           <w:sz w:val="24"/>
           <w:szCs w:val="24"/>
         </w:rPr>
-        <w:t> Боже, Боже наш! Ти сотворив розумні й духовні сили своєю волею. Тебе просимо й тобі мо</w:t>
+        <w:t xml:space="preserve"> Боже, Боже наш! Ти сотворив розумні й духовні сили своєю волею. Тебе просимо й тобі мо</w:t>
       </w:r>
       <w:r>
         <w:rPr>
@@ -18849,7 +21850,7 @@
           <w:sz w:val="24"/>
           <w:szCs w:val="24"/>
         </w:rPr>
-        <w:t>11. </w:t>
+        <w:t xml:space="preserve">11. </w:t>
       </w:r>
       <w:r>
         <w:rPr>
@@ -20511,7 +23512,7 @@
           <w:sz w:val="24"/>
           <w:szCs w:val="24"/>
         </w:rPr>
-        <w:t>(г. 5, подібний: Співбезначальне Слово):</w:t>
+        <w:t>(г. 5, подібний: Співбезначальне Слово):</w:t>
       </w:r>
       <w:r>
         <w:rPr>
@@ -20557,7 +23558,7 @@
           <w:sz w:val="24"/>
           <w:szCs w:val="24"/>
         </w:rPr>
-        <w:t>(г. 4)</w:t>
+        <w:t>(г. 4)</w:t>
       </w:r>
       <w:r>
         <w:rPr>
@@ -20958,7 +23959,7 @@
           <w:sz w:val="24"/>
           <w:szCs w:val="24"/>
         </w:rPr>
-        <w:t>(г. 5, подібний: Співбезначальне Слово):</w:t>
+        <w:t>(г. 5, подібний: Співбезначальне Слово):</w:t>
       </w:r>
       <w:r>
         <w:rPr>
@@ -21066,7 +24067,7 @@
           <w:sz w:val="24"/>
           <w:szCs w:val="24"/>
         </w:rPr>
-        <w:t>(3 р.)</w:t>
+        <w:t>(3 р.)</w:t>
       </w:r>
       <w:r>
         <w:rPr>
@@ -21104,7 +24105,7 @@
           <w:sz w:val="24"/>
           <w:szCs w:val="24"/>
         </w:rPr>
-        <w:t>(3 р.)</w:t>
+        <w:t>(3 р.)</w:t>
       </w:r>
       <w:r>
         <w:rPr>
@@ -21143,7 +24144,7 @@
           <w:sz w:val="24"/>
           <w:szCs w:val="24"/>
         </w:rPr>
-        <w:t>(3 р.)</w:t>
+        <w:t>(3 р.)</w:t>
       </w:r>
       <w:r>
         <w:rPr>
@@ -21190,7 +24191,7 @@
           <w:sz w:val="24"/>
           <w:szCs w:val="24"/>
         </w:rPr>
-        <w:t>(3 р.)</w:t>
+        <w:t>(3 р.)</w:t>
       </w:r>
       <w:r>
         <w:rPr>
@@ -21228,7 +24229,7 @@
           <w:sz w:val="24"/>
           <w:szCs w:val="24"/>
         </w:rPr>
-        <w:t>(3 р.)</w:t>
+        <w:t>(3 р.)</w:t>
       </w:r>
       <w:r>
         <w:rPr>
@@ -21266,7 +24267,7 @@
           <w:sz w:val="24"/>
           <w:szCs w:val="24"/>
         </w:rPr>
-        <w:t>(3 р.)</w:t>
+        <w:t>(3 р.)</w:t>
       </w:r>
       <w:r>
         <w:rPr>
@@ -21312,7 +24313,7 @@
           <w:sz w:val="24"/>
           <w:szCs w:val="24"/>
         </w:rPr>
-        <w:t>(3 р.)</w:t>
+        <w:t>(3 р.)</w:t>
       </w:r>
       <w:r>
         <w:rPr>
@@ -21351,7 +24352,7 @@
           <w:sz w:val="24"/>
           <w:szCs w:val="24"/>
         </w:rPr>
-        <w:t>(3 р.)</w:t>
+        <w:t>(3 р.)</w:t>
       </w:r>
       <w:r>
         <w:rPr>
@@ -21596,7 +24597,7 @@
           <w:sz w:val="24"/>
           <w:szCs w:val="24"/>
         </w:rPr>
-        <w:t>(3 р.)</w:t>
+        <w:t>(3 р.)</w:t>
       </w:r>
     </w:p>
     <w:p>
@@ -21841,7 +24842,7 @@
           <w:rFonts w:ascii="Times New Roman" w:hAnsi="Times New Roman"/>
           <w:sz w:val="24"/>
         </w:rPr>
-        <w:t xml:space="preserve"> Бо благословилося і прославилося ім’я Твоє Отця, і Сина, і Святого Духа, нині і повсякчас, і на віки віків.</w:t>
+        <w:t xml:space="preserve"> Бо благословилося і прославилося ім’я Твоє Отця, і Сина, і Святого Духа, нині і повсякчас, і на віки віків.</w:t>
       </w:r>
     </w:p>
     <w:p>
@@ -21935,7 +24936,7 @@
           <w:sz w:val="24"/>
           <w:szCs w:val="24"/>
         </w:rPr>
-        <w:t>(г. 8):</w:t>
+        <w:t>(г. 8):</w:t>
       </w:r>
       <w:r>
         <w:rPr>
@@ -22274,7 +25275,7 @@
           <w:sz w:val="24"/>
           <w:szCs w:val="24"/>
         </w:rPr>
-        <w:t>Псалом 115 (г. 4)</w:t>
+        <w:t>Псалом 115 (г. 4)</w:t>
       </w:r>
     </w:p>
     <w:p>
@@ -22457,7 +25458,7 @@
         <w:rPr>
           <w:rFonts w:ascii="Times New Roman" w:hAnsi="Times New Roman"/>
           <w:i/>
-          <w:color w:val="FF4400"/>
+          <w:color w:val="FF0000"/>
           <w:sz w:val="24"/>
         </w:rPr>
         <w:t>Священик:</w:t>
@@ -22465,6 +25466,7 @@
       <w:r>
         <w:rPr>
           <w:rFonts w:ascii="Times New Roman" w:hAnsi="Times New Roman"/>
+          <w:color w:val="000000"/>
           <w:sz w:val="24"/>
         </w:rPr>
         <w:t xml:space="preserve"> Бо Ти святий єси, Боже наш, і в святині перебуваєш, і ми Тобі славу віддаємо: Отцю, і Сину, і Святому Духові, нині і повсякчас, і на віки віків.</w:t>
@@ -22706,7 +25708,7 @@
           <w:sz w:val="24"/>
           <w:szCs w:val="24"/>
         </w:rPr>
-        <w:t>(3 р.)</w:t>
+        <w:t>(3 р.)</w:t>
       </w:r>
       <w:r>
         <w:rPr>
@@ -23543,7 +26545,7 @@
           <w:sz w:val="24"/>
           <w:szCs w:val="24"/>
         </w:rPr>
-        <w:t>(г. 6):</w:t>
+        <w:t>(г. 6):</w:t>
       </w:r>
       <w:r>
         <w:rPr>
@@ -23841,7 +26843,7 @@
           <w:sz w:val="24"/>
           <w:szCs w:val="24"/>
         </w:rPr>
-        <w:t>12 р.</w:t>
+        <w:t>12 р.</w:t>
       </w:r>
       <w:r>
         <w:rPr>
@@ -24755,7 +27757,7 @@
           <w:sz w:val="24"/>
           <w:szCs w:val="24"/>
         </w:rPr>
-        <w:t>Священник: </w:t>
+        <w:t xml:space="preserve">Священник: </w:t>
       </w:r>
       <w:r>
         <w:rPr>
@@ -25926,7 +28928,7 @@
           <w:sz w:val="24"/>
           <w:szCs w:val="24"/>
         </w:rPr>
-        <w:t>Священник: </w:t>
+        <w:t xml:space="preserve">Священник: </w:t>
       </w:r>
       <w:r>
         <w:rPr>
@@ -26045,7 +29047,7 @@
           <w:sz w:val="24"/>
           <w:szCs w:val="24"/>
         </w:rPr>
-        <w:t>(г. 5):</w:t>
+        <w:t>(г. 5):</w:t>
       </w:r>
       <w:r>
         <w:rPr>
@@ -26971,7 +29973,7 @@
           <w:sz w:val="24"/>
           <w:szCs w:val="24"/>
         </w:rPr>
-        <w:t>Ірмос (г. 8):</w:t>
+        <w:t>Ірмос (г. 8):</w:t>
       </w:r>
       <w:r>
         <w:rPr>
@@ -27414,7 +30416,7 @@
           <w:rFonts w:ascii="Times New Roman" w:hAnsi="Times New Roman"/>
           <w:sz w:val="24"/>
         </w:rPr>
-        <w:t xml:space="preserve"> Бо Тебе хвалять усі сили небесні і Тобі славу возсилаємо: Отцю, і Сину, і Святому Духові, нині і повсякчас, і на віки віків.</w:t>
+        <w:t xml:space="preserve"> Бо Тебе хвалять усі сили небесні і Тобі славу возсилаємо: Отцю, і Сину, і Святому Духові, нині і повсякчас, і на віки віків.</w:t>
       </w:r>
     </w:p>
     <w:p>
@@ -28227,7 +31229,7 @@
           <w:sz w:val="24"/>
           <w:szCs w:val="24"/>
         </w:rPr>
-        <w:t>(г. 8, подібний: О, преславне чудо):</w:t>
+        <w:t>(г. 8, подібний: О, преславне чудо):</w:t>
       </w:r>
       <w:r>
         <w:rPr>
@@ -29063,7 +32065,7 @@
           <w:sz w:val="24"/>
           <w:szCs w:val="24"/>
         </w:rPr>
-        <w:t>(3 р.).</w:t>
+        <w:t>(3 р.).</w:t>
       </w:r>
     </w:p>
     <w:p>
@@ -29614,198 +32616,251 @@
     </w:p>
     <w:p>
       <w:pPr>
-        <w:spacing w:after="120"/>
-        <w:jc w:val="both"/>
-        <w:rPr>
-          <w:rFonts w:ascii="Times New Roman" w:hAnsi="Times New Roman" w:cs="Times New Roman"/>
-          <w:sz w:val="24"/>
-          <w:szCs w:val="24"/>
-        </w:rPr>
-      </w:pPr>
-      <w:r>
-        <w:rPr>
-          <w:rFonts w:ascii="Times New Roman" w:hAnsi="Times New Roman" w:cs="Times New Roman"/>
-          <w:i/>
-          <w:color w:val="FF0000"/>
-          <w:sz w:val="24"/>
-          <w:szCs w:val="24"/>
+        <w:pStyle w:val="a"/>
+        <w:spacing w:after="120"/>
+      </w:pPr>
+      <w:r>
+        <w:rPr>
+          <w:rFonts w:ascii="Times New Roman" w:hAnsi="Times New Roman"/>
+          <w:i/>
+          <w:color w:val="FF0000"/>
+          <w:sz w:val="24"/>
         </w:rPr>
         <w:t>Вірні:</w:t>
       </w:r>
       <w:r>
         <w:rPr>
-          <w:rFonts w:ascii="Times New Roman" w:hAnsi="Times New Roman" w:cs="Times New Roman"/>
-          <w:sz w:val="24"/>
-          <w:szCs w:val="24"/>
-        </w:rPr>
-        <w:t xml:space="preserve"> Амінь.</w:t>
-      </w:r>
-    </w:p>
-    <w:p>
-      <w:pPr>
-        <w:spacing w:after="120"/>
-        <w:jc w:val="both"/>
-        <w:rPr>
-          <w:rFonts w:ascii="Times New Roman" w:hAnsi="Times New Roman" w:cs="Times New Roman"/>
-          <w:sz w:val="24"/>
-          <w:szCs w:val="24"/>
-        </w:rPr>
+          <w:rFonts w:ascii="Times New Roman" w:hAnsi="Times New Roman"/>
+          <w:color w:val="000000"/>
+          <w:sz w:val="24"/>
+        </w:rPr>
+        <w:t xml:space="preserve"> </w:t>
+      </w:r>
+      <w:r>
+        <w:rPr>
+          <w:rFonts w:ascii="Times New Roman" w:hAnsi="Times New Roman"/>
+          <w:color w:val="000000"/>
+          <w:sz w:val="24"/>
+        </w:rPr>
+        <w:t>Амі</w:t>
+      </w:r>
+      <w:r>
+        <w:rPr>
+          <w:rFonts w:ascii="Times New Roman" w:hAnsi="Times New Roman"/>
+          <w:sz w:val="24"/>
+        </w:rPr>
+        <w:t>́</w:t>
+      </w:r>
+      <w:r>
+        <w:rPr>
+          <w:rFonts w:ascii="Times New Roman" w:hAnsi="Times New Roman"/>
+          <w:color w:val="000000"/>
+          <w:sz w:val="24"/>
+        </w:rPr>
+        <w:t>нь</w:t>
+      </w:r>
+      <w:r>
+        <w:rPr>
+          <w:rFonts w:ascii="Times New Roman" w:hAnsi="Times New Roman"/>
+          <w:color w:val="000000"/>
+          <w:sz w:val="24"/>
+        </w:rPr>
+        <w:t>.</w:t>
+      </w:r>
+    </w:p>
+    <w:p>
+      <w:pPr>
+        <w:pStyle w:val="a"/>
+        <w:spacing w:after="120"/>
       </w:pPr>
     </w:p>
     <w:p>
       <w:pPr>
         <w:pStyle w:val="3"/>
-        <w:spacing w:before="0" w:after="120"/>
-        <w:jc w:val="center"/>
-        <w:rPr>
-          <w:rFonts w:ascii="Times New Roman" w:hAnsi="Times New Roman" w:cs="Times New Roman"/>
-          <w:i/>
-          <w:color w:val="FF0000"/>
-          <w:sz w:val="24"/>
-          <w:szCs w:val="24"/>
-        </w:rPr>
-      </w:pPr>
-      <w:r>
-        <w:rPr>
-          <w:rFonts w:ascii="Times New Roman" w:hAnsi="Times New Roman" w:cs="Times New Roman"/>
-          <w:i/>
-          <w:color w:val="FF0000"/>
-          <w:sz w:val="24"/>
-          <w:szCs w:val="24"/>
+        <w:spacing w:after="120"/>
+      </w:pPr>
+      <w:r>
+        <w:rPr>
+          <w:rFonts w:ascii="Times New Roman" w:hAnsi="Times New Roman"/>
+          <w:i/>
+          <w:color w:val="FF0000"/>
+          <w:sz w:val="24"/>
         </w:rPr>
         <w:t>Прохальна єктенія</w:t>
       </w:r>
     </w:p>
     <w:p>
       <w:pPr>
-        <w:spacing w:after="120"/>
-        <w:jc w:val="both"/>
-        <w:rPr>
-          <w:rFonts w:ascii="Times New Roman" w:hAnsi="Times New Roman" w:cs="Times New Roman"/>
-          <w:sz w:val="24"/>
-          <w:szCs w:val="24"/>
-        </w:rPr>
-      </w:pPr>
-      <w:r>
-        <w:rPr>
-          <w:rFonts w:ascii="Times New Roman" w:hAnsi="Times New Roman" w:cs="Times New Roman"/>
-          <w:sz w:val="24"/>
-          <w:szCs w:val="24"/>
-        </w:rPr>
-        <w:t>Сповнім вечірню молитву нашу Господеві.</w:t>
-      </w:r>
-    </w:p>
-    <w:p>
-      <w:pPr>
-        <w:spacing w:after="120"/>
-        <w:jc w:val="both"/>
-        <w:rPr>
-          <w:rFonts w:ascii="Times New Roman" w:hAnsi="Times New Roman" w:cs="Times New Roman"/>
-          <w:sz w:val="24"/>
-          <w:szCs w:val="24"/>
-        </w:rPr>
-      </w:pPr>
-      <w:r>
-        <w:rPr>
-          <w:rFonts w:ascii="Times New Roman" w:hAnsi="Times New Roman" w:cs="Times New Roman"/>
-          <w:i/>
-          <w:color w:val="FF0000"/>
-          <w:sz w:val="24"/>
-          <w:szCs w:val="24"/>
+        <w:pStyle w:val="a4"/>
+        <w:spacing w:after="120"/>
+      </w:pPr>
+      <w:r>
+        <w:rPr>
+          <w:rFonts w:ascii="Times New Roman" w:hAnsi="Times New Roman"/>
+          <w:color w:val="000000"/>
+          <w:sz w:val="24"/>
+        </w:rPr>
+        <w:t xml:space="preserve">Сповнім </w:t>
+      </w:r>
+      <w:r>
+        <w:rPr>
+          <w:rFonts w:ascii="Times New Roman" w:hAnsi="Times New Roman"/>
+          <w:color w:val="000000"/>
+          <w:sz w:val="24"/>
+        </w:rPr>
+        <w:t>ранішню</w:t>
+      </w:r>
+      <w:r>
+        <w:rPr>
+          <w:rFonts w:ascii="Times New Roman" w:hAnsi="Times New Roman"/>
+          <w:color w:val="000000"/>
+          <w:sz w:val="24"/>
+        </w:rPr>
+        <w:t xml:space="preserve"> </w:t>
+      </w:r>
+      <w:r>
+        <w:rPr>
+          <w:rFonts w:ascii="Times New Roman" w:hAnsi="Times New Roman"/>
+          <w:color w:val="000000"/>
+          <w:sz w:val="24"/>
+        </w:rPr>
+        <w:t>молитву нашу Господеві.</w:t>
+      </w:r>
+    </w:p>
+    <w:p>
+      <w:pPr>
+        <w:pStyle w:val="a"/>
+        <w:spacing w:after="120"/>
+      </w:pPr>
+      <w:r>
+        <w:rPr>
+          <w:rFonts w:ascii="Times New Roman" w:hAnsi="Times New Roman"/>
+          <w:i/>
+          <w:color w:val="FF0000"/>
+          <w:sz w:val="24"/>
         </w:rPr>
         <w:t>Вірні:</w:t>
       </w:r>
       <w:r>
         <w:rPr>
-          <w:rFonts w:ascii="Times New Roman" w:hAnsi="Times New Roman" w:cs="Times New Roman"/>
-          <w:color w:val="FF0000"/>
-          <w:sz w:val="24"/>
-          <w:szCs w:val="24"/>
+          <w:rFonts w:ascii="Times New Roman" w:hAnsi="Times New Roman"/>
+          <w:color w:val="FF0000"/>
+          <w:sz w:val="24"/>
         </w:rPr>
         <w:t xml:space="preserve"> </w:t>
       </w:r>
       <w:r>
         <w:rPr>
-          <w:rFonts w:ascii="Times New Roman" w:hAnsi="Times New Roman" w:cs="Times New Roman"/>
-          <w:sz w:val="24"/>
-          <w:szCs w:val="24"/>
-        </w:rPr>
-        <w:t>Господи, помилуй.</w:t>
-      </w:r>
-    </w:p>
-    <w:p>
-      <w:pPr>
-        <w:spacing w:after="120"/>
-        <w:rPr>
-          <w:rFonts w:ascii="Times New Roman" w:hAnsi="Times New Roman" w:cs="Times New Roman"/>
-          <w:sz w:val="24"/>
-          <w:szCs w:val="24"/>
-        </w:rPr>
-      </w:pPr>
-      <w:r>
-        <w:rPr>
-          <w:rFonts w:ascii="Times New Roman" w:hAnsi="Times New Roman" w:cs="Times New Roman"/>
-          <w:sz w:val="24"/>
-          <w:szCs w:val="24"/>
+          <w:rFonts w:ascii="Times New Roman" w:hAnsi="Times New Roman"/>
+          <w:color w:val="000000"/>
+          <w:sz w:val="24"/>
+        </w:rPr>
+        <w:t>Го</w:t>
+      </w:r>
+      <w:r>
+        <w:rPr>
+          <w:rFonts w:ascii="Times New Roman" w:hAnsi="Times New Roman"/>
+          <w:color w:val="000000"/>
+          <w:sz w:val="24"/>
+        </w:rPr>
+        <w:t>́</w:t>
+      </w:r>
+      <w:r>
+        <w:rPr>
+          <w:rFonts w:ascii="Times New Roman" w:hAnsi="Times New Roman"/>
+          <w:color w:val="000000"/>
+          <w:sz w:val="24"/>
+        </w:rPr>
+        <w:t>споди, помилуй.</w:t>
+      </w:r>
+    </w:p>
+    <w:p>
+      <w:pPr>
+        <w:pStyle w:val="a"/>
+        <w:spacing w:after="120"/>
+      </w:pPr>
+      <w:r>
+        <w:rPr>
+          <w:rFonts w:ascii="Times New Roman" w:hAnsi="Times New Roman"/>
+          <w:sz w:val="24"/>
         </w:rPr>
         <w:t>Заступи, спаси, помилуй і охорони нас, Боже, Твоєю благодаттю</w:t>
       </w:r>
     </w:p>
     <w:p>
       <w:pPr>
-        <w:spacing w:after="120"/>
-        <w:jc w:val="both"/>
-        <w:rPr>
-          <w:rFonts w:ascii="Times New Roman" w:hAnsi="Times New Roman" w:cs="Times New Roman"/>
-          <w:sz w:val="24"/>
-          <w:szCs w:val="24"/>
-        </w:rPr>
-      </w:pPr>
-      <w:r>
-        <w:rPr>
-          <w:rFonts w:ascii="Times New Roman" w:hAnsi="Times New Roman" w:cs="Times New Roman"/>
-          <w:i/>
-          <w:color w:val="FF0000"/>
-          <w:sz w:val="24"/>
-          <w:szCs w:val="24"/>
+        <w:pStyle w:val="a"/>
+        <w:spacing w:after="120"/>
+      </w:pPr>
+      <w:r>
+        <w:rPr>
+          <w:rFonts w:ascii="Times New Roman" w:hAnsi="Times New Roman"/>
+          <w:i/>
+          <w:color w:val="FF0000"/>
+          <w:sz w:val="24"/>
         </w:rPr>
         <w:t>Вірні:</w:t>
       </w:r>
       <w:r>
         <w:rPr>
-          <w:rFonts w:ascii="Times New Roman" w:hAnsi="Times New Roman" w:cs="Times New Roman"/>
-          <w:color w:val="FF0000"/>
-          <w:sz w:val="24"/>
-          <w:szCs w:val="24"/>
+          <w:rFonts w:ascii="Times New Roman" w:hAnsi="Times New Roman"/>
+          <w:color w:val="FF0000"/>
+          <w:sz w:val="24"/>
         </w:rPr>
         <w:t xml:space="preserve"> </w:t>
       </w:r>
       <w:r>
         <w:rPr>
-          <w:rFonts w:ascii="Times New Roman" w:hAnsi="Times New Roman" w:cs="Times New Roman"/>
-          <w:sz w:val="24"/>
-          <w:szCs w:val="24"/>
-        </w:rPr>
-        <w:t>Господи, помилуй.</w:t>
-      </w:r>
-    </w:p>
-    <w:p>
-      <w:pPr>
-        <w:spacing w:after="120"/>
-        <w:jc w:val="both"/>
-        <w:rPr>
-          <w:rFonts w:ascii="Times New Roman" w:hAnsi="Times New Roman" w:cs="Times New Roman"/>
-          <w:sz w:val="24"/>
-          <w:szCs w:val="24"/>
-        </w:rPr>
-      </w:pPr>
-      <w:r>
-        <w:rPr>
-          <w:rFonts w:ascii="Times New Roman" w:hAnsi="Times New Roman" w:cs="Times New Roman"/>
-          <w:sz w:val="24"/>
-          <w:szCs w:val="24"/>
-        </w:rPr>
-        <w:t>Вечора всього досконалого, святого, мирного і безгрішного у Господа просім.</w:t>
+          <w:rFonts w:ascii="Times New Roman" w:hAnsi="Times New Roman"/>
+          <w:color w:val="000000"/>
+          <w:sz w:val="24"/>
+        </w:rPr>
+        <w:t>Го</w:t>
+      </w:r>
+      <w:r>
+        <w:rPr>
+          <w:rFonts w:ascii="Times New Roman" w:hAnsi="Times New Roman"/>
+          <w:sz w:val="24"/>
+        </w:rPr>
+        <w:t>́</w:t>
+      </w:r>
+      <w:r>
+        <w:rPr>
+          <w:rFonts w:ascii="Times New Roman" w:hAnsi="Times New Roman"/>
+          <w:color w:val="000000"/>
+          <w:sz w:val="24"/>
+        </w:rPr>
+        <w:t>споди, помилуй.</w:t>
+      </w:r>
+    </w:p>
+    <w:p>
+      <w:pPr>
+        <w:pStyle w:val="a4"/>
+        <w:spacing w:after="120"/>
+      </w:pPr>
+      <w:r>
+        <w:rPr>
+          <w:rFonts w:ascii="Times New Roman" w:hAnsi="Times New Roman"/>
+          <w:color w:val="000000"/>
+          <w:sz w:val="24"/>
+        </w:rPr>
+        <w:t>Дня</w:t>
+      </w:r>
+      <w:r>
+        <w:rPr>
+          <w:rFonts w:ascii="Times New Roman" w:hAnsi="Times New Roman"/>
+          <w:color w:val="000000"/>
+          <w:sz w:val="24"/>
+        </w:rPr>
+        <w:t xml:space="preserve"> </w:t>
+      </w:r>
+      <w:r>
+        <w:rPr>
+          <w:rFonts w:ascii="Times New Roman" w:hAnsi="Times New Roman"/>
+          <w:color w:val="000000"/>
+          <w:sz w:val="24"/>
+        </w:rPr>
+        <w:t>всього досконалого, святого, мирного і безгрішного у Господа просім.</w:t>
       </w:r>
     </w:p>
     <w:p>
@@ -30200,7 +33255,7 @@
           <w:rFonts w:ascii="Times New Roman" w:hAnsi="Times New Roman"/>
           <w:sz w:val="24"/>
         </w:rPr>
-        <w:t xml:space="preserve"> Бо Ти – Бог милости, ласк і людинолюбности, і Тобі славу віддаємо, Отцю, і Сину, і Святому Духові, нині, і повсякчас, і на віки віків.</w:t>
+        <w:t xml:space="preserve"> Бо Ти – Бог милости, ласк і людинолюбности, і Тобі славу віддаємо, Отцю, і Сину, і Святому Духові, нині, і повсякчас, і на віки віків.</w:t>
       </w:r>
     </w:p>
     <w:p>
@@ -30757,7 +33812,7 @@
           <w:sz w:val="24"/>
           <w:szCs w:val="24"/>
         </w:rPr>
-        <w:t>(3 р.)</w:t>
+        <w:t>(3 р.)</w:t>
       </w:r>
       <w:r>
         <w:rPr>
@@ -30792,7 +33847,7 @@
           <w:rFonts w:ascii="Times New Roman" w:hAnsi="Times New Roman"/>
           <w:sz w:val="24"/>
         </w:rPr>
-        <w:t xml:space="preserve"> Христос, істинний Бог наш, молитвами пречистої своєї матері, чесного і славного пророка, предтечі і христителя Господнього Івана, якого чесної голови усікновення пам'ять сьогодні світло звершуємо, і всіх святих - помилує і спасе нас як благий і людинолюбний.</w:t>
+        <w:t xml:space="preserve"> Христос, істинний Бог наш - молитвами пречистої Своєї Матері, чесного і славного пророка, предтечі і христителя Господнього Івана, що його чесної голови усікновення пам'ять сьогодні світло звершуємо, і всіх святих - помилує і спасе нас як благий і людинолюбний.</w:t>
       </w:r>
     </w:p>
     <w:p>
